--- a/Andoid/Jetpack Compose/Jetpack Compose.docx
+++ b/Andoid/Jetpack Compose/Jetpack Compose.docx
@@ -4,7 +4,7 @@
   <w:body>
     <w:p>
       <w:pPr>
-        <w:pStyle w:val="139"/>
+        <w:pStyle w:val="827"/>
         <w:pBdr/>
         <w:spacing/>
         <w:ind/>
@@ -41,16 +41,1309 @@
           <w:u w:val="none"/>
         </w:rPr>
       </w:r>
+      <w:r>
+        <w:rPr>
+          <w:rFonts w:ascii="Arial" w:hAnsi="Arial" w:cs="Arial"/>
+          <w:b/>
+          <w:bCs/>
+          <w:i w:val="0"/>
+          <w:color w:val="000000" w:themeColor="text1"/>
+          <w:u w:val="none"/>
+          <w14:ligatures w14:val="none"/>
+        </w:rPr>
+      </w:r>
     </w:p>
     <w:p>
       <w:pPr>
-        <w:pBdr/>
-        <w:spacing/>
-        <w:ind/>
-        <w:rPr/>
-      </w:pPr>
+        <w:pStyle w:val="828"/>
+        <w:pBdr/>
+        <w:spacing/>
+        <w:ind/>
+        <w:rPr>
+          <w:b/>
+          <w:bCs w:val="0"/>
+          <w:i w:val="0"/>
+          <w:color w:val="000000" w:themeColor="text1"/>
+          <w:sz w:val="36"/>
+          <w:szCs w:val="36"/>
+        </w:rPr>
+      </w:pPr>
+      <w:r>
+        <w:rPr>
+          <w:b/>
+          <w:bCs/>
+          <w:i w:val="0"/>
+          <w:iCs w:val="0"/>
+          <w:color w:val="000000" w:themeColor="text1"/>
+          <w:sz w:val="36"/>
+          <w:szCs w:val="36"/>
+        </w:rPr>
+        <w:t xml:space="preserve">Navigation Component</w:t>
+      </w:r>
+      <w:r>
+        <w:rPr>
+          <w:b/>
+          <w:bCs w:val="0"/>
+          <w:i w:val="0"/>
+          <w:color w:val="000000" w:themeColor="text1"/>
+          <w:sz w:val="36"/>
+          <w:szCs w:val="36"/>
+        </w:rPr>
+      </w:r>
+    </w:p>
+    <w:p>
+      <w:pPr>
+        <w:pStyle w:val="829"/>
+        <w:pBdr/>
+        <w:spacing/>
+        <w:ind/>
+        <w:rPr>
+          <w:sz w:val="24"/>
+          <w:szCs w:val="24"/>
+        </w:rPr>
+      </w:pPr>
+      <w:r>
+        <w:rPr>
+          <w:b/>
+          <w:bCs/>
+          <w:i w:val="0"/>
+          <w:iCs w:val="0"/>
+          <w:color w:val="000000" w:themeColor="text1"/>
+          <w:sz w:val="32"/>
+          <w:szCs w:val="32"/>
+        </w:rPr>
+        <w:t xml:space="preserve">Gr</w:t>
+      </w:r>
+      <w:r>
+        <w:rPr>
+          <w:b/>
+          <w:bCs/>
+          <w:i w:val="0"/>
+          <w:iCs w:val="0"/>
+          <w:color w:val="000000" w:themeColor="text1"/>
+          <w:sz w:val="32"/>
+          <w:szCs w:val="32"/>
+        </w:rPr>
+        <w:t xml:space="preserve">áfico de navegaci</w:t>
+      </w:r>
+      <w:r>
+        <w:rPr>
+          <w:b/>
+          <w:bCs/>
+          <w:i w:val="0"/>
+          <w:iCs w:val="0"/>
+          <w:color w:val="000000" w:themeColor="text1"/>
+          <w:sz w:val="32"/>
+          <w:szCs w:val="32"/>
+        </w:rPr>
+        <w:t xml:space="preserve">ón</w:t>
+      </w:r>
+      <w:r>
+        <w:rPr>
+          <w:b/>
+          <w:bCs/>
+          <w:i w:val="0"/>
+          <w:iCs w:val="0"/>
+          <w:color w:val="000000" w:themeColor="text1"/>
+          <w:sz w:val="32"/>
+          <w:szCs w:val="32"/>
+        </w:rPr>
+      </w:r>
+      <w:r>
+        <w:rPr>
+          <w:sz w:val="24"/>
+          <w:szCs w:val="24"/>
+        </w:rPr>
+      </w:r>
+    </w:p>
+    <w:p>
+      <w:pPr>
+        <w:pBdr/>
+        <w:spacing/>
+        <w:ind/>
+        <w:rPr>
+          <w14:ligatures w14:val="none"/>
+        </w:rPr>
+      </w:pPr>
+      <w:r>
+        <w:t xml:space="preserve">El siguiente es un ejemplo de una aplicaci</w:t>
+      </w:r>
+      <w:r>
+        <w:t xml:space="preserve">ón que hice para una app de conversi</w:t>
+      </w:r>
+      <w:r>
+        <w:t xml:space="preserve">ón de unidades.</w:t>
+      </w:r>
+      <w:r/>
+    </w:p>
+    <w:p>
+      <w:pPr>
+        <w:pBdr>
+          <w:top w:val="none" w:color="000000" w:sz="4" w:space="0"/>
+          <w:left w:val="none" w:color="000000" w:sz="4" w:space="0"/>
+          <w:bottom w:val="none" w:color="000000" w:sz="4" w:space="0"/>
+          <w:right w:val="none" w:color="000000" w:sz="4" w:space="0"/>
+        </w:pBdr>
+        <w:shd w:val="clear" w:color="1e1f22" w:fill="1e1f22"/>
+        <w:spacing/>
+        <w:ind w:right="0" w:firstLine="0" w:left="0"/>
+        <w:rPr>
+          <w:rFonts w:ascii="Arial" w:hAnsi="Arial" w:eastAsia="Arial" w:cs="Arial"/>
+          <w:color w:val="7a7e85"/>
+          <w:sz w:val="24"/>
+          <w:szCs w:val="24"/>
+        </w:rPr>
+      </w:pPr>
+      <w:r>
+        <w:rPr>
+          <w:rFonts w:ascii="Arial" w:hAnsi="Arial" w:eastAsia="Arial" w:cs="Arial"/>
+          <w:color w:val="7a7e85"/>
+          <w:sz w:val="24"/>
+        </w:rPr>
+        <w:t xml:space="preserve">// 1. Las rutas de nevegaci</w:t>
+      </w:r>
+      <w:r>
+        <w:rPr>
+          <w:rFonts w:ascii="Arial" w:hAnsi="Arial" w:eastAsia="Arial" w:cs="Arial"/>
+          <w:color w:val="7a7e85"/>
+          <w:sz w:val="24"/>
+        </w:rPr>
+        <w:t xml:space="preserve">ón que se utilizaron, esto iba fuera de la clase kotlin</w:t>
+      </w:r>
+      <w:r>
+        <w:rPr>
+          <w:sz w:val="24"/>
+        </w:rPr>
+      </w:r>
+    </w:p>
+    <w:p>
+      <w:pPr>
+        <w:pBdr>
+          <w:top w:val="none" w:color="000000" w:sz="4" w:space="0"/>
+          <w:left w:val="none" w:color="000000" w:sz="4" w:space="0"/>
+          <w:bottom w:val="none" w:color="000000" w:sz="4" w:space="0"/>
+          <w:right w:val="none" w:color="000000" w:sz="4" w:space="0"/>
+        </w:pBdr>
+        <w:shd w:val="clear" w:color="1e1f22" w:fill="1e1f22"/>
+        <w:spacing/>
+        <w:ind w:right="0" w:firstLine="0" w:left="0"/>
+        <w:rPr>
+          <w:sz w:val="24"/>
+          <w:szCs w:val="24"/>
+        </w:rPr>
+      </w:pPr>
+      <w:r>
+        <w:rPr>
+          <w:rFonts w:ascii="Arial" w:hAnsi="Arial" w:eastAsia="Arial" w:cs="Arial"/>
+          <w:color w:val="7a7e85"/>
+          <w:sz w:val="24"/>
+        </w:rPr>
+      </w:r>
+      <w:r>
+        <w:rPr>
+          <w:rFonts w:ascii="Arial" w:hAnsi="Arial" w:eastAsia="Arial" w:cs="Arial"/>
+          <w:color w:val="b3ae60"/>
+          <w:sz w:val="24"/>
+        </w:rPr>
+        <w:tab/>
+        <w:t xml:space="preserve">@Serializable </w:t>
+      </w:r>
+      <w:r>
+        <w:rPr>
+          <w:rFonts w:ascii="Arial" w:hAnsi="Arial" w:eastAsia="Arial" w:cs="Arial"/>
+          <w:color w:val="cf8e6d"/>
+          <w:sz w:val="24"/>
+        </w:rPr>
+        <w:t xml:space="preserve">object </w:t>
+      </w:r>
+      <w:r>
+        <w:rPr>
+          <w:rFonts w:ascii="Arial" w:hAnsi="Arial" w:eastAsia="Arial" w:cs="Arial"/>
+          <w:color w:val="bcbec4"/>
+          <w:sz w:val="24"/>
+        </w:rPr>
+        <w:t xml:space="preserve">Temperatura</w:t>
+        <w:br/>
+        <w:tab/>
+      </w:r>
+      <w:r>
+        <w:rPr>
+          <w:rFonts w:ascii="Arial" w:hAnsi="Arial" w:eastAsia="Arial" w:cs="Arial"/>
+          <w:color w:val="b3ae60"/>
+          <w:sz w:val="24"/>
+        </w:rPr>
+        <w:t xml:space="preserve">@Serializable </w:t>
+      </w:r>
+      <w:r>
+        <w:rPr>
+          <w:rFonts w:ascii="Arial" w:hAnsi="Arial" w:eastAsia="Arial" w:cs="Arial"/>
+          <w:color w:val="cf8e6d"/>
+          <w:sz w:val="24"/>
+        </w:rPr>
+        <w:t xml:space="preserve">object </w:t>
+      </w:r>
+      <w:r>
+        <w:rPr>
+          <w:rFonts w:ascii="Arial" w:hAnsi="Arial" w:eastAsia="Arial" w:cs="Arial"/>
+          <w:color w:val="bcbec4"/>
+          <w:sz w:val="24"/>
+        </w:rPr>
+        <w:t xml:space="preserve">Area</w:t>
+        <w:br/>
+        <w:tab/>
+      </w:r>
+      <w:r>
+        <w:rPr>
+          <w:rFonts w:ascii="Arial" w:hAnsi="Arial" w:eastAsia="Arial" w:cs="Arial"/>
+          <w:color w:val="b3ae60"/>
+          <w:sz w:val="24"/>
+        </w:rPr>
+        <w:t xml:space="preserve">@Serializable </w:t>
+      </w:r>
+      <w:r>
+        <w:rPr>
+          <w:rFonts w:ascii="Arial" w:hAnsi="Arial" w:eastAsia="Arial" w:cs="Arial"/>
+          <w:color w:val="cf8e6d"/>
+          <w:sz w:val="24"/>
+        </w:rPr>
+        <w:t xml:space="preserve">object </w:t>
+      </w:r>
+      <w:r>
+        <w:rPr>
+          <w:rFonts w:ascii="Arial" w:hAnsi="Arial" w:eastAsia="Arial" w:cs="Arial"/>
+          <w:color w:val="bcbec4"/>
+          <w:sz w:val="24"/>
+        </w:rPr>
+        <w:t xml:space="preserve">Volumen</w:t>
+        <w:br/>
+        <w:tab/>
+      </w:r>
+      <w:r>
+        <w:rPr>
+          <w:rFonts w:ascii="Arial" w:hAnsi="Arial" w:eastAsia="Arial" w:cs="Arial"/>
+          <w:color w:val="b3ae60"/>
+          <w:sz w:val="24"/>
+        </w:rPr>
+        <w:t xml:space="preserve">@Serializable </w:t>
+      </w:r>
+      <w:r>
+        <w:rPr>
+          <w:rFonts w:ascii="Arial" w:hAnsi="Arial" w:eastAsia="Arial" w:cs="Arial"/>
+          <w:color w:val="cf8e6d"/>
+          <w:sz w:val="24"/>
+        </w:rPr>
+        <w:t xml:space="preserve">object </w:t>
+      </w:r>
+      <w:r>
+        <w:rPr>
+          <w:rFonts w:ascii="Arial" w:hAnsi="Arial" w:eastAsia="Arial" w:cs="Arial"/>
+          <w:color w:val="bcbec4"/>
+          <w:sz w:val="24"/>
+        </w:rPr>
+        <w:t xml:space="preserve">Tiempo</w:t>
+        <w:br/>
+        <w:tab/>
+      </w:r>
+      <w:r>
+        <w:rPr>
+          <w:rFonts w:ascii="Arial" w:hAnsi="Arial" w:eastAsia="Arial" w:cs="Arial"/>
+          <w:color w:val="b3ae60"/>
+          <w:sz w:val="24"/>
+        </w:rPr>
+        <w:t xml:space="preserve">@Serializable </w:t>
+      </w:r>
+      <w:r>
+        <w:rPr>
+          <w:rFonts w:ascii="Arial" w:hAnsi="Arial" w:eastAsia="Arial" w:cs="Arial"/>
+          <w:color w:val="cf8e6d"/>
+          <w:sz w:val="24"/>
+        </w:rPr>
+        <w:t xml:space="preserve">object </w:t>
+      </w:r>
+      <w:r>
+        <w:rPr>
+          <w:rFonts w:ascii="Arial" w:hAnsi="Arial" w:eastAsia="Arial" w:cs="Arial"/>
+          <w:color w:val="bcbec4"/>
+          <w:sz w:val="24"/>
+        </w:rPr>
+        <w:t xml:space="preserve">Velocidad</w:t>
+        <w:br/>
+        <w:tab/>
+      </w:r>
+      <w:r>
+        <w:rPr>
+          <w:rFonts w:ascii="Arial" w:hAnsi="Arial" w:eastAsia="Arial" w:cs="Arial"/>
+          <w:color w:val="b3ae60"/>
+          <w:sz w:val="24"/>
+        </w:rPr>
+        <w:t xml:space="preserve">@Serializable </w:t>
+      </w:r>
+      <w:r>
+        <w:rPr>
+          <w:rFonts w:ascii="Arial" w:hAnsi="Arial" w:eastAsia="Arial" w:cs="Arial"/>
+          <w:color w:val="cf8e6d"/>
+          <w:sz w:val="24"/>
+        </w:rPr>
+        <w:t xml:space="preserve">object </w:t>
+      </w:r>
+      <w:r>
+        <w:rPr>
+          <w:rFonts w:ascii="Arial" w:hAnsi="Arial" w:eastAsia="Arial" w:cs="Arial"/>
+          <w:color w:val="bcbec4"/>
+          <w:sz w:val="24"/>
+        </w:rPr>
+        <w:t xml:space="preserve">Peso</w:t>
+        <w:br/>
+        <w:tab/>
+      </w:r>
+      <w:r>
+        <w:rPr>
+          <w:rFonts w:ascii="Arial" w:hAnsi="Arial" w:eastAsia="Arial" w:cs="Arial"/>
+          <w:color w:val="b3ae60"/>
+          <w:sz w:val="24"/>
+        </w:rPr>
+        <w:t xml:space="preserve">@Serializable </w:t>
+      </w:r>
+      <w:r>
+        <w:rPr>
+          <w:rFonts w:ascii="Arial" w:hAnsi="Arial" w:eastAsia="Arial" w:cs="Arial"/>
+          <w:color w:val="cf8e6d"/>
+          <w:sz w:val="24"/>
+        </w:rPr>
+        <w:t xml:space="preserve">object </w:t>
+      </w:r>
+      <w:r>
+        <w:rPr>
+          <w:rFonts w:ascii="Arial" w:hAnsi="Arial" w:eastAsia="Arial" w:cs="Arial"/>
+          <w:color w:val="bcbec4"/>
+          <w:sz w:val="24"/>
+        </w:rPr>
+        <w:t xml:space="preserve">Longitud</w:t>
+      </w:r>
       <w:r/>
       <w:r/>
+    </w:p>
+    <w:p>
+      <w:pPr>
+        <w:pBdr>
+          <w:top w:val="none" w:color="000000" w:sz="4" w:space="0"/>
+          <w:left w:val="none" w:color="000000" w:sz="4" w:space="0"/>
+          <w:bottom w:val="none" w:color="000000" w:sz="4" w:space="0"/>
+          <w:right w:val="none" w:color="000000" w:sz="4" w:space="0"/>
+        </w:pBdr>
+        <w:shd w:val="clear" w:color="1e1f22" w:fill="1e1f22"/>
+        <w:spacing/>
+        <w:ind w:right="0" w:firstLine="0" w:left="0"/>
+        <w:rPr>
+          <w:rFonts w:ascii="Arial" w:hAnsi="Arial" w:eastAsia="Arial" w:cs="Arial"/>
+          <w:color w:val="7a7e85"/>
+          <w:sz w:val="24"/>
+          <w:szCs w:val="24"/>
+        </w:rPr>
+      </w:pPr>
+      <w:r>
+        <w:rPr>
+          <w:rFonts w:ascii="Arial" w:hAnsi="Arial" w:eastAsia="Arial" w:cs="Arial"/>
+          <w:color w:val="7a7e85"/>
+          <w:sz w:val="24"/>
+        </w:rPr>
+        <w:t xml:space="preserve">// 2. El controlador gestiona la navegaci</w:t>
+      </w:r>
+      <w:r>
+        <w:rPr>
+          <w:rFonts w:ascii="Arial" w:hAnsi="Arial" w:eastAsia="Arial" w:cs="Arial"/>
+          <w:color w:val="7a7e85"/>
+          <w:sz w:val="24"/>
+        </w:rPr>
+        <w:t xml:space="preserve">ón entre los distintos destinos/clases. Esto va dentro de una funci</w:t>
+      </w:r>
+      <w:r>
+        <w:rPr>
+          <w:rFonts w:ascii="Arial" w:hAnsi="Arial" w:eastAsia="Arial" w:cs="Arial"/>
+          <w:color w:val="7a7e85"/>
+          <w:sz w:val="24"/>
+        </w:rPr>
+        <w:t xml:space="preserve">ón @Composable</w:t>
+      </w:r>
+      <w:r>
+        <w:rPr>
+          <w:sz w:val="24"/>
+        </w:rPr>
+      </w:r>
+    </w:p>
+    <w:p>
+      <w:pPr>
+        <w:pBdr>
+          <w:top w:val="none" w:color="000000" w:sz="4" w:space="0"/>
+          <w:left w:val="none" w:color="000000" w:sz="4" w:space="0"/>
+          <w:bottom w:val="none" w:color="000000" w:sz="4" w:space="0"/>
+          <w:right w:val="none" w:color="000000" w:sz="4" w:space="0"/>
+        </w:pBdr>
+        <w:shd w:val="clear" w:color="1e1f22" w:fill="1e1f22"/>
+        <w:spacing/>
+        <w:ind w:right="0" w:firstLine="0" w:left="0"/>
+        <w:rPr>
+          <w:rFonts w:ascii="Arial" w:hAnsi="Arial" w:eastAsia="Arial" w:cs="Arial"/>
+          <w:color w:val="bcbec4"/>
+          <w:sz w:val="24"/>
+          <w:szCs w:val="24"/>
+          <w:highlight w:val="none"/>
+        </w:rPr>
+      </w:pPr>
+      <w:r>
+        <w:rPr>
+          <w:rFonts w:ascii="Arial" w:hAnsi="Arial" w:eastAsia="Arial" w:cs="Arial"/>
+          <w:color w:val="7a7e85"/>
+          <w:sz w:val="24"/>
+        </w:rPr>
+      </w:r>
+      <w:r>
+        <w:rPr>
+          <w:rFonts w:ascii="Arial" w:hAnsi="Arial" w:eastAsia="Arial" w:cs="Arial"/>
+          <w:color w:val="cf8e6d"/>
+          <w:sz w:val="24"/>
+        </w:rPr>
+        <w:t xml:space="preserve">val </w:t>
+      </w:r>
+      <w:r>
+        <w:rPr>
+          <w:rFonts w:ascii="Arial" w:hAnsi="Arial" w:eastAsia="Arial" w:cs="Arial"/>
+          <w:color w:val="bcbec4"/>
+          <w:sz w:val="24"/>
+        </w:rPr>
+        <w:t xml:space="preserve">navController = </w:t>
+      </w:r>
+      <w:r>
+        <w:rPr>
+          <w:rFonts w:ascii="Arial" w:hAnsi="Arial" w:eastAsia="Arial" w:cs="Arial"/>
+          <w:i/>
+          <w:color w:val="bcbec4"/>
+          <w:sz w:val="24"/>
+        </w:rPr>
+        <w:t xml:space="preserve">rememberNavController</w:t>
+      </w:r>
+      <w:r>
+        <w:rPr>
+          <w:rFonts w:ascii="Arial" w:hAnsi="Arial" w:eastAsia="Arial" w:cs="Arial"/>
+          <w:color w:val="bcbec4"/>
+          <w:sz w:val="24"/>
+        </w:rPr>
+        <w:t xml:space="preserve">()</w:t>
+      </w:r>
+      <w:r>
+        <w:rPr>
+          <w:sz w:val="24"/>
+          <w:szCs w:val="24"/>
+        </w:rPr>
+      </w:r>
+    </w:p>
+    <w:p>
+      <w:pPr>
+        <w:pBdr>
+          <w:top w:val="none" w:color="000000" w:sz="4" w:space="0"/>
+          <w:left w:val="none" w:color="000000" w:sz="4" w:space="0"/>
+          <w:bottom w:val="none" w:color="000000" w:sz="4" w:space="0"/>
+          <w:right w:val="none" w:color="000000" w:sz="4" w:space="0"/>
+        </w:pBdr>
+        <w:shd w:val="clear" w:color="1e1f22" w:fill="1e1f22"/>
+        <w:spacing/>
+        <w:ind w:right="0" w:firstLine="0" w:left="0"/>
+        <w:rPr>
+          <w:color w:val="7f7f7f" w:themeColor="text1" w:themeTint="80"/>
+          <w:sz w:val="24"/>
+          <w:szCs w:val="24"/>
+        </w:rPr>
+      </w:pPr>
+      <w:r>
+        <w:rPr>
+          <w:rFonts w:ascii="Arial" w:hAnsi="Arial" w:eastAsia="Arial" w:cs="Arial"/>
+          <w:color w:val="7f7f7f" w:themeColor="text1" w:themeTint="80"/>
+          <w:sz w:val="24"/>
+          <w:highlight w:val="none"/>
+        </w:rPr>
+        <w:t xml:space="preserve">// 3. El NavHost que contiene todas las vistas de la navegaci</w:t>
+      </w:r>
+      <w:r>
+        <w:rPr>
+          <w:rFonts w:ascii="Arial" w:hAnsi="Arial" w:eastAsia="Arial" w:cs="Arial"/>
+          <w:color w:val="7f7f7f" w:themeColor="text1" w:themeTint="80"/>
+          <w:sz w:val="24"/>
+          <w:highlight w:val="none"/>
+        </w:rPr>
+        <w:t xml:space="preserve">ón</w:t>
+      </w:r>
+      <w:r>
+        <w:rPr>
+          <w:rFonts w:ascii="Arial" w:hAnsi="Arial" w:eastAsia="Arial" w:cs="Arial"/>
+          <w:color w:val="7f7f7f" w:themeColor="text1" w:themeTint="80"/>
+          <w:sz w:val="24"/>
+          <w:highlight w:val="none"/>
+        </w:rPr>
+        <w:t xml:space="preserve">. Esto va dentro de la funci</w:t>
+      </w:r>
+      <w:r>
+        <w:rPr>
+          <w:rFonts w:ascii="Arial" w:hAnsi="Arial" w:eastAsia="Arial" w:cs="Arial"/>
+          <w:color w:val="7f7f7f" w:themeColor="text1" w:themeTint="80"/>
+          <w:sz w:val="24"/>
+          <w:highlight w:val="none"/>
+        </w:rPr>
+        <w:t xml:space="preserve">ón @Composable y las funciones dentro de las {...} tiene las funciones @Composable de cada vista.</w:t>
+      </w:r>
+      <w:r>
+        <w:rPr>
+          <w:rFonts w:ascii="Arial" w:hAnsi="Arial" w:eastAsia="Arial" w:cs="Arial"/>
+          <w:color w:val="7f7f7f" w:themeColor="text1" w:themeTint="80"/>
+          <w:sz w:val="24"/>
+          <w:highlight w:val="none"/>
+        </w:rPr>
+      </w:r>
+    </w:p>
+    <w:p>
+      <w:pPr>
+        <w:pBdr>
+          <w:top w:val="none" w:color="000000" w:sz="4" w:space="0"/>
+          <w:left w:val="none" w:color="000000" w:sz="4" w:space="0"/>
+          <w:bottom w:val="none" w:color="000000" w:sz="4" w:space="0"/>
+          <w:right w:val="none" w:color="000000" w:sz="4" w:space="0"/>
+        </w:pBdr>
+        <w:shd w:val="clear" w:color="1e1f22" w:fill="1e1f22"/>
+        <w:spacing/>
+        <w:ind w:right="0" w:firstLine="0" w:left="0"/>
+        <w:rPr>
+          <w:rFonts w:ascii="Arial" w:hAnsi="Arial" w:eastAsia="Arial" w:cs="Arial"/>
+          <w:b/>
+          <w:bCs/>
+          <w:color w:val="bcbec4"/>
+          <w:sz w:val="24"/>
+          <w:szCs w:val="24"/>
+        </w:rPr>
+      </w:pPr>
+      <w:r>
+        <w:rPr>
+          <w:rFonts w:ascii="Arial" w:hAnsi="Arial" w:eastAsia="Arial" w:cs="Arial"/>
+          <w:color w:val="b3ae60"/>
+          <w:sz w:val="24"/>
+        </w:rPr>
+        <w:t xml:space="preserve">NavHost</w:t>
+      </w:r>
+      <w:r>
+        <w:rPr>
+          <w:rFonts w:ascii="Arial" w:hAnsi="Arial" w:eastAsia="Arial" w:cs="Arial"/>
+          <w:color w:val="bcbec4"/>
+          <w:sz w:val="24"/>
+        </w:rPr>
+        <w:t xml:space="preserve">(</w:t>
+      </w:r>
+      <w:r>
+        <w:rPr>
+          <w:rFonts w:ascii="Arial" w:hAnsi="Arial" w:eastAsia="Arial" w:cs="Arial"/>
+          <w:color w:val="56c1d6"/>
+          <w:sz w:val="24"/>
+        </w:rPr>
+        <w:t xml:space="preserve">navController = </w:t>
+      </w:r>
+      <w:r>
+        <w:rPr>
+          <w:rFonts w:ascii="Arial" w:hAnsi="Arial" w:eastAsia="Arial" w:cs="Arial"/>
+          <w:color w:val="bcbec4"/>
+          <w:sz w:val="24"/>
+        </w:rPr>
+        <w:t xml:space="preserve">navController, </w:t>
+      </w:r>
+      <w:r>
+        <w:rPr>
+          <w:rFonts w:ascii="Arial" w:hAnsi="Arial" w:eastAsia="Arial" w:cs="Arial"/>
+          <w:color w:val="56c1d6"/>
+          <w:sz w:val="24"/>
+        </w:rPr>
+        <w:t xml:space="preserve">startDestination = </w:t>
+      </w:r>
+      <w:r>
+        <w:rPr>
+          <w:rFonts w:ascii="Arial" w:hAnsi="Arial" w:eastAsia="Arial" w:cs="Arial"/>
+          <w:color w:val="bcbec4"/>
+          <w:sz w:val="24"/>
+        </w:rPr>
+        <w:t xml:space="preserve">Temperatura) </w:t>
+      </w:r>
+      <w:r>
+        <w:rPr>
+          <w:rFonts w:ascii="Arial" w:hAnsi="Arial" w:eastAsia="Arial" w:cs="Arial"/>
+          <w:b/>
+          <w:color w:val="bcbec4"/>
+          <w:sz w:val="24"/>
+        </w:rPr>
+        <w:t xml:space="preserve">{    </w:t>
+      </w:r>
+      <w:r>
+        <w:rPr>
+          <w:sz w:val="24"/>
+        </w:rPr>
+      </w:r>
+    </w:p>
+    <w:p>
+      <w:pPr>
+        <w:pBdr>
+          <w:top w:val="none" w:color="000000" w:sz="4" w:space="0"/>
+          <w:left w:val="none" w:color="000000" w:sz="4" w:space="0"/>
+          <w:bottom w:val="none" w:color="000000" w:sz="4" w:space="0"/>
+          <w:right w:val="none" w:color="000000" w:sz="4" w:space="0"/>
+        </w:pBdr>
+        <w:shd w:val="clear" w:color="1e1f22" w:fill="1e1f22"/>
+        <w:spacing/>
+        <w:ind w:right="0" w:firstLine="708" w:left="0"/>
+        <w:rPr>
+          <w:rFonts w:ascii="Arial" w:hAnsi="Arial" w:eastAsia="Arial" w:cs="Arial"/>
+          <w:b/>
+          <w:bCs/>
+          <w:color w:val="bcbec4"/>
+          <w:sz w:val="24"/>
+          <w:szCs w:val="24"/>
+        </w:rPr>
+      </w:pPr>
+      <w:r>
+        <w:rPr>
+          <w:rFonts w:ascii="Arial" w:hAnsi="Arial" w:eastAsia="Arial" w:cs="Arial"/>
+          <w:b/>
+          <w:color w:val="bcbec4"/>
+          <w:sz w:val="24"/>
+        </w:rPr>
+      </w:r>
+      <w:r>
+        <w:rPr>
+          <w:rFonts w:ascii="Arial" w:hAnsi="Arial" w:eastAsia="Arial" w:cs="Arial"/>
+          <w:i/>
+          <w:color w:val="57aaf7"/>
+          <w:sz w:val="24"/>
+        </w:rPr>
+        <w:t xml:space="preserve">composable</w:t>
+      </w:r>
+      <w:r>
+        <w:rPr>
+          <w:rFonts w:ascii="Arial" w:hAnsi="Arial" w:eastAsia="Arial" w:cs="Arial"/>
+          <w:color w:val="bcbec4"/>
+          <w:sz w:val="24"/>
+        </w:rPr>
+        <w:t xml:space="preserve">&lt;Temperatura&gt; </w:t>
+      </w:r>
+      <w:r>
+        <w:rPr>
+          <w:rFonts w:ascii="Arial" w:hAnsi="Arial" w:eastAsia="Arial" w:cs="Arial"/>
+          <w:b/>
+          <w:color w:val="bcbec4"/>
+          <w:sz w:val="24"/>
+        </w:rPr>
+        <w:t xml:space="preserve">{ </w:t>
+      </w:r>
+      <w:r>
+        <w:rPr>
+          <w:rFonts w:ascii="Arial" w:hAnsi="Arial" w:eastAsia="Arial" w:cs="Arial"/>
+          <w:i/>
+          <w:color w:val="bcbec4"/>
+          <w:sz w:val="24"/>
+        </w:rPr>
+        <w:t xml:space="preserve">TemperaturaCompose</w:t>
+      </w:r>
+      <w:r>
+        <w:rPr>
+          <w:rFonts w:ascii="Arial" w:hAnsi="Arial" w:eastAsia="Arial" w:cs="Arial"/>
+          <w:color w:val="bcbec4"/>
+          <w:sz w:val="24"/>
+        </w:rPr>
+        <w:t xml:space="preserve">() </w:t>
+      </w:r>
+      <w:r>
+        <w:rPr>
+          <w:rFonts w:ascii="Arial" w:hAnsi="Arial" w:eastAsia="Arial" w:cs="Arial"/>
+          <w:b/>
+          <w:color w:val="bcbec4"/>
+          <w:sz w:val="24"/>
+        </w:rPr>
+        <w:t xml:space="preserve">}</w:t>
+      </w:r>
+      <w:r>
+        <w:rPr>
+          <w:sz w:val="24"/>
+          <w:szCs w:val="24"/>
+        </w:rPr>
+      </w:r>
+    </w:p>
+    <w:p>
+      <w:pPr>
+        <w:pBdr>
+          <w:top w:val="none" w:color="000000" w:sz="4" w:space="0"/>
+          <w:left w:val="none" w:color="000000" w:sz="4" w:space="0"/>
+          <w:bottom w:val="none" w:color="000000" w:sz="4" w:space="0"/>
+          <w:right w:val="none" w:color="000000" w:sz="4" w:space="0"/>
+        </w:pBdr>
+        <w:shd w:val="clear" w:color="1e1f22" w:fill="1e1f22"/>
+        <w:spacing/>
+        <w:ind w:right="0" w:firstLine="708" w:left="0"/>
+        <w:rPr>
+          <w:rFonts w:ascii="Arial" w:hAnsi="Arial" w:eastAsia="Arial" w:cs="Arial"/>
+          <w:b/>
+          <w:bCs/>
+          <w:color w:val="bcbec4"/>
+          <w:sz w:val="24"/>
+          <w:szCs w:val="24"/>
+        </w:rPr>
+      </w:pPr>
+      <w:r>
+        <w:rPr>
+          <w:rFonts w:ascii="Arial" w:hAnsi="Arial" w:eastAsia="Arial" w:cs="Arial"/>
+          <w:b/>
+          <w:color w:val="bcbec4"/>
+          <w:sz w:val="24"/>
+        </w:rPr>
+      </w:r>
+      <w:r>
+        <w:rPr>
+          <w:rFonts w:ascii="Arial" w:hAnsi="Arial" w:eastAsia="Arial" w:cs="Arial"/>
+          <w:i/>
+          <w:color w:val="57aaf7"/>
+          <w:sz w:val="24"/>
+        </w:rPr>
+        <w:t xml:space="preserve">composable</w:t>
+      </w:r>
+      <w:r>
+        <w:rPr>
+          <w:rFonts w:ascii="Arial" w:hAnsi="Arial" w:eastAsia="Arial" w:cs="Arial"/>
+          <w:color w:val="bcbec4"/>
+          <w:sz w:val="24"/>
+        </w:rPr>
+        <w:t xml:space="preserve">&lt;Area&gt; </w:t>
+      </w:r>
+      <w:r>
+        <w:rPr>
+          <w:rFonts w:ascii="Arial" w:hAnsi="Arial" w:eastAsia="Arial" w:cs="Arial"/>
+          <w:b/>
+          <w:color w:val="bcbec4"/>
+          <w:sz w:val="24"/>
+        </w:rPr>
+        <w:t xml:space="preserve">{ </w:t>
+      </w:r>
+      <w:r>
+        <w:rPr>
+          <w:rFonts w:ascii="Arial" w:hAnsi="Arial" w:eastAsia="Arial" w:cs="Arial"/>
+          <w:i/>
+          <w:color w:val="bcbec4"/>
+          <w:sz w:val="24"/>
+        </w:rPr>
+        <w:t xml:space="preserve">AreaCompose</w:t>
+      </w:r>
+      <w:r>
+        <w:rPr>
+          <w:rFonts w:ascii="Arial" w:hAnsi="Arial" w:eastAsia="Arial" w:cs="Arial"/>
+          <w:color w:val="bcbec4"/>
+          <w:sz w:val="24"/>
+        </w:rPr>
+        <w:t xml:space="preserve">() </w:t>
+      </w:r>
+      <w:r>
+        <w:rPr>
+          <w:rFonts w:ascii="Arial" w:hAnsi="Arial" w:eastAsia="Arial" w:cs="Arial"/>
+          <w:b/>
+          <w:color w:val="bcbec4"/>
+          <w:sz w:val="24"/>
+        </w:rPr>
+        <w:t xml:space="preserve">}</w:t>
+      </w:r>
+      <w:r>
+        <w:rPr>
+          <w:sz w:val="24"/>
+          <w:szCs w:val="24"/>
+        </w:rPr>
+      </w:r>
+    </w:p>
+    <w:p>
+      <w:pPr>
+        <w:pBdr>
+          <w:top w:val="none" w:color="000000" w:sz="4" w:space="0"/>
+          <w:left w:val="none" w:color="000000" w:sz="4" w:space="0"/>
+          <w:bottom w:val="none" w:color="000000" w:sz="4" w:space="0"/>
+          <w:right w:val="none" w:color="000000" w:sz="4" w:space="0"/>
+        </w:pBdr>
+        <w:shd w:val="clear" w:color="1e1f22" w:fill="1e1f22"/>
+        <w:spacing/>
+        <w:ind w:right="0" w:firstLine="708" w:left="0"/>
+        <w:rPr>
+          <w:rFonts w:ascii="Arial" w:hAnsi="Arial" w:eastAsia="Arial" w:cs="Arial"/>
+          <w:b/>
+          <w:bCs/>
+          <w:color w:val="bcbec4"/>
+          <w:sz w:val="24"/>
+          <w:szCs w:val="24"/>
+        </w:rPr>
+      </w:pPr>
+      <w:r>
+        <w:rPr>
+          <w:rFonts w:ascii="Arial" w:hAnsi="Arial" w:eastAsia="Arial" w:cs="Arial"/>
+          <w:b/>
+          <w:color w:val="bcbec4"/>
+          <w:sz w:val="24"/>
+        </w:rPr>
+      </w:r>
+      <w:r>
+        <w:rPr>
+          <w:rFonts w:ascii="Arial" w:hAnsi="Arial" w:eastAsia="Arial" w:cs="Arial"/>
+          <w:i/>
+          <w:color w:val="57aaf7"/>
+          <w:sz w:val="24"/>
+        </w:rPr>
+        <w:t xml:space="preserve">composable</w:t>
+      </w:r>
+      <w:r>
+        <w:rPr>
+          <w:rFonts w:ascii="Arial" w:hAnsi="Arial" w:eastAsia="Arial" w:cs="Arial"/>
+          <w:color w:val="bcbec4"/>
+          <w:sz w:val="24"/>
+        </w:rPr>
+        <w:t xml:space="preserve">&lt;Volumen&gt; </w:t>
+      </w:r>
+      <w:r>
+        <w:rPr>
+          <w:rFonts w:ascii="Arial" w:hAnsi="Arial" w:eastAsia="Arial" w:cs="Arial"/>
+          <w:b/>
+          <w:color w:val="bcbec4"/>
+          <w:sz w:val="24"/>
+        </w:rPr>
+        <w:t xml:space="preserve">{ </w:t>
+      </w:r>
+      <w:r>
+        <w:rPr>
+          <w:rFonts w:ascii="Arial" w:hAnsi="Arial" w:eastAsia="Arial" w:cs="Arial"/>
+          <w:i/>
+          <w:color w:val="bcbec4"/>
+          <w:sz w:val="24"/>
+        </w:rPr>
+        <w:t xml:space="preserve">VolumenCompose</w:t>
+      </w:r>
+      <w:r>
+        <w:rPr>
+          <w:rFonts w:ascii="Arial" w:hAnsi="Arial" w:eastAsia="Arial" w:cs="Arial"/>
+          <w:color w:val="bcbec4"/>
+          <w:sz w:val="24"/>
+        </w:rPr>
+        <w:t xml:space="preserve">() </w:t>
+      </w:r>
+      <w:r>
+        <w:rPr>
+          <w:rFonts w:ascii="Arial" w:hAnsi="Arial" w:eastAsia="Arial" w:cs="Arial"/>
+          <w:b/>
+          <w:color w:val="bcbec4"/>
+          <w:sz w:val="24"/>
+        </w:rPr>
+        <w:t xml:space="preserve">}</w:t>
+      </w:r>
+      <w:r>
+        <w:rPr>
+          <w:sz w:val="24"/>
+          <w:szCs w:val="24"/>
+        </w:rPr>
+      </w:r>
+    </w:p>
+    <w:p>
+      <w:pPr>
+        <w:pBdr>
+          <w:top w:val="none" w:color="000000" w:sz="4" w:space="0"/>
+          <w:left w:val="none" w:color="000000" w:sz="4" w:space="0"/>
+          <w:bottom w:val="none" w:color="000000" w:sz="4" w:space="0"/>
+          <w:right w:val="none" w:color="000000" w:sz="4" w:space="0"/>
+        </w:pBdr>
+        <w:shd w:val="clear" w:color="1e1f22" w:fill="1e1f22"/>
+        <w:spacing/>
+        <w:ind w:right="0" w:firstLine="708" w:left="0"/>
+        <w:rPr>
+          <w:rFonts w:ascii="Arial" w:hAnsi="Arial" w:eastAsia="Arial" w:cs="Arial"/>
+          <w:b/>
+          <w:bCs/>
+          <w:color w:val="bcbec4"/>
+          <w:sz w:val="24"/>
+          <w:szCs w:val="24"/>
+        </w:rPr>
+      </w:pPr>
+      <w:r>
+        <w:rPr>
+          <w:rFonts w:ascii="Arial" w:hAnsi="Arial" w:eastAsia="Arial" w:cs="Arial"/>
+          <w:b/>
+          <w:color w:val="bcbec4"/>
+          <w:sz w:val="24"/>
+        </w:rPr>
+      </w:r>
+      <w:r>
+        <w:rPr>
+          <w:rFonts w:ascii="Arial" w:hAnsi="Arial" w:eastAsia="Arial" w:cs="Arial"/>
+          <w:i/>
+          <w:color w:val="57aaf7"/>
+          <w:sz w:val="24"/>
+        </w:rPr>
+        <w:t xml:space="preserve">composable</w:t>
+      </w:r>
+      <w:r>
+        <w:rPr>
+          <w:rFonts w:ascii="Arial" w:hAnsi="Arial" w:eastAsia="Arial" w:cs="Arial"/>
+          <w:color w:val="bcbec4"/>
+          <w:sz w:val="24"/>
+        </w:rPr>
+        <w:t xml:space="preserve">&lt;Tiempo&gt; </w:t>
+      </w:r>
+      <w:r>
+        <w:rPr>
+          <w:rFonts w:ascii="Arial" w:hAnsi="Arial" w:eastAsia="Arial" w:cs="Arial"/>
+          <w:b/>
+          <w:color w:val="bcbec4"/>
+          <w:sz w:val="24"/>
+        </w:rPr>
+        <w:t xml:space="preserve">{ </w:t>
+      </w:r>
+      <w:r>
+        <w:rPr>
+          <w:rFonts w:ascii="Arial" w:hAnsi="Arial" w:eastAsia="Arial" w:cs="Arial"/>
+          <w:i/>
+          <w:color w:val="bcbec4"/>
+          <w:sz w:val="24"/>
+        </w:rPr>
+        <w:t xml:space="preserve">TiempoCompose</w:t>
+      </w:r>
+      <w:r>
+        <w:rPr>
+          <w:rFonts w:ascii="Arial" w:hAnsi="Arial" w:eastAsia="Arial" w:cs="Arial"/>
+          <w:color w:val="bcbec4"/>
+          <w:sz w:val="24"/>
+        </w:rPr>
+        <w:t xml:space="preserve">() </w:t>
+      </w:r>
+      <w:r>
+        <w:rPr>
+          <w:rFonts w:ascii="Arial" w:hAnsi="Arial" w:eastAsia="Arial" w:cs="Arial"/>
+          <w:b/>
+          <w:color w:val="bcbec4"/>
+          <w:sz w:val="24"/>
+        </w:rPr>
+        <w:t xml:space="preserve">}</w:t>
+      </w:r>
+      <w:r>
+        <w:rPr>
+          <w:sz w:val="24"/>
+          <w:szCs w:val="24"/>
+        </w:rPr>
+      </w:r>
+    </w:p>
+    <w:p>
+      <w:pPr>
+        <w:pBdr>
+          <w:top w:val="none" w:color="000000" w:sz="4" w:space="0"/>
+          <w:left w:val="none" w:color="000000" w:sz="4" w:space="0"/>
+          <w:bottom w:val="none" w:color="000000" w:sz="4" w:space="0"/>
+          <w:right w:val="none" w:color="000000" w:sz="4" w:space="0"/>
+        </w:pBdr>
+        <w:shd w:val="clear" w:color="1e1f22" w:fill="1e1f22"/>
+        <w:spacing/>
+        <w:ind w:right="0" w:firstLine="708" w:left="0"/>
+        <w:rPr>
+          <w:rFonts w:ascii="Arial" w:hAnsi="Arial" w:eastAsia="Arial" w:cs="Arial"/>
+          <w:b/>
+          <w:bCs/>
+          <w:color w:val="bcbec4"/>
+          <w:sz w:val="24"/>
+          <w:szCs w:val="24"/>
+        </w:rPr>
+      </w:pPr>
+      <w:r>
+        <w:rPr>
+          <w:rFonts w:ascii="Arial" w:hAnsi="Arial" w:eastAsia="Arial" w:cs="Arial"/>
+          <w:b/>
+          <w:color w:val="bcbec4"/>
+          <w:sz w:val="24"/>
+        </w:rPr>
+      </w:r>
+      <w:r>
+        <w:rPr>
+          <w:rFonts w:ascii="Arial" w:hAnsi="Arial" w:eastAsia="Arial" w:cs="Arial"/>
+          <w:i/>
+          <w:color w:val="57aaf7"/>
+          <w:sz w:val="24"/>
+        </w:rPr>
+        <w:t xml:space="preserve">composable</w:t>
+      </w:r>
+      <w:r>
+        <w:rPr>
+          <w:rFonts w:ascii="Arial" w:hAnsi="Arial" w:eastAsia="Arial" w:cs="Arial"/>
+          <w:color w:val="bcbec4"/>
+          <w:sz w:val="24"/>
+        </w:rPr>
+        <w:t xml:space="preserve">&lt;Velocidad&gt; </w:t>
+      </w:r>
+      <w:r>
+        <w:rPr>
+          <w:rFonts w:ascii="Arial" w:hAnsi="Arial" w:eastAsia="Arial" w:cs="Arial"/>
+          <w:b/>
+          <w:color w:val="bcbec4"/>
+          <w:sz w:val="24"/>
+        </w:rPr>
+        <w:t xml:space="preserve">{ </w:t>
+      </w:r>
+      <w:r>
+        <w:rPr>
+          <w:rFonts w:ascii="Arial" w:hAnsi="Arial" w:eastAsia="Arial" w:cs="Arial"/>
+          <w:i/>
+          <w:color w:val="bcbec4"/>
+          <w:sz w:val="24"/>
+        </w:rPr>
+        <w:t xml:space="preserve">VelocidadCompose</w:t>
+      </w:r>
+      <w:r>
+        <w:rPr>
+          <w:rFonts w:ascii="Arial" w:hAnsi="Arial" w:eastAsia="Arial" w:cs="Arial"/>
+          <w:color w:val="bcbec4"/>
+          <w:sz w:val="24"/>
+        </w:rPr>
+        <w:t xml:space="preserve">() </w:t>
+      </w:r>
+      <w:r>
+        <w:rPr>
+          <w:rFonts w:ascii="Arial" w:hAnsi="Arial" w:eastAsia="Arial" w:cs="Arial"/>
+          <w:b/>
+          <w:color w:val="bcbec4"/>
+          <w:sz w:val="24"/>
+        </w:rPr>
+        <w:t xml:space="preserve">}</w:t>
+      </w:r>
+      <w:r>
+        <w:rPr>
+          <w:sz w:val="24"/>
+          <w:szCs w:val="24"/>
+        </w:rPr>
+      </w:r>
+    </w:p>
+    <w:p>
+      <w:pPr>
+        <w:pBdr>
+          <w:top w:val="none" w:color="000000" w:sz="4" w:space="0"/>
+          <w:left w:val="none" w:color="000000" w:sz="4" w:space="0"/>
+          <w:bottom w:val="none" w:color="000000" w:sz="4" w:space="0"/>
+          <w:right w:val="none" w:color="000000" w:sz="4" w:space="0"/>
+        </w:pBdr>
+        <w:shd w:val="clear" w:color="1e1f22" w:fill="1e1f22"/>
+        <w:spacing/>
+        <w:ind w:right="0" w:firstLine="708" w:left="0"/>
+        <w:rPr>
+          <w:rFonts w:ascii="Arial" w:hAnsi="Arial" w:eastAsia="Arial" w:cs="Arial"/>
+          <w:b/>
+          <w:bCs/>
+          <w:color w:val="bcbec4"/>
+          <w:sz w:val="24"/>
+          <w:szCs w:val="24"/>
+        </w:rPr>
+      </w:pPr>
+      <w:r>
+        <w:rPr>
+          <w:rFonts w:ascii="Arial" w:hAnsi="Arial" w:eastAsia="Arial" w:cs="Arial"/>
+          <w:i/>
+          <w:color w:val="57aaf7"/>
+          <w:sz w:val="24"/>
+        </w:rPr>
+        <w:t xml:space="preserve">composable</w:t>
+      </w:r>
+      <w:r>
+        <w:rPr>
+          <w:rFonts w:ascii="Arial" w:hAnsi="Arial" w:eastAsia="Arial" w:cs="Arial"/>
+          <w:color w:val="bcbec4"/>
+          <w:sz w:val="24"/>
+        </w:rPr>
+        <w:t xml:space="preserve">&lt;Peso&gt; </w:t>
+      </w:r>
+      <w:r>
+        <w:rPr>
+          <w:rFonts w:ascii="Arial" w:hAnsi="Arial" w:eastAsia="Arial" w:cs="Arial"/>
+          <w:b/>
+          <w:color w:val="bcbec4"/>
+          <w:sz w:val="24"/>
+        </w:rPr>
+        <w:t xml:space="preserve">{ </w:t>
+      </w:r>
+      <w:r>
+        <w:rPr>
+          <w:rFonts w:ascii="Arial" w:hAnsi="Arial" w:eastAsia="Arial" w:cs="Arial"/>
+          <w:i/>
+          <w:color w:val="bcbec4"/>
+          <w:sz w:val="24"/>
+        </w:rPr>
+        <w:t xml:space="preserve">PesoCompose</w:t>
+      </w:r>
+      <w:r>
+        <w:rPr>
+          <w:rFonts w:ascii="Arial" w:hAnsi="Arial" w:eastAsia="Arial" w:cs="Arial"/>
+          <w:color w:val="bcbec4"/>
+          <w:sz w:val="24"/>
+        </w:rPr>
+        <w:t xml:space="preserve">() </w:t>
+      </w:r>
+      <w:r>
+        <w:rPr>
+          <w:rFonts w:ascii="Arial" w:hAnsi="Arial" w:eastAsia="Arial" w:cs="Arial"/>
+          <w:b/>
+          <w:color w:val="bcbec4"/>
+          <w:sz w:val="24"/>
+        </w:rPr>
+        <w:t xml:space="preserve">}</w:t>
+      </w:r>
+      <w:r>
+        <w:rPr>
+          <w:sz w:val="24"/>
+          <w:szCs w:val="24"/>
+        </w:rPr>
+      </w:r>
+    </w:p>
+    <w:p>
+      <w:pPr>
+        <w:pBdr>
+          <w:top w:val="none" w:color="000000" w:sz="4" w:space="0"/>
+          <w:left w:val="none" w:color="000000" w:sz="4" w:space="0"/>
+          <w:bottom w:val="none" w:color="000000" w:sz="4" w:space="0"/>
+          <w:right w:val="none" w:color="000000" w:sz="4" w:space="0"/>
+        </w:pBdr>
+        <w:shd w:val="clear" w:color="1e1f22" w:fill="1e1f22"/>
+        <w:spacing/>
+        <w:ind w:right="0" w:firstLine="708" w:left="0"/>
+        <w:rPr>
+          <w:rFonts w:ascii="Arial" w:hAnsi="Arial" w:eastAsia="Arial" w:cs="Arial"/>
+          <w:b/>
+          <w:bCs/>
+          <w:color w:val="bcbec4"/>
+          <w:sz w:val="24"/>
+          <w:szCs w:val="24"/>
+        </w:rPr>
+      </w:pPr>
+      <w:r>
+        <w:rPr>
+          <w:rFonts w:ascii="Arial" w:hAnsi="Arial" w:eastAsia="Arial" w:cs="Arial"/>
+          <w:b/>
+          <w:color w:val="bcbec4"/>
+          <w:sz w:val="24"/>
+        </w:rPr>
+      </w:r>
+      <w:r>
+        <w:rPr>
+          <w:rFonts w:ascii="Arial" w:hAnsi="Arial" w:eastAsia="Arial" w:cs="Arial"/>
+          <w:i/>
+          <w:color w:val="57aaf7"/>
+          <w:sz w:val="24"/>
+        </w:rPr>
+        <w:t xml:space="preserve">composable</w:t>
+      </w:r>
+      <w:r>
+        <w:rPr>
+          <w:rFonts w:ascii="Arial" w:hAnsi="Arial" w:eastAsia="Arial" w:cs="Arial"/>
+          <w:color w:val="bcbec4"/>
+          <w:sz w:val="24"/>
+        </w:rPr>
+        <w:t xml:space="preserve">&lt;Longitud&gt; </w:t>
+      </w:r>
+      <w:r>
+        <w:rPr>
+          <w:rFonts w:ascii="Arial" w:hAnsi="Arial" w:eastAsia="Arial" w:cs="Arial"/>
+          <w:b/>
+          <w:color w:val="bcbec4"/>
+          <w:sz w:val="24"/>
+        </w:rPr>
+        <w:t xml:space="preserve">{ </w:t>
+      </w:r>
+      <w:r>
+        <w:rPr>
+          <w:rFonts w:ascii="Arial" w:hAnsi="Arial" w:eastAsia="Arial" w:cs="Arial"/>
+          <w:i/>
+          <w:color w:val="bcbec4"/>
+          <w:sz w:val="24"/>
+        </w:rPr>
+        <w:t xml:space="preserve">LongitudCompose</w:t>
+      </w:r>
+      <w:r>
+        <w:rPr>
+          <w:rFonts w:ascii="Arial" w:hAnsi="Arial" w:eastAsia="Arial" w:cs="Arial"/>
+          <w:color w:val="bcbec4"/>
+          <w:sz w:val="24"/>
+        </w:rPr>
+        <w:t xml:space="preserve">() </w:t>
+      </w:r>
+      <w:r>
+        <w:rPr>
+          <w:rFonts w:ascii="Arial" w:hAnsi="Arial" w:eastAsia="Arial" w:cs="Arial"/>
+          <w:b/>
+          <w:color w:val="bcbec4"/>
+          <w:sz w:val="24"/>
+        </w:rPr>
+        <w:t xml:space="preserve">}</w:t>
+      </w:r>
+      <w:r>
+        <w:rPr>
+          <w:sz w:val="24"/>
+          <w:szCs w:val="24"/>
+        </w:rPr>
+      </w:r>
+    </w:p>
+    <w:p>
+      <w:pPr>
+        <w:pBdr>
+          <w:top w:val="none" w:color="000000" w:sz="4" w:space="0"/>
+          <w:left w:val="none" w:color="000000" w:sz="4" w:space="0"/>
+          <w:bottom w:val="none" w:color="000000" w:sz="4" w:space="0"/>
+          <w:right w:val="none" w:color="000000" w:sz="4" w:space="0"/>
+        </w:pBdr>
+        <w:shd w:val="clear" w:color="1e1f22" w:fill="1e1f22"/>
+        <w:spacing/>
+        <w:ind w:right="0" w:firstLine="0" w:left="0"/>
+        <w:rPr>
+          <w:sz w:val="24"/>
+          <w:szCs w:val="24"/>
+        </w:rPr>
+      </w:pPr>
+      <w:r>
+        <w:rPr>
+          <w:rFonts w:ascii="Arial" w:hAnsi="Arial" w:eastAsia="Arial" w:cs="Arial"/>
+          <w:b/>
+          <w:color w:val="bcbec4"/>
+          <w:sz w:val="24"/>
+        </w:rPr>
+        <w:t xml:space="preserve">}</w:t>
+      </w:r>
+      <w:r/>
+      <w:r/>
+    </w:p>
+    <w:p>
+      <w:pPr>
+        <w:pBdr/>
+        <w:spacing/>
+        <w:ind/>
+        <w:rPr>
+          <w:b w:val="0"/>
+          <w:bCs w:val="0"/>
+        </w:rPr>
+      </w:pPr>
+      <w:r>
+        <w:rPr>
+          <w:b w:val="0"/>
+          <w:bCs w:val="0"/>
+          <w:i w:val="0"/>
+          <w:iCs w:val="0"/>
+          <w:color w:val="000000" w:themeColor="text1"/>
+          <w:sz w:val="32"/>
+          <w:szCs w:val="32"/>
+        </w:rPr>
+      </w:r>
+      <w:r>
+        <w:rPr>
+          <w:sz w:val="24"/>
+          <w:szCs w:val="24"/>
+        </w:rPr>
+      </w:r>
+      <w:r>
+        <w:rPr>
+          <w:b w:val="0"/>
+          <w:bCs w:val="0"/>
+        </w:rPr>
+      </w:r>
     </w:p>
     <w:sectPr>
       <w:footnotePr/>
@@ -74,7 +1367,6 @@
         <w:ind/>
         <w:rPr/>
       </w:pPr>
-      <w:r/>
       <w:r>
         <w:separator/>
       </w:r>
@@ -89,7 +1381,6 @@
         <w:ind/>
         <w:rPr/>
       </w:pPr>
-      <w:r/>
       <w:r>
         <w:continuationSeparator/>
       </w:r>
@@ -109,7 +1400,6 @@
         <w:ind/>
         <w:rPr/>
       </w:pPr>
-      <w:r/>
       <w:r>
         <w:separator/>
       </w:r>
@@ -124,7 +1414,6 @@
         <w:ind/>
         <w:rPr/>
       </w:pPr>
-      <w:r/>
       <w:r>
         <w:continuationSeparator/>
       </w:r>
@@ -292,9 +1581,9 @@
     <w:lsdException w:name="Bibliography" w:uiPriority="37"/>
     <w:lsdException w:name="TOC Heading" w:uiPriority="39" w:qFormat="1"/>
   </w:latentStyles>
-  <w:style w:type="table" w:styleId="12">
+  <w:style w:type="table" w:styleId="701">
     <w:name w:val="Table Grid"/>
-    <w:basedOn w:val="665"/>
+    <w:basedOn w:val="887"/>
     <w:uiPriority w:val="59"/>
     <w:pPr>
       <w:pBdr/>
@@ -491,9 +1780,9 @@
       </w:tcPr>
     </w:tblStylePr>
   </w:style>
-  <w:style w:type="table" w:styleId="13">
+  <w:style w:type="table" w:styleId="702">
     <w:name w:val="Table Grid Light"/>
-    <w:basedOn w:val="665"/>
+    <w:basedOn w:val="887"/>
     <w:uiPriority w:val="59"/>
     <w:pPr>
       <w:pBdr/>
@@ -690,9 +1979,9 @@
       </w:tcPr>
     </w:tblStylePr>
   </w:style>
-  <w:style w:type="table" w:styleId="14">
+  <w:style w:type="table" w:styleId="703">
     <w:name w:val="Plain Table 1"/>
-    <w:basedOn w:val="665"/>
+    <w:basedOn w:val="887"/>
     <w:uiPriority w:val="59"/>
     <w:pPr>
       <w:pBdr/>
@@ -915,9 +2204,9 @@
       </w:tcPr>
     </w:tblStylePr>
   </w:style>
-  <w:style w:type="table" w:styleId="15">
+  <w:style w:type="table" w:styleId="704">
     <w:name w:val="Plain Table 2"/>
-    <w:basedOn w:val="665"/>
+    <w:basedOn w:val="887"/>
     <w:uiPriority w:val="59"/>
     <w:pPr>
       <w:pBdr/>
@@ -1148,9 +2437,9 @@
       </w:tcPr>
     </w:tblStylePr>
   </w:style>
-  <w:style w:type="table" w:styleId="16">
+  <w:style w:type="table" w:styleId="705">
     <w:name w:val="Plain Table 3"/>
-    <w:basedOn w:val="665"/>
+    <w:basedOn w:val="887"/>
     <w:uiPriority w:val="99"/>
     <w:pPr>
       <w:pBdr/>
@@ -1378,9 +2667,9 @@
       </w:tcPr>
     </w:tblStylePr>
   </w:style>
-  <w:style w:type="table" w:styleId="17">
+  <w:style w:type="table" w:styleId="706">
     <w:name w:val="Plain Table 4"/>
-    <w:basedOn w:val="665"/>
+    <w:basedOn w:val="887"/>
     <w:uiPriority w:val="99"/>
     <w:pPr>
       <w:pBdr/>
@@ -1594,9 +2883,9 @@
       </w:tcPr>
     </w:tblStylePr>
   </w:style>
-  <w:style w:type="table" w:styleId="18">
+  <w:style w:type="table" w:styleId="707">
     <w:name w:val="Plain Table 5"/>
-    <w:basedOn w:val="665"/>
+    <w:basedOn w:val="887"/>
     <w:uiPriority w:val="99"/>
     <w:pPr>
       <w:pBdr/>
@@ -1827,9 +3116,9 @@
       </w:tcPr>
     </w:tblStylePr>
   </w:style>
-  <w:style w:type="table" w:styleId="19">
+  <w:style w:type="table" w:styleId="708">
     <w:name w:val="Grid Table 1 Light"/>
-    <w:basedOn w:val="665"/>
+    <w:basedOn w:val="887"/>
     <w:uiPriority w:val="99"/>
     <w:pPr>
       <w:pBdr/>
@@ -2050,9 +3339,9 @@
       </w:tcPr>
     </w:tblStylePr>
   </w:style>
-  <w:style w:type="table" w:styleId="20">
+  <w:style w:type="table" w:styleId="709">
     <w:name w:val="Grid Table 1 Light - Accent 1"/>
-    <w:basedOn w:val="665"/>
+    <w:basedOn w:val="887"/>
     <w:uiPriority w:val="99"/>
     <w:pPr>
       <w:pBdr/>
@@ -2273,9 +3562,9 @@
       </w:tcPr>
     </w:tblStylePr>
   </w:style>
-  <w:style w:type="table" w:styleId="21">
+  <w:style w:type="table" w:styleId="710">
     <w:name w:val="Grid Table 1 Light - Accent 2"/>
-    <w:basedOn w:val="665"/>
+    <w:basedOn w:val="887"/>
     <w:uiPriority w:val="99"/>
     <w:pPr>
       <w:pBdr/>
@@ -2496,9 +3785,9 @@
       </w:tcPr>
     </w:tblStylePr>
   </w:style>
-  <w:style w:type="table" w:styleId="22">
+  <w:style w:type="table" w:styleId="711">
     <w:name w:val="Grid Table 1 Light - Accent 3"/>
-    <w:basedOn w:val="665"/>
+    <w:basedOn w:val="887"/>
     <w:uiPriority w:val="99"/>
     <w:pPr>
       <w:pBdr/>
@@ -2719,9 +4008,9 @@
       </w:tcPr>
     </w:tblStylePr>
   </w:style>
-  <w:style w:type="table" w:styleId="23">
+  <w:style w:type="table" w:styleId="712">
     <w:name w:val="Grid Table 1 Light - Accent 4"/>
-    <w:basedOn w:val="665"/>
+    <w:basedOn w:val="887"/>
     <w:uiPriority w:val="99"/>
     <w:pPr>
       <w:pBdr/>
@@ -2942,9 +4231,9 @@
       </w:tcPr>
     </w:tblStylePr>
   </w:style>
-  <w:style w:type="table" w:styleId="24">
+  <w:style w:type="table" w:styleId="713">
     <w:name w:val="Grid Table 1 Light - Accent 5"/>
-    <w:basedOn w:val="665"/>
+    <w:basedOn w:val="887"/>
     <w:uiPriority w:val="99"/>
     <w:pPr>
       <w:pBdr/>
@@ -3165,9 +4454,9 @@
       </w:tcPr>
     </w:tblStylePr>
   </w:style>
-  <w:style w:type="table" w:styleId="25">
+  <w:style w:type="table" w:styleId="714">
     <w:name w:val="Grid Table 1 Light - Accent 6"/>
-    <w:basedOn w:val="665"/>
+    <w:basedOn w:val="887"/>
     <w:uiPriority w:val="99"/>
     <w:pPr>
       <w:pBdr/>
@@ -3388,9 +4677,9 @@
       </w:tcPr>
     </w:tblStylePr>
   </w:style>
-  <w:style w:type="table" w:styleId="26">
+  <w:style w:type="table" w:styleId="715">
     <w:name w:val="Grid Table 2"/>
-    <w:basedOn w:val="665"/>
+    <w:basedOn w:val="887"/>
     <w:uiPriority w:val="99"/>
     <w:pPr>
       <w:pBdr/>
@@ -3620,9 +4909,9 @@
       </w:tcPr>
     </w:tblStylePr>
   </w:style>
-  <w:style w:type="table" w:styleId="27">
+  <w:style w:type="table" w:styleId="716">
     <w:name w:val="Grid Table 2 - Accent 1"/>
-    <w:basedOn w:val="665"/>
+    <w:basedOn w:val="887"/>
     <w:uiPriority w:val="99"/>
     <w:pPr>
       <w:pBdr/>
@@ -3852,9 +5141,9 @@
       </w:tcPr>
     </w:tblStylePr>
   </w:style>
-  <w:style w:type="table" w:styleId="28">
+  <w:style w:type="table" w:styleId="717">
     <w:name w:val="Grid Table 2 - Accent 2"/>
-    <w:basedOn w:val="665"/>
+    <w:basedOn w:val="887"/>
     <w:uiPriority w:val="99"/>
     <w:pPr>
       <w:pBdr/>
@@ -4084,9 +5373,9 @@
       </w:tcPr>
     </w:tblStylePr>
   </w:style>
-  <w:style w:type="table" w:styleId="29">
+  <w:style w:type="table" w:styleId="718">
     <w:name w:val="Grid Table 2 - Accent 3"/>
-    <w:basedOn w:val="665"/>
+    <w:basedOn w:val="887"/>
     <w:uiPriority w:val="99"/>
     <w:pPr>
       <w:pBdr/>
@@ -4316,9 +5605,9 @@
       </w:tcPr>
     </w:tblStylePr>
   </w:style>
-  <w:style w:type="table" w:styleId="30">
+  <w:style w:type="table" w:styleId="719">
     <w:name w:val="Grid Table 2 - Accent 4"/>
-    <w:basedOn w:val="665"/>
+    <w:basedOn w:val="887"/>
     <w:uiPriority w:val="99"/>
     <w:pPr>
       <w:pBdr/>
@@ -4548,9 +5837,9 @@
       </w:tcPr>
     </w:tblStylePr>
   </w:style>
-  <w:style w:type="table" w:styleId="31">
+  <w:style w:type="table" w:styleId="720">
     <w:name w:val="Grid Table 2 - Accent 5"/>
-    <w:basedOn w:val="665"/>
+    <w:basedOn w:val="887"/>
     <w:uiPriority w:val="99"/>
     <w:pPr>
       <w:pBdr/>
@@ -4780,9 +6069,9 @@
       </w:tcPr>
     </w:tblStylePr>
   </w:style>
-  <w:style w:type="table" w:styleId="32">
+  <w:style w:type="table" w:styleId="721">
     <w:name w:val="Grid Table 2 - Accent 6"/>
-    <w:basedOn w:val="665"/>
+    <w:basedOn w:val="887"/>
     <w:uiPriority w:val="99"/>
     <w:pPr>
       <w:pBdr/>
@@ -5012,9 +6301,9 @@
       </w:tcPr>
     </w:tblStylePr>
   </w:style>
-  <w:style w:type="table" w:styleId="33">
+  <w:style w:type="table" w:styleId="722">
     <w:name w:val="Grid Table 3"/>
-    <w:basedOn w:val="665"/>
+    <w:basedOn w:val="887"/>
     <w:uiPriority w:val="99"/>
     <w:pPr>
       <w:pBdr/>
@@ -5113,29 +6402,6 @@
         <w:tblBorders/>
       </w:tblPr>
       <w:tcPr>
-        <w:shd w:color="ffffff"/>
-        <w:tcBorders>
-          <w:top w:val="none" w:color="000000" w:sz="4" w:space="0"/>
-          <w:left w:val="none" w:color="000000" w:sz="4" w:space="0"/>
-          <w:bottom w:val="none" w:color="000000" w:sz="4" w:space="0"/>
-          <w:right w:val="none" w:color="000000" w:sz="4" w:space="0"/>
-        </w:tcBorders>
-      </w:tcPr>
-    </w:tblStylePr>
-    <w:tblStylePr w:type="firstRow">
-      <w:rPr>
-        <w:b/>
-        <w:color w:val="404040"/>
-      </w:rPr>
-      <w:pPr>
-        <w:pBdr/>
-        <w:spacing/>
-        <w:ind/>
-      </w:pPr>
-      <w:tblPr>
-        <w:tblBorders/>
-      </w:tblPr>
-      <w:tcPr>
         <w:shd w:val="clear" w:color="ffffff"/>
         <w:tcBorders>
           <w:top w:val="none" w:color="000000" w:sz="4" w:space="0"/>
@@ -5145,30 +6411,7 @@
         </w:tcBorders>
       </w:tcPr>
     </w:tblStylePr>
-    <w:tblStylePr w:type="lastCol">
-      <w:rPr>
-        <w:i/>
-        <w:color w:val="404040"/>
-      </w:rPr>
-      <w:pPr>
-        <w:pBdr/>
-        <w:spacing/>
-        <w:ind/>
-      </w:pPr>
-      <w:tblPr>
-        <w:tblBorders/>
-      </w:tblPr>
-      <w:tcPr>
-        <w:shd w:color="ffffff"/>
-        <w:tcBorders>
-          <w:top w:val="none" w:color="000000" w:sz="4" w:space="0"/>
-          <w:left w:val="none" w:color="000000" w:sz="4" w:space="0"/>
-          <w:bottom w:val="none" w:color="000000" w:sz="4" w:space="0"/>
-          <w:right w:val="none" w:color="000000" w:sz="4" w:space="0"/>
-        </w:tcBorders>
-      </w:tcPr>
-    </w:tblStylePr>
-    <w:tblStylePr w:type="lastRow">
+    <w:tblStylePr w:type="firstRow">
       <w:rPr>
         <w:b/>
         <w:color w:val="404040"/>
@@ -5191,6 +6434,52 @@
         </w:tcBorders>
       </w:tcPr>
     </w:tblStylePr>
+    <w:tblStylePr w:type="lastCol">
+      <w:rPr>
+        <w:i/>
+        <w:color w:val="404040"/>
+      </w:rPr>
+      <w:pPr>
+        <w:pBdr/>
+        <w:spacing/>
+        <w:ind/>
+      </w:pPr>
+      <w:tblPr>
+        <w:tblBorders/>
+      </w:tblPr>
+      <w:tcPr>
+        <w:shd w:val="clear" w:color="ffffff"/>
+        <w:tcBorders>
+          <w:top w:val="none" w:color="000000" w:sz="4" w:space="0"/>
+          <w:left w:val="none" w:color="000000" w:sz="4" w:space="0"/>
+          <w:bottom w:val="none" w:color="000000" w:sz="4" w:space="0"/>
+          <w:right w:val="none" w:color="000000" w:sz="4" w:space="0"/>
+        </w:tcBorders>
+      </w:tcPr>
+    </w:tblStylePr>
+    <w:tblStylePr w:type="lastRow">
+      <w:rPr>
+        <w:b/>
+        <w:color w:val="404040"/>
+      </w:rPr>
+      <w:pPr>
+        <w:pBdr/>
+        <w:spacing/>
+        <w:ind/>
+      </w:pPr>
+      <w:tblPr>
+        <w:tblBorders/>
+      </w:tblPr>
+      <w:tcPr>
+        <w:shd w:val="clear" w:color="ffffff"/>
+        <w:tcBorders>
+          <w:top w:val="none" w:color="000000" w:sz="4" w:space="0"/>
+          <w:left w:val="none" w:color="000000" w:sz="4" w:space="0"/>
+          <w:bottom w:val="none" w:color="000000" w:sz="4" w:space="0"/>
+          <w:right w:val="none" w:color="000000" w:sz="4" w:space="0"/>
+        </w:tcBorders>
+      </w:tcPr>
+    </w:tblStylePr>
     <w:tblStylePr w:type="nwCell">
       <w:pPr>
         <w:pBdr/>
@@ -5257,9 +6546,9 @@
       </w:tcPr>
     </w:tblStylePr>
   </w:style>
-  <w:style w:type="table" w:styleId="34">
+  <w:style w:type="table" w:styleId="723">
     <w:name w:val="Grid Table 3 - Accent 1"/>
-    <w:basedOn w:val="665"/>
+    <w:basedOn w:val="887"/>
     <w:uiPriority w:val="99"/>
     <w:pPr>
       <w:pBdr/>
@@ -5358,29 +6647,6 @@
         <w:tblBorders/>
       </w:tblPr>
       <w:tcPr>
-        <w:shd w:color="ffffff"/>
-        <w:tcBorders>
-          <w:top w:val="none" w:color="000000" w:sz="4" w:space="0"/>
-          <w:left w:val="none" w:color="000000" w:sz="4" w:space="0"/>
-          <w:bottom w:val="none" w:color="000000" w:sz="4" w:space="0"/>
-          <w:right w:val="none" w:color="000000" w:sz="4" w:space="0"/>
-        </w:tcBorders>
-      </w:tcPr>
-    </w:tblStylePr>
-    <w:tblStylePr w:type="firstRow">
-      <w:rPr>
-        <w:b/>
-        <w:color w:val="404040"/>
-      </w:rPr>
-      <w:pPr>
-        <w:pBdr/>
-        <w:spacing/>
-        <w:ind/>
-      </w:pPr>
-      <w:tblPr>
-        <w:tblBorders/>
-      </w:tblPr>
-      <w:tcPr>
         <w:shd w:val="clear" w:color="ffffff"/>
         <w:tcBorders>
           <w:top w:val="none" w:color="000000" w:sz="4" w:space="0"/>
@@ -5390,30 +6656,7 @@
         </w:tcBorders>
       </w:tcPr>
     </w:tblStylePr>
-    <w:tblStylePr w:type="lastCol">
-      <w:rPr>
-        <w:i/>
-        <w:color w:val="404040"/>
-      </w:rPr>
-      <w:pPr>
-        <w:pBdr/>
-        <w:spacing/>
-        <w:ind/>
-      </w:pPr>
-      <w:tblPr>
-        <w:tblBorders/>
-      </w:tblPr>
-      <w:tcPr>
-        <w:shd w:color="ffffff"/>
-        <w:tcBorders>
-          <w:top w:val="none" w:color="000000" w:sz="4" w:space="0"/>
-          <w:left w:val="none" w:color="000000" w:sz="4" w:space="0"/>
-          <w:bottom w:val="none" w:color="000000" w:sz="4" w:space="0"/>
-          <w:right w:val="none" w:color="000000" w:sz="4" w:space="0"/>
-        </w:tcBorders>
-      </w:tcPr>
-    </w:tblStylePr>
-    <w:tblStylePr w:type="lastRow">
+    <w:tblStylePr w:type="firstRow">
       <w:rPr>
         <w:b/>
         <w:color w:val="404040"/>
@@ -5436,6 +6679,52 @@
         </w:tcBorders>
       </w:tcPr>
     </w:tblStylePr>
+    <w:tblStylePr w:type="lastCol">
+      <w:rPr>
+        <w:i/>
+        <w:color w:val="404040"/>
+      </w:rPr>
+      <w:pPr>
+        <w:pBdr/>
+        <w:spacing/>
+        <w:ind/>
+      </w:pPr>
+      <w:tblPr>
+        <w:tblBorders/>
+      </w:tblPr>
+      <w:tcPr>
+        <w:shd w:val="clear" w:color="ffffff"/>
+        <w:tcBorders>
+          <w:top w:val="none" w:color="000000" w:sz="4" w:space="0"/>
+          <w:left w:val="none" w:color="000000" w:sz="4" w:space="0"/>
+          <w:bottom w:val="none" w:color="000000" w:sz="4" w:space="0"/>
+          <w:right w:val="none" w:color="000000" w:sz="4" w:space="0"/>
+        </w:tcBorders>
+      </w:tcPr>
+    </w:tblStylePr>
+    <w:tblStylePr w:type="lastRow">
+      <w:rPr>
+        <w:b/>
+        <w:color w:val="404040"/>
+      </w:rPr>
+      <w:pPr>
+        <w:pBdr/>
+        <w:spacing/>
+        <w:ind/>
+      </w:pPr>
+      <w:tblPr>
+        <w:tblBorders/>
+      </w:tblPr>
+      <w:tcPr>
+        <w:shd w:val="clear" w:color="ffffff"/>
+        <w:tcBorders>
+          <w:top w:val="none" w:color="000000" w:sz="4" w:space="0"/>
+          <w:left w:val="none" w:color="000000" w:sz="4" w:space="0"/>
+          <w:bottom w:val="none" w:color="000000" w:sz="4" w:space="0"/>
+          <w:right w:val="none" w:color="000000" w:sz="4" w:space="0"/>
+        </w:tcBorders>
+      </w:tcPr>
+    </w:tblStylePr>
     <w:tblStylePr w:type="nwCell">
       <w:pPr>
         <w:pBdr/>
@@ -5502,9 +6791,9 @@
       </w:tcPr>
     </w:tblStylePr>
   </w:style>
-  <w:style w:type="table" w:styleId="35">
+  <w:style w:type="table" w:styleId="724">
     <w:name w:val="Grid Table 3 - Accent 2"/>
-    <w:basedOn w:val="665"/>
+    <w:basedOn w:val="887"/>
     <w:uiPriority w:val="99"/>
     <w:pPr>
       <w:pBdr/>
@@ -5603,29 +6892,6 @@
         <w:tblBorders/>
       </w:tblPr>
       <w:tcPr>
-        <w:shd w:color="ffffff"/>
-        <w:tcBorders>
-          <w:top w:val="none" w:color="000000" w:sz="4" w:space="0"/>
-          <w:left w:val="none" w:color="000000" w:sz="4" w:space="0"/>
-          <w:bottom w:val="none" w:color="000000" w:sz="4" w:space="0"/>
-          <w:right w:val="none" w:color="000000" w:sz="4" w:space="0"/>
-        </w:tcBorders>
-      </w:tcPr>
-    </w:tblStylePr>
-    <w:tblStylePr w:type="firstRow">
-      <w:rPr>
-        <w:b/>
-        <w:color w:val="404040"/>
-      </w:rPr>
-      <w:pPr>
-        <w:pBdr/>
-        <w:spacing/>
-        <w:ind/>
-      </w:pPr>
-      <w:tblPr>
-        <w:tblBorders/>
-      </w:tblPr>
-      <w:tcPr>
         <w:shd w:val="clear" w:color="ffffff"/>
         <w:tcBorders>
           <w:top w:val="none" w:color="000000" w:sz="4" w:space="0"/>
@@ -5635,30 +6901,7 @@
         </w:tcBorders>
       </w:tcPr>
     </w:tblStylePr>
-    <w:tblStylePr w:type="lastCol">
-      <w:rPr>
-        <w:i/>
-        <w:color w:val="404040"/>
-      </w:rPr>
-      <w:pPr>
-        <w:pBdr/>
-        <w:spacing/>
-        <w:ind/>
-      </w:pPr>
-      <w:tblPr>
-        <w:tblBorders/>
-      </w:tblPr>
-      <w:tcPr>
-        <w:shd w:color="ffffff"/>
-        <w:tcBorders>
-          <w:top w:val="none" w:color="000000" w:sz="4" w:space="0"/>
-          <w:left w:val="none" w:color="000000" w:sz="4" w:space="0"/>
-          <w:bottom w:val="none" w:color="000000" w:sz="4" w:space="0"/>
-          <w:right w:val="none" w:color="000000" w:sz="4" w:space="0"/>
-        </w:tcBorders>
-      </w:tcPr>
-    </w:tblStylePr>
-    <w:tblStylePr w:type="lastRow">
+    <w:tblStylePr w:type="firstRow">
       <w:rPr>
         <w:b/>
         <w:color w:val="404040"/>
@@ -5681,6 +6924,52 @@
         </w:tcBorders>
       </w:tcPr>
     </w:tblStylePr>
+    <w:tblStylePr w:type="lastCol">
+      <w:rPr>
+        <w:i/>
+        <w:color w:val="404040"/>
+      </w:rPr>
+      <w:pPr>
+        <w:pBdr/>
+        <w:spacing/>
+        <w:ind/>
+      </w:pPr>
+      <w:tblPr>
+        <w:tblBorders/>
+      </w:tblPr>
+      <w:tcPr>
+        <w:shd w:val="clear" w:color="ffffff"/>
+        <w:tcBorders>
+          <w:top w:val="none" w:color="000000" w:sz="4" w:space="0"/>
+          <w:left w:val="none" w:color="000000" w:sz="4" w:space="0"/>
+          <w:bottom w:val="none" w:color="000000" w:sz="4" w:space="0"/>
+          <w:right w:val="none" w:color="000000" w:sz="4" w:space="0"/>
+        </w:tcBorders>
+      </w:tcPr>
+    </w:tblStylePr>
+    <w:tblStylePr w:type="lastRow">
+      <w:rPr>
+        <w:b/>
+        <w:color w:val="404040"/>
+      </w:rPr>
+      <w:pPr>
+        <w:pBdr/>
+        <w:spacing/>
+        <w:ind/>
+      </w:pPr>
+      <w:tblPr>
+        <w:tblBorders/>
+      </w:tblPr>
+      <w:tcPr>
+        <w:shd w:val="clear" w:color="ffffff"/>
+        <w:tcBorders>
+          <w:top w:val="none" w:color="000000" w:sz="4" w:space="0"/>
+          <w:left w:val="none" w:color="000000" w:sz="4" w:space="0"/>
+          <w:bottom w:val="none" w:color="000000" w:sz="4" w:space="0"/>
+          <w:right w:val="none" w:color="000000" w:sz="4" w:space="0"/>
+        </w:tcBorders>
+      </w:tcPr>
+    </w:tblStylePr>
     <w:tblStylePr w:type="nwCell">
       <w:pPr>
         <w:pBdr/>
@@ -5747,9 +7036,9 @@
       </w:tcPr>
     </w:tblStylePr>
   </w:style>
-  <w:style w:type="table" w:styleId="36">
+  <w:style w:type="table" w:styleId="725">
     <w:name w:val="Grid Table 3 - Accent 3"/>
-    <w:basedOn w:val="665"/>
+    <w:basedOn w:val="887"/>
     <w:uiPriority w:val="99"/>
     <w:pPr>
       <w:pBdr/>
@@ -5848,29 +7137,6 @@
         <w:tblBorders/>
       </w:tblPr>
       <w:tcPr>
-        <w:shd w:color="ffffff"/>
-        <w:tcBorders>
-          <w:top w:val="none" w:color="000000" w:sz="4" w:space="0"/>
-          <w:left w:val="none" w:color="000000" w:sz="4" w:space="0"/>
-          <w:bottom w:val="none" w:color="000000" w:sz="4" w:space="0"/>
-          <w:right w:val="none" w:color="000000" w:sz="4" w:space="0"/>
-        </w:tcBorders>
-      </w:tcPr>
-    </w:tblStylePr>
-    <w:tblStylePr w:type="firstRow">
-      <w:rPr>
-        <w:b/>
-        <w:color w:val="404040"/>
-      </w:rPr>
-      <w:pPr>
-        <w:pBdr/>
-        <w:spacing/>
-        <w:ind/>
-      </w:pPr>
-      <w:tblPr>
-        <w:tblBorders/>
-      </w:tblPr>
-      <w:tcPr>
         <w:shd w:val="clear" w:color="ffffff"/>
         <w:tcBorders>
           <w:top w:val="none" w:color="000000" w:sz="4" w:space="0"/>
@@ -5880,30 +7146,7 @@
         </w:tcBorders>
       </w:tcPr>
     </w:tblStylePr>
-    <w:tblStylePr w:type="lastCol">
-      <w:rPr>
-        <w:i/>
-        <w:color w:val="404040"/>
-      </w:rPr>
-      <w:pPr>
-        <w:pBdr/>
-        <w:spacing/>
-        <w:ind/>
-      </w:pPr>
-      <w:tblPr>
-        <w:tblBorders/>
-      </w:tblPr>
-      <w:tcPr>
-        <w:shd w:color="ffffff"/>
-        <w:tcBorders>
-          <w:top w:val="none" w:color="000000" w:sz="4" w:space="0"/>
-          <w:left w:val="none" w:color="000000" w:sz="4" w:space="0"/>
-          <w:bottom w:val="none" w:color="000000" w:sz="4" w:space="0"/>
-          <w:right w:val="none" w:color="000000" w:sz="4" w:space="0"/>
-        </w:tcBorders>
-      </w:tcPr>
-    </w:tblStylePr>
-    <w:tblStylePr w:type="lastRow">
+    <w:tblStylePr w:type="firstRow">
       <w:rPr>
         <w:b/>
         <w:color w:val="404040"/>
@@ -5926,6 +7169,52 @@
         </w:tcBorders>
       </w:tcPr>
     </w:tblStylePr>
+    <w:tblStylePr w:type="lastCol">
+      <w:rPr>
+        <w:i/>
+        <w:color w:val="404040"/>
+      </w:rPr>
+      <w:pPr>
+        <w:pBdr/>
+        <w:spacing/>
+        <w:ind/>
+      </w:pPr>
+      <w:tblPr>
+        <w:tblBorders/>
+      </w:tblPr>
+      <w:tcPr>
+        <w:shd w:val="clear" w:color="ffffff"/>
+        <w:tcBorders>
+          <w:top w:val="none" w:color="000000" w:sz="4" w:space="0"/>
+          <w:left w:val="none" w:color="000000" w:sz="4" w:space="0"/>
+          <w:bottom w:val="none" w:color="000000" w:sz="4" w:space="0"/>
+          <w:right w:val="none" w:color="000000" w:sz="4" w:space="0"/>
+        </w:tcBorders>
+      </w:tcPr>
+    </w:tblStylePr>
+    <w:tblStylePr w:type="lastRow">
+      <w:rPr>
+        <w:b/>
+        <w:color w:val="404040"/>
+      </w:rPr>
+      <w:pPr>
+        <w:pBdr/>
+        <w:spacing/>
+        <w:ind/>
+      </w:pPr>
+      <w:tblPr>
+        <w:tblBorders/>
+      </w:tblPr>
+      <w:tcPr>
+        <w:shd w:val="clear" w:color="ffffff"/>
+        <w:tcBorders>
+          <w:top w:val="none" w:color="000000" w:sz="4" w:space="0"/>
+          <w:left w:val="none" w:color="000000" w:sz="4" w:space="0"/>
+          <w:bottom w:val="none" w:color="000000" w:sz="4" w:space="0"/>
+          <w:right w:val="none" w:color="000000" w:sz="4" w:space="0"/>
+        </w:tcBorders>
+      </w:tcPr>
+    </w:tblStylePr>
     <w:tblStylePr w:type="nwCell">
       <w:pPr>
         <w:pBdr/>
@@ -5992,9 +7281,9 @@
       </w:tcPr>
     </w:tblStylePr>
   </w:style>
-  <w:style w:type="table" w:styleId="37">
+  <w:style w:type="table" w:styleId="726">
     <w:name w:val="Grid Table 3 - Accent 4"/>
-    <w:basedOn w:val="665"/>
+    <w:basedOn w:val="887"/>
     <w:uiPriority w:val="99"/>
     <w:pPr>
       <w:pBdr/>
@@ -6093,29 +7382,6 @@
         <w:tblBorders/>
       </w:tblPr>
       <w:tcPr>
-        <w:shd w:color="ffffff"/>
-        <w:tcBorders>
-          <w:top w:val="none" w:color="000000" w:sz="4" w:space="0"/>
-          <w:left w:val="none" w:color="000000" w:sz="4" w:space="0"/>
-          <w:bottom w:val="none" w:color="000000" w:sz="4" w:space="0"/>
-          <w:right w:val="none" w:color="000000" w:sz="4" w:space="0"/>
-        </w:tcBorders>
-      </w:tcPr>
-    </w:tblStylePr>
-    <w:tblStylePr w:type="firstRow">
-      <w:rPr>
-        <w:b/>
-        <w:color w:val="404040"/>
-      </w:rPr>
-      <w:pPr>
-        <w:pBdr/>
-        <w:spacing/>
-        <w:ind/>
-      </w:pPr>
-      <w:tblPr>
-        <w:tblBorders/>
-      </w:tblPr>
-      <w:tcPr>
         <w:shd w:val="clear" w:color="ffffff"/>
         <w:tcBorders>
           <w:top w:val="none" w:color="000000" w:sz="4" w:space="0"/>
@@ -6125,30 +7391,7 @@
         </w:tcBorders>
       </w:tcPr>
     </w:tblStylePr>
-    <w:tblStylePr w:type="lastCol">
-      <w:rPr>
-        <w:i/>
-        <w:color w:val="404040"/>
-      </w:rPr>
-      <w:pPr>
-        <w:pBdr/>
-        <w:spacing/>
-        <w:ind/>
-      </w:pPr>
-      <w:tblPr>
-        <w:tblBorders/>
-      </w:tblPr>
-      <w:tcPr>
-        <w:shd w:color="ffffff"/>
-        <w:tcBorders>
-          <w:top w:val="none" w:color="000000" w:sz="4" w:space="0"/>
-          <w:left w:val="none" w:color="000000" w:sz="4" w:space="0"/>
-          <w:bottom w:val="none" w:color="000000" w:sz="4" w:space="0"/>
-          <w:right w:val="none" w:color="000000" w:sz="4" w:space="0"/>
-        </w:tcBorders>
-      </w:tcPr>
-    </w:tblStylePr>
-    <w:tblStylePr w:type="lastRow">
+    <w:tblStylePr w:type="firstRow">
       <w:rPr>
         <w:b/>
         <w:color w:val="404040"/>
@@ -6171,6 +7414,52 @@
         </w:tcBorders>
       </w:tcPr>
     </w:tblStylePr>
+    <w:tblStylePr w:type="lastCol">
+      <w:rPr>
+        <w:i/>
+        <w:color w:val="404040"/>
+      </w:rPr>
+      <w:pPr>
+        <w:pBdr/>
+        <w:spacing/>
+        <w:ind/>
+      </w:pPr>
+      <w:tblPr>
+        <w:tblBorders/>
+      </w:tblPr>
+      <w:tcPr>
+        <w:shd w:val="clear" w:color="ffffff"/>
+        <w:tcBorders>
+          <w:top w:val="none" w:color="000000" w:sz="4" w:space="0"/>
+          <w:left w:val="none" w:color="000000" w:sz="4" w:space="0"/>
+          <w:bottom w:val="none" w:color="000000" w:sz="4" w:space="0"/>
+          <w:right w:val="none" w:color="000000" w:sz="4" w:space="0"/>
+        </w:tcBorders>
+      </w:tcPr>
+    </w:tblStylePr>
+    <w:tblStylePr w:type="lastRow">
+      <w:rPr>
+        <w:b/>
+        <w:color w:val="404040"/>
+      </w:rPr>
+      <w:pPr>
+        <w:pBdr/>
+        <w:spacing/>
+        <w:ind/>
+      </w:pPr>
+      <w:tblPr>
+        <w:tblBorders/>
+      </w:tblPr>
+      <w:tcPr>
+        <w:shd w:val="clear" w:color="ffffff"/>
+        <w:tcBorders>
+          <w:top w:val="none" w:color="000000" w:sz="4" w:space="0"/>
+          <w:left w:val="none" w:color="000000" w:sz="4" w:space="0"/>
+          <w:bottom w:val="none" w:color="000000" w:sz="4" w:space="0"/>
+          <w:right w:val="none" w:color="000000" w:sz="4" w:space="0"/>
+        </w:tcBorders>
+      </w:tcPr>
+    </w:tblStylePr>
     <w:tblStylePr w:type="nwCell">
       <w:pPr>
         <w:pBdr/>
@@ -6237,9 +7526,9 @@
       </w:tcPr>
     </w:tblStylePr>
   </w:style>
-  <w:style w:type="table" w:styleId="38">
+  <w:style w:type="table" w:styleId="727">
     <w:name w:val="Grid Table 3 - Accent 5"/>
-    <w:basedOn w:val="665"/>
+    <w:basedOn w:val="887"/>
     <w:uiPriority w:val="99"/>
     <w:pPr>
       <w:pBdr/>
@@ -6338,29 +7627,6 @@
         <w:tblBorders/>
       </w:tblPr>
       <w:tcPr>
-        <w:shd w:color="ffffff"/>
-        <w:tcBorders>
-          <w:top w:val="none" w:color="000000" w:sz="4" w:space="0"/>
-          <w:left w:val="none" w:color="000000" w:sz="4" w:space="0"/>
-          <w:bottom w:val="none" w:color="000000" w:sz="4" w:space="0"/>
-          <w:right w:val="none" w:color="000000" w:sz="4" w:space="0"/>
-        </w:tcBorders>
-      </w:tcPr>
-    </w:tblStylePr>
-    <w:tblStylePr w:type="firstRow">
-      <w:rPr>
-        <w:b/>
-        <w:color w:val="404040"/>
-      </w:rPr>
-      <w:pPr>
-        <w:pBdr/>
-        <w:spacing/>
-        <w:ind/>
-      </w:pPr>
-      <w:tblPr>
-        <w:tblBorders/>
-      </w:tblPr>
-      <w:tcPr>
         <w:shd w:val="clear" w:color="ffffff"/>
         <w:tcBorders>
           <w:top w:val="none" w:color="000000" w:sz="4" w:space="0"/>
@@ -6370,30 +7636,7 @@
         </w:tcBorders>
       </w:tcPr>
     </w:tblStylePr>
-    <w:tblStylePr w:type="lastCol">
-      <w:rPr>
-        <w:i/>
-        <w:color w:val="404040"/>
-      </w:rPr>
-      <w:pPr>
-        <w:pBdr/>
-        <w:spacing/>
-        <w:ind/>
-      </w:pPr>
-      <w:tblPr>
-        <w:tblBorders/>
-      </w:tblPr>
-      <w:tcPr>
-        <w:shd w:color="ffffff"/>
-        <w:tcBorders>
-          <w:top w:val="none" w:color="000000" w:sz="4" w:space="0"/>
-          <w:left w:val="none" w:color="000000" w:sz="4" w:space="0"/>
-          <w:bottom w:val="none" w:color="000000" w:sz="4" w:space="0"/>
-          <w:right w:val="none" w:color="000000" w:sz="4" w:space="0"/>
-        </w:tcBorders>
-      </w:tcPr>
-    </w:tblStylePr>
-    <w:tblStylePr w:type="lastRow">
+    <w:tblStylePr w:type="firstRow">
       <w:rPr>
         <w:b/>
         <w:color w:val="404040"/>
@@ -6416,6 +7659,52 @@
         </w:tcBorders>
       </w:tcPr>
     </w:tblStylePr>
+    <w:tblStylePr w:type="lastCol">
+      <w:rPr>
+        <w:i/>
+        <w:color w:val="404040"/>
+      </w:rPr>
+      <w:pPr>
+        <w:pBdr/>
+        <w:spacing/>
+        <w:ind/>
+      </w:pPr>
+      <w:tblPr>
+        <w:tblBorders/>
+      </w:tblPr>
+      <w:tcPr>
+        <w:shd w:val="clear" w:color="ffffff"/>
+        <w:tcBorders>
+          <w:top w:val="none" w:color="000000" w:sz="4" w:space="0"/>
+          <w:left w:val="none" w:color="000000" w:sz="4" w:space="0"/>
+          <w:bottom w:val="none" w:color="000000" w:sz="4" w:space="0"/>
+          <w:right w:val="none" w:color="000000" w:sz="4" w:space="0"/>
+        </w:tcBorders>
+      </w:tcPr>
+    </w:tblStylePr>
+    <w:tblStylePr w:type="lastRow">
+      <w:rPr>
+        <w:b/>
+        <w:color w:val="404040"/>
+      </w:rPr>
+      <w:pPr>
+        <w:pBdr/>
+        <w:spacing/>
+        <w:ind/>
+      </w:pPr>
+      <w:tblPr>
+        <w:tblBorders/>
+      </w:tblPr>
+      <w:tcPr>
+        <w:shd w:val="clear" w:color="ffffff"/>
+        <w:tcBorders>
+          <w:top w:val="none" w:color="000000" w:sz="4" w:space="0"/>
+          <w:left w:val="none" w:color="000000" w:sz="4" w:space="0"/>
+          <w:bottom w:val="none" w:color="000000" w:sz="4" w:space="0"/>
+          <w:right w:val="none" w:color="000000" w:sz="4" w:space="0"/>
+        </w:tcBorders>
+      </w:tcPr>
+    </w:tblStylePr>
     <w:tblStylePr w:type="nwCell">
       <w:pPr>
         <w:pBdr/>
@@ -6482,9 +7771,9 @@
       </w:tcPr>
     </w:tblStylePr>
   </w:style>
-  <w:style w:type="table" w:styleId="39">
+  <w:style w:type="table" w:styleId="728">
     <w:name w:val="Grid Table 3 - Accent 6"/>
-    <w:basedOn w:val="665"/>
+    <w:basedOn w:val="887"/>
     <w:uiPriority w:val="99"/>
     <w:pPr>
       <w:pBdr/>
@@ -6583,29 +7872,6 @@
         <w:tblBorders/>
       </w:tblPr>
       <w:tcPr>
-        <w:shd w:color="ffffff"/>
-        <w:tcBorders>
-          <w:top w:val="none" w:color="000000" w:sz="4" w:space="0"/>
-          <w:left w:val="none" w:color="000000" w:sz="4" w:space="0"/>
-          <w:bottom w:val="none" w:color="000000" w:sz="4" w:space="0"/>
-          <w:right w:val="none" w:color="000000" w:sz="4" w:space="0"/>
-        </w:tcBorders>
-      </w:tcPr>
-    </w:tblStylePr>
-    <w:tblStylePr w:type="firstRow">
-      <w:rPr>
-        <w:b/>
-        <w:color w:val="404040"/>
-      </w:rPr>
-      <w:pPr>
-        <w:pBdr/>
-        <w:spacing/>
-        <w:ind/>
-      </w:pPr>
-      <w:tblPr>
-        <w:tblBorders/>
-      </w:tblPr>
-      <w:tcPr>
         <w:shd w:val="clear" w:color="ffffff"/>
         <w:tcBorders>
           <w:top w:val="none" w:color="000000" w:sz="4" w:space="0"/>
@@ -6615,30 +7881,7 @@
         </w:tcBorders>
       </w:tcPr>
     </w:tblStylePr>
-    <w:tblStylePr w:type="lastCol">
-      <w:rPr>
-        <w:i/>
-        <w:color w:val="404040"/>
-      </w:rPr>
-      <w:pPr>
-        <w:pBdr/>
-        <w:spacing/>
-        <w:ind/>
-      </w:pPr>
-      <w:tblPr>
-        <w:tblBorders/>
-      </w:tblPr>
-      <w:tcPr>
-        <w:shd w:color="ffffff"/>
-        <w:tcBorders>
-          <w:top w:val="none" w:color="000000" w:sz="4" w:space="0"/>
-          <w:left w:val="none" w:color="000000" w:sz="4" w:space="0"/>
-          <w:bottom w:val="none" w:color="000000" w:sz="4" w:space="0"/>
-          <w:right w:val="none" w:color="000000" w:sz="4" w:space="0"/>
-        </w:tcBorders>
-      </w:tcPr>
-    </w:tblStylePr>
-    <w:tblStylePr w:type="lastRow">
+    <w:tblStylePr w:type="firstRow">
       <w:rPr>
         <w:b/>
         <w:color w:val="404040"/>
@@ -6661,6 +7904,52 @@
         </w:tcBorders>
       </w:tcPr>
     </w:tblStylePr>
+    <w:tblStylePr w:type="lastCol">
+      <w:rPr>
+        <w:i/>
+        <w:color w:val="404040"/>
+      </w:rPr>
+      <w:pPr>
+        <w:pBdr/>
+        <w:spacing/>
+        <w:ind/>
+      </w:pPr>
+      <w:tblPr>
+        <w:tblBorders/>
+      </w:tblPr>
+      <w:tcPr>
+        <w:shd w:val="clear" w:color="ffffff"/>
+        <w:tcBorders>
+          <w:top w:val="none" w:color="000000" w:sz="4" w:space="0"/>
+          <w:left w:val="none" w:color="000000" w:sz="4" w:space="0"/>
+          <w:bottom w:val="none" w:color="000000" w:sz="4" w:space="0"/>
+          <w:right w:val="none" w:color="000000" w:sz="4" w:space="0"/>
+        </w:tcBorders>
+      </w:tcPr>
+    </w:tblStylePr>
+    <w:tblStylePr w:type="lastRow">
+      <w:rPr>
+        <w:b/>
+        <w:color w:val="404040"/>
+      </w:rPr>
+      <w:pPr>
+        <w:pBdr/>
+        <w:spacing/>
+        <w:ind/>
+      </w:pPr>
+      <w:tblPr>
+        <w:tblBorders/>
+      </w:tblPr>
+      <w:tcPr>
+        <w:shd w:val="clear" w:color="ffffff"/>
+        <w:tcBorders>
+          <w:top w:val="none" w:color="000000" w:sz="4" w:space="0"/>
+          <w:left w:val="none" w:color="000000" w:sz="4" w:space="0"/>
+          <w:bottom w:val="none" w:color="000000" w:sz="4" w:space="0"/>
+          <w:right w:val="none" w:color="000000" w:sz="4" w:space="0"/>
+        </w:tcBorders>
+      </w:tcPr>
+    </w:tblStylePr>
     <w:tblStylePr w:type="nwCell">
       <w:pPr>
         <w:pBdr/>
@@ -6727,9 +8016,9 @@
       </w:tcPr>
     </w:tblStylePr>
   </w:style>
-  <w:style w:type="table" w:styleId="40">
+  <w:style w:type="table" w:styleId="729">
     <w:name w:val="Grid Table 4"/>
-    <w:basedOn w:val="665"/>
+    <w:basedOn w:val="887"/>
     <w:uiPriority w:val="59"/>
     <w:pPr>
       <w:pBdr/>
@@ -6960,9 +8249,9 @@
       </w:tcPr>
     </w:tblStylePr>
   </w:style>
-  <w:style w:type="table" w:styleId="41">
+  <w:style w:type="table" w:styleId="730">
     <w:name w:val="Grid Table 4 - Accent 1"/>
-    <w:basedOn w:val="665"/>
+    <w:basedOn w:val="887"/>
     <w:uiPriority w:val="59"/>
     <w:pPr>
       <w:pBdr/>
@@ -7193,9 +8482,9 @@
       </w:tcPr>
     </w:tblStylePr>
   </w:style>
-  <w:style w:type="table" w:styleId="42">
+  <w:style w:type="table" w:styleId="731">
     <w:name w:val="Grid Table 4 - Accent 2"/>
-    <w:basedOn w:val="665"/>
+    <w:basedOn w:val="887"/>
     <w:uiPriority w:val="59"/>
     <w:pPr>
       <w:pBdr/>
@@ -7426,9 +8715,9 @@
       </w:tcPr>
     </w:tblStylePr>
   </w:style>
-  <w:style w:type="table" w:styleId="43">
+  <w:style w:type="table" w:styleId="732">
     <w:name w:val="Grid Table 4 - Accent 3"/>
-    <w:basedOn w:val="665"/>
+    <w:basedOn w:val="887"/>
     <w:uiPriority w:val="59"/>
     <w:pPr>
       <w:pBdr/>
@@ -7659,9 +8948,9 @@
       </w:tcPr>
     </w:tblStylePr>
   </w:style>
-  <w:style w:type="table" w:styleId="44">
+  <w:style w:type="table" w:styleId="733">
     <w:name w:val="Grid Table 4 - Accent 4"/>
-    <w:basedOn w:val="665"/>
+    <w:basedOn w:val="887"/>
     <w:uiPriority w:val="59"/>
     <w:pPr>
       <w:pBdr/>
@@ -7892,9 +9181,9 @@
       </w:tcPr>
     </w:tblStylePr>
   </w:style>
-  <w:style w:type="table" w:styleId="45">
+  <w:style w:type="table" w:styleId="734">
     <w:name w:val="Grid Table 4 - Accent 5"/>
-    <w:basedOn w:val="665"/>
+    <w:basedOn w:val="887"/>
     <w:uiPriority w:val="59"/>
     <w:pPr>
       <w:pBdr/>
@@ -8125,9 +9414,9 @@
       </w:tcPr>
     </w:tblStylePr>
   </w:style>
-  <w:style w:type="table" w:styleId="46">
+  <w:style w:type="table" w:styleId="735">
     <w:name w:val="Grid Table 4 - Accent 6"/>
-    <w:basedOn w:val="665"/>
+    <w:basedOn w:val="887"/>
     <w:uiPriority w:val="59"/>
     <w:pPr>
       <w:pBdr/>
@@ -8358,9 +9647,9 @@
       </w:tcPr>
     </w:tblStylePr>
   </w:style>
-  <w:style w:type="table" w:styleId="47">
+  <w:style w:type="table" w:styleId="736">
     <w:name w:val="Grid Table 5 Dark"/>
-    <w:basedOn w:val="665"/>
+    <w:basedOn w:val="887"/>
     <w:uiPriority w:val="99"/>
     <w:pPr>
       <w:pBdr/>
@@ -8586,9 +9875,9 @@
       </w:tcPr>
     </w:tblStylePr>
   </w:style>
-  <w:style w:type="table" w:styleId="48">
+  <w:style w:type="table" w:styleId="737">
     <w:name w:val="Grid Table 5 Dark- Accent 1"/>
-    <w:basedOn w:val="665"/>
+    <w:basedOn w:val="887"/>
     <w:uiPriority w:val="99"/>
     <w:pPr>
       <w:pBdr/>
@@ -8814,9 +10103,9 @@
       </w:tcPr>
     </w:tblStylePr>
   </w:style>
-  <w:style w:type="table" w:styleId="49">
+  <w:style w:type="table" w:styleId="738">
     <w:name w:val="Grid Table 5 Dark - Accent 2"/>
-    <w:basedOn w:val="665"/>
+    <w:basedOn w:val="887"/>
     <w:uiPriority w:val="99"/>
     <w:pPr>
       <w:pBdr/>
@@ -9042,9 +10331,9 @@
       </w:tcPr>
     </w:tblStylePr>
   </w:style>
-  <w:style w:type="table" w:styleId="50">
+  <w:style w:type="table" w:styleId="739">
     <w:name w:val="Grid Table 5 Dark - Accent 3"/>
-    <w:basedOn w:val="665"/>
+    <w:basedOn w:val="887"/>
     <w:uiPriority w:val="99"/>
     <w:pPr>
       <w:pBdr/>
@@ -9270,9 +10559,9 @@
       </w:tcPr>
     </w:tblStylePr>
   </w:style>
-  <w:style w:type="table" w:styleId="51">
+  <w:style w:type="table" w:styleId="740">
     <w:name w:val="Grid Table 5 Dark- Accent 4"/>
-    <w:basedOn w:val="665"/>
+    <w:basedOn w:val="887"/>
     <w:uiPriority w:val="99"/>
     <w:pPr>
       <w:pBdr/>
@@ -9498,9 +10787,9 @@
       </w:tcPr>
     </w:tblStylePr>
   </w:style>
-  <w:style w:type="table" w:styleId="52">
+  <w:style w:type="table" w:styleId="741">
     <w:name w:val="Grid Table 5 Dark - Accent 5"/>
-    <w:basedOn w:val="665"/>
+    <w:basedOn w:val="887"/>
     <w:uiPriority w:val="99"/>
     <w:pPr>
       <w:pBdr/>
@@ -9726,9 +11015,9 @@
       </w:tcPr>
     </w:tblStylePr>
   </w:style>
-  <w:style w:type="table" w:styleId="53">
+  <w:style w:type="table" w:styleId="742">
     <w:name w:val="Grid Table 5 Dark - Accent 6"/>
-    <w:basedOn w:val="665"/>
+    <w:basedOn w:val="887"/>
     <w:uiPriority w:val="99"/>
     <w:pPr>
       <w:pBdr/>
@@ -9954,9 +11243,9 @@
       </w:tcPr>
     </w:tblStylePr>
   </w:style>
-  <w:style w:type="table" w:styleId="54">
+  <w:style w:type="table" w:styleId="743">
     <w:name w:val="Grid Table 6 Colorful"/>
-    <w:basedOn w:val="665"/>
+    <w:basedOn w:val="887"/>
     <w:uiPriority w:val="99"/>
     <w:pPr>
       <w:pBdr/>
@@ -10184,9 +11473,9 @@
       </w:tcPr>
     </w:tblStylePr>
   </w:style>
-  <w:style w:type="table" w:styleId="55">
+  <w:style w:type="table" w:styleId="744">
     <w:name w:val="Grid Table 6 Colorful - Accent 1"/>
-    <w:basedOn w:val="665"/>
+    <w:basedOn w:val="887"/>
     <w:uiPriority w:val="99"/>
     <w:pPr>
       <w:pBdr/>
@@ -10414,9 +11703,9 @@
       </w:tcPr>
     </w:tblStylePr>
   </w:style>
-  <w:style w:type="table" w:styleId="56">
+  <w:style w:type="table" w:styleId="745">
     <w:name w:val="Grid Table 6 Colorful - Accent 2"/>
-    <w:basedOn w:val="665"/>
+    <w:basedOn w:val="887"/>
     <w:uiPriority w:val="99"/>
     <w:pPr>
       <w:pBdr/>
@@ -10644,9 +11933,9 @@
       </w:tcPr>
     </w:tblStylePr>
   </w:style>
-  <w:style w:type="table" w:styleId="57">
+  <w:style w:type="table" w:styleId="746">
     <w:name w:val="Grid Table 6 Colorful - Accent 3"/>
-    <w:basedOn w:val="665"/>
+    <w:basedOn w:val="887"/>
     <w:uiPriority w:val="99"/>
     <w:pPr>
       <w:pBdr/>
@@ -10874,9 +12163,9 @@
       </w:tcPr>
     </w:tblStylePr>
   </w:style>
-  <w:style w:type="table" w:styleId="58">
+  <w:style w:type="table" w:styleId="747">
     <w:name w:val="Grid Table 6 Colorful - Accent 4"/>
-    <w:basedOn w:val="665"/>
+    <w:basedOn w:val="887"/>
     <w:uiPriority w:val="99"/>
     <w:pPr>
       <w:pBdr/>
@@ -11104,9 +12393,9 @@
       </w:tcPr>
     </w:tblStylePr>
   </w:style>
-  <w:style w:type="table" w:styleId="59">
+  <w:style w:type="table" w:styleId="748">
     <w:name w:val="Grid Table 6 Colorful - Accent 5"/>
-    <w:basedOn w:val="665"/>
+    <w:basedOn w:val="887"/>
     <w:uiPriority w:val="99"/>
     <w:pPr>
       <w:pBdr/>
@@ -11334,9 +12623,9 @@
       </w:tcPr>
     </w:tblStylePr>
   </w:style>
-  <w:style w:type="table" w:styleId="60">
+  <w:style w:type="table" w:styleId="749">
     <w:name w:val="Grid Table 6 Colorful - Accent 6"/>
-    <w:basedOn w:val="665"/>
+    <w:basedOn w:val="887"/>
     <w:uiPriority w:val="99"/>
     <w:pPr>
       <w:pBdr/>
@@ -11564,9 +12853,9 @@
       </w:tcPr>
     </w:tblStylePr>
   </w:style>
-  <w:style w:type="table" w:styleId="61">
+  <w:style w:type="table" w:styleId="750">
     <w:name w:val="Grid Table 7 Colorful"/>
-    <w:basedOn w:val="665"/>
+    <w:basedOn w:val="887"/>
     <w:uiPriority w:val="99"/>
     <w:pPr>
       <w:pBdr/>
@@ -11668,11 +12957,11 @@
         <w:tblBorders/>
       </w:tblPr>
       <w:tcPr>
-        <w:shd w:color="ffffff"/>
+        <w:shd w:val="clear" w:color="ffffff"/>
         <w:tcBorders>
-          <w:top w:val="none"/>
-          <w:left w:val="none"/>
-          <w:bottom w:val="none"/>
+          <w:top w:val="none" w:color="000000" w:sz="4" w:space="0"/>
+          <w:left w:val="none" w:color="000000" w:sz="4" w:space="0"/>
+          <w:bottom w:val="none" w:color="000000" w:sz="4" w:space="0"/>
           <w:right w:val="single" w:color="000000" w:themeColor="text1" w:themeTint="80" w:sz="4" w:space="0"/>
         </w:tcBorders>
       </w:tcPr>
@@ -11695,10 +12984,10 @@
       <w:tcPr>
         <w:shd w:val="clear" w:color="ffffff" w:themeColor="light1" w:fill="ffffff" w:themeFill="light1"/>
         <w:tcBorders>
-          <w:top w:val="none"/>
-          <w:left w:val="none"/>
+          <w:top w:val="none" w:color="000000" w:sz="4" w:space="0"/>
+          <w:left w:val="none" w:color="000000" w:sz="4" w:space="0"/>
           <w:bottom w:val="single" w:color="000000" w:themeColor="text1" w:themeTint="80" w:sz="4" w:space="0"/>
-          <w:right w:val="none"/>
+          <w:right w:val="none" w:color="000000" w:sz="4" w:space="0"/>
         </w:tcBorders>
       </w:tcPr>
     </w:tblStylePr>
@@ -11718,12 +13007,12 @@
         <w:tblBorders/>
       </w:tblPr>
       <w:tcPr>
-        <w:shd w:color="ffffff"/>
+        <w:shd w:val="clear" w:color="ffffff"/>
         <w:tcBorders>
-          <w:top w:val="none"/>
+          <w:top w:val="none" w:color="000000" w:sz="4" w:space="0"/>
           <w:left w:val="single" w:color="000000" w:themeColor="text1" w:themeTint="80" w:sz="4" w:space="0"/>
-          <w:bottom w:val="none"/>
-          <w:right w:val="none"/>
+          <w:bottom w:val="none" w:color="000000" w:sz="4" w:space="0"/>
+          <w:right w:val="none" w:color="000000" w:sz="4" w:space="0"/>
         </w:tcBorders>
       </w:tcPr>
     </w:tblStylePr>
@@ -11746,9 +13035,9 @@
         <w:shd w:val="clear" w:color="ffffff" w:themeColor="light1" w:fill="ffffff" w:themeFill="light1"/>
         <w:tcBorders>
           <w:top w:val="single" w:color="000000" w:themeColor="text1" w:themeTint="80" w:sz="4" w:space="0"/>
-          <w:left w:val="none"/>
-          <w:bottom w:val="none"/>
-          <w:right w:val="none"/>
+          <w:left w:val="none" w:color="000000" w:sz="4" w:space="0"/>
+          <w:bottom w:val="none" w:color="000000" w:sz="4" w:space="0"/>
+          <w:right w:val="none" w:color="000000" w:sz="4" w:space="0"/>
         </w:tcBorders>
       </w:tcPr>
     </w:tblStylePr>
@@ -11818,9 +13107,9 @@
       </w:tcPr>
     </w:tblStylePr>
   </w:style>
-  <w:style w:type="table" w:styleId="62">
+  <w:style w:type="table" w:styleId="751">
     <w:name w:val="Grid Table 7 Colorful - Accent 1"/>
-    <w:basedOn w:val="665"/>
+    <w:basedOn w:val="887"/>
     <w:uiPriority w:val="99"/>
     <w:pPr>
       <w:pBdr/>
@@ -11922,11 +13211,11 @@
         <w:tblBorders/>
       </w:tblPr>
       <w:tcPr>
-        <w:shd w:color="ffffff"/>
+        <w:shd w:val="clear" w:color="ffffff"/>
         <w:tcBorders>
-          <w:top w:val="none"/>
-          <w:left w:val="none"/>
-          <w:bottom w:val="none"/>
+          <w:top w:val="none" w:color="000000" w:sz="4" w:space="0"/>
+          <w:left w:val="none" w:color="000000" w:sz="4" w:space="0"/>
+          <w:bottom w:val="none" w:color="000000" w:sz="4" w:space="0"/>
           <w:right w:val="single" w:color="000000" w:themeColor="accent1" w:themeTint="80" w:sz="4" w:space="0"/>
         </w:tcBorders>
       </w:tcPr>
@@ -11949,10 +13238,10 @@
       <w:tcPr>
         <w:shd w:val="clear" w:color="ffffff" w:themeColor="light1" w:fill="ffffff" w:themeFill="light1"/>
         <w:tcBorders>
-          <w:top w:val="none"/>
-          <w:left w:val="none"/>
+          <w:top w:val="none" w:color="000000" w:sz="4" w:space="0"/>
+          <w:left w:val="none" w:color="000000" w:sz="4" w:space="0"/>
           <w:bottom w:val="single" w:color="000000" w:themeColor="accent1" w:themeTint="80" w:sz="4" w:space="0"/>
-          <w:right w:val="none"/>
+          <w:right w:val="none" w:color="000000" w:sz="4" w:space="0"/>
         </w:tcBorders>
       </w:tcPr>
     </w:tblStylePr>
@@ -11972,12 +13261,12 @@
         <w:tblBorders/>
       </w:tblPr>
       <w:tcPr>
-        <w:shd w:color="ffffff"/>
+        <w:shd w:val="clear" w:color="ffffff"/>
         <w:tcBorders>
-          <w:top w:val="none"/>
+          <w:top w:val="none" w:color="000000" w:sz="4" w:space="0"/>
           <w:left w:val="single" w:color="000000" w:themeColor="accent1" w:themeTint="80" w:sz="4" w:space="0"/>
-          <w:bottom w:val="none"/>
-          <w:right w:val="none"/>
+          <w:bottom w:val="none" w:color="000000" w:sz="4" w:space="0"/>
+          <w:right w:val="none" w:color="000000" w:sz="4" w:space="0"/>
         </w:tcBorders>
       </w:tcPr>
     </w:tblStylePr>
@@ -12000,9 +13289,9 @@
         <w:shd w:val="clear" w:color="ffffff" w:themeColor="light1" w:fill="ffffff" w:themeFill="light1"/>
         <w:tcBorders>
           <w:top w:val="single" w:color="000000" w:themeColor="accent1" w:themeTint="80" w:sz="4" w:space="0"/>
-          <w:left w:val="none"/>
-          <w:bottom w:val="none"/>
-          <w:right w:val="none"/>
+          <w:left w:val="none" w:color="000000" w:sz="4" w:space="0"/>
+          <w:bottom w:val="none" w:color="000000" w:sz="4" w:space="0"/>
+          <w:right w:val="none" w:color="000000" w:sz="4" w:space="0"/>
         </w:tcBorders>
       </w:tcPr>
     </w:tblStylePr>
@@ -12072,9 +13361,9 @@
       </w:tcPr>
     </w:tblStylePr>
   </w:style>
-  <w:style w:type="table" w:styleId="63">
+  <w:style w:type="table" w:styleId="752">
     <w:name w:val="Grid Table 7 Colorful - Accent 2"/>
-    <w:basedOn w:val="665"/>
+    <w:basedOn w:val="887"/>
     <w:uiPriority w:val="99"/>
     <w:pPr>
       <w:pBdr/>
@@ -12176,11 +13465,11 @@
         <w:tblBorders/>
       </w:tblPr>
       <w:tcPr>
-        <w:shd w:color="ffffff"/>
+        <w:shd w:val="clear" w:color="ffffff"/>
         <w:tcBorders>
-          <w:top w:val="none"/>
-          <w:left w:val="none"/>
-          <w:bottom w:val="none"/>
+          <w:top w:val="none" w:color="000000" w:sz="4" w:space="0"/>
+          <w:left w:val="none" w:color="000000" w:sz="4" w:space="0"/>
+          <w:bottom w:val="none" w:color="000000" w:sz="4" w:space="0"/>
           <w:right w:val="single" w:color="000000" w:themeColor="accent2" w:themeTint="97" w:sz="4" w:space="0"/>
         </w:tcBorders>
       </w:tcPr>
@@ -12203,10 +13492,10 @@
       <w:tcPr>
         <w:shd w:val="clear" w:color="ffffff" w:themeColor="light1" w:fill="ffffff" w:themeFill="light1"/>
         <w:tcBorders>
-          <w:top w:val="none"/>
-          <w:left w:val="none"/>
+          <w:top w:val="none" w:color="000000" w:sz="4" w:space="0"/>
+          <w:left w:val="none" w:color="000000" w:sz="4" w:space="0"/>
           <w:bottom w:val="single" w:color="000000" w:themeColor="accent2" w:themeTint="97" w:sz="4" w:space="0"/>
-          <w:right w:val="none"/>
+          <w:right w:val="none" w:color="000000" w:sz="4" w:space="0"/>
         </w:tcBorders>
       </w:tcPr>
     </w:tblStylePr>
@@ -12226,12 +13515,12 @@
         <w:tblBorders/>
       </w:tblPr>
       <w:tcPr>
-        <w:shd w:color="ffffff"/>
+        <w:shd w:val="clear" w:color="ffffff"/>
         <w:tcBorders>
-          <w:top w:val="none"/>
+          <w:top w:val="none" w:color="000000" w:sz="4" w:space="0"/>
           <w:left w:val="single" w:color="000000" w:themeColor="accent2" w:themeTint="97" w:sz="4" w:space="0"/>
-          <w:bottom w:val="none"/>
-          <w:right w:val="none"/>
+          <w:bottom w:val="none" w:color="000000" w:sz="4" w:space="0"/>
+          <w:right w:val="none" w:color="000000" w:sz="4" w:space="0"/>
         </w:tcBorders>
       </w:tcPr>
     </w:tblStylePr>
@@ -12254,9 +13543,9 @@
         <w:shd w:val="clear" w:color="ffffff" w:themeColor="light1" w:fill="ffffff" w:themeFill="light1"/>
         <w:tcBorders>
           <w:top w:val="single" w:color="000000" w:themeColor="accent2" w:themeTint="97" w:sz="4" w:space="0"/>
-          <w:left w:val="none"/>
-          <w:bottom w:val="none"/>
-          <w:right w:val="none"/>
+          <w:left w:val="none" w:color="000000" w:sz="4" w:space="0"/>
+          <w:bottom w:val="none" w:color="000000" w:sz="4" w:space="0"/>
+          <w:right w:val="none" w:color="000000" w:sz="4" w:space="0"/>
         </w:tcBorders>
       </w:tcPr>
     </w:tblStylePr>
@@ -12326,9 +13615,9 @@
       </w:tcPr>
     </w:tblStylePr>
   </w:style>
-  <w:style w:type="table" w:styleId="64">
+  <w:style w:type="table" w:styleId="753">
     <w:name w:val="Grid Table 7 Colorful - Accent 3"/>
-    <w:basedOn w:val="665"/>
+    <w:basedOn w:val="887"/>
     <w:uiPriority w:val="99"/>
     <w:pPr>
       <w:pBdr/>
@@ -12430,11 +13719,11 @@
         <w:tblBorders/>
       </w:tblPr>
       <w:tcPr>
-        <w:shd w:color="ffffff"/>
+        <w:shd w:val="clear" w:color="ffffff"/>
         <w:tcBorders>
-          <w:top w:val="none"/>
-          <w:left w:val="none"/>
-          <w:bottom w:val="none"/>
+          <w:top w:val="none" w:color="000000" w:sz="4" w:space="0"/>
+          <w:left w:val="none" w:color="000000" w:sz="4" w:space="0"/>
+          <w:bottom w:val="none" w:color="000000" w:sz="4" w:space="0"/>
           <w:right w:val="single" w:color="000000" w:themeColor="accent3" w:themeTint="FE" w:sz="4" w:space="0"/>
         </w:tcBorders>
       </w:tcPr>
@@ -12457,10 +13746,10 @@
       <w:tcPr>
         <w:shd w:val="clear" w:color="ffffff" w:themeColor="light1" w:fill="ffffff" w:themeFill="light1"/>
         <w:tcBorders>
-          <w:top w:val="none"/>
-          <w:left w:val="none"/>
+          <w:top w:val="none" w:color="000000" w:sz="4" w:space="0"/>
+          <w:left w:val="none" w:color="000000" w:sz="4" w:space="0"/>
           <w:bottom w:val="single" w:color="000000" w:themeColor="accent3" w:themeTint="FE" w:sz="4" w:space="0"/>
-          <w:right w:val="none"/>
+          <w:right w:val="none" w:color="000000" w:sz="4" w:space="0"/>
         </w:tcBorders>
       </w:tcPr>
     </w:tblStylePr>
@@ -12480,12 +13769,12 @@
         <w:tblBorders/>
       </w:tblPr>
       <w:tcPr>
-        <w:shd w:color="ffffff"/>
+        <w:shd w:val="clear" w:color="ffffff"/>
         <w:tcBorders>
-          <w:top w:val="none"/>
+          <w:top w:val="none" w:color="000000" w:sz="4" w:space="0"/>
           <w:left w:val="single" w:color="000000" w:themeColor="accent3" w:themeTint="FE" w:sz="4" w:space="0"/>
-          <w:bottom w:val="none"/>
-          <w:right w:val="none"/>
+          <w:bottom w:val="none" w:color="000000" w:sz="4" w:space="0"/>
+          <w:right w:val="none" w:color="000000" w:sz="4" w:space="0"/>
         </w:tcBorders>
       </w:tcPr>
     </w:tblStylePr>
@@ -12508,9 +13797,9 @@
         <w:shd w:val="clear" w:color="ffffff" w:themeColor="light1" w:fill="ffffff" w:themeFill="light1"/>
         <w:tcBorders>
           <w:top w:val="single" w:color="000000" w:themeColor="accent3" w:themeTint="FE" w:sz="4" w:space="0"/>
-          <w:left w:val="none"/>
-          <w:bottom w:val="none"/>
-          <w:right w:val="none"/>
+          <w:left w:val="none" w:color="000000" w:sz="4" w:space="0"/>
+          <w:bottom w:val="none" w:color="000000" w:sz="4" w:space="0"/>
+          <w:right w:val="none" w:color="000000" w:sz="4" w:space="0"/>
         </w:tcBorders>
       </w:tcPr>
     </w:tblStylePr>
@@ -12580,9 +13869,9 @@
       </w:tcPr>
     </w:tblStylePr>
   </w:style>
-  <w:style w:type="table" w:styleId="65">
+  <w:style w:type="table" w:styleId="754">
     <w:name w:val="Grid Table 7 Colorful - Accent 4"/>
-    <w:basedOn w:val="665"/>
+    <w:basedOn w:val="887"/>
     <w:uiPriority w:val="99"/>
     <w:pPr>
       <w:pBdr/>
@@ -12684,11 +13973,11 @@
         <w:tblBorders/>
       </w:tblPr>
       <w:tcPr>
-        <w:shd w:color="ffffff"/>
+        <w:shd w:val="clear" w:color="ffffff"/>
         <w:tcBorders>
-          <w:top w:val="none"/>
-          <w:left w:val="none"/>
-          <w:bottom w:val="none"/>
+          <w:top w:val="none" w:color="000000" w:sz="4" w:space="0"/>
+          <w:left w:val="none" w:color="000000" w:sz="4" w:space="0"/>
+          <w:bottom w:val="none" w:color="000000" w:sz="4" w:space="0"/>
           <w:right w:val="single" w:color="000000" w:themeColor="accent4" w:themeTint="9A" w:sz="4" w:space="0"/>
         </w:tcBorders>
       </w:tcPr>
@@ -12711,10 +14000,10 @@
       <w:tcPr>
         <w:shd w:val="clear" w:color="ffffff" w:themeColor="light1" w:fill="ffffff" w:themeFill="light1"/>
         <w:tcBorders>
-          <w:top w:val="none"/>
-          <w:left w:val="none"/>
+          <w:top w:val="none" w:color="000000" w:sz="4" w:space="0"/>
+          <w:left w:val="none" w:color="000000" w:sz="4" w:space="0"/>
           <w:bottom w:val="single" w:color="000000" w:themeColor="accent4" w:themeTint="9A" w:sz="4" w:space="0"/>
-          <w:right w:val="none"/>
+          <w:right w:val="none" w:color="000000" w:sz="4" w:space="0"/>
         </w:tcBorders>
       </w:tcPr>
     </w:tblStylePr>
@@ -12734,12 +14023,12 @@
         <w:tblBorders/>
       </w:tblPr>
       <w:tcPr>
-        <w:shd w:color="ffffff"/>
+        <w:shd w:val="clear" w:color="ffffff"/>
         <w:tcBorders>
-          <w:top w:val="none"/>
+          <w:top w:val="none" w:color="000000" w:sz="4" w:space="0"/>
           <w:left w:val="single" w:color="000000" w:themeColor="accent4" w:themeTint="9A" w:sz="4" w:space="0"/>
-          <w:bottom w:val="none"/>
-          <w:right w:val="none"/>
+          <w:bottom w:val="none" w:color="000000" w:sz="4" w:space="0"/>
+          <w:right w:val="none" w:color="000000" w:sz="4" w:space="0"/>
         </w:tcBorders>
       </w:tcPr>
     </w:tblStylePr>
@@ -12762,9 +14051,9 @@
         <w:shd w:val="clear" w:color="ffffff" w:themeColor="light1" w:fill="ffffff" w:themeFill="light1"/>
         <w:tcBorders>
           <w:top w:val="single" w:color="000000" w:themeColor="accent4" w:themeTint="9A" w:sz="4" w:space="0"/>
-          <w:left w:val="none"/>
-          <w:bottom w:val="none"/>
-          <w:right w:val="none"/>
+          <w:left w:val="none" w:color="000000" w:sz="4" w:space="0"/>
+          <w:bottom w:val="none" w:color="000000" w:sz="4" w:space="0"/>
+          <w:right w:val="none" w:color="000000" w:sz="4" w:space="0"/>
         </w:tcBorders>
       </w:tcPr>
     </w:tblStylePr>
@@ -12834,9 +14123,9 @@
       </w:tcPr>
     </w:tblStylePr>
   </w:style>
-  <w:style w:type="table" w:styleId="66">
+  <w:style w:type="table" w:styleId="755">
     <w:name w:val="Grid Table 7 Colorful - Accent 5"/>
-    <w:basedOn w:val="665"/>
+    <w:basedOn w:val="887"/>
     <w:uiPriority w:val="99"/>
     <w:pPr>
       <w:pBdr/>
@@ -12938,11 +14227,11 @@
         <w:tblBorders/>
       </w:tblPr>
       <w:tcPr>
-        <w:shd w:color="ffffff"/>
+        <w:shd w:val="clear" w:color="ffffff"/>
         <w:tcBorders>
-          <w:top w:val="none"/>
-          <w:left w:val="none"/>
-          <w:bottom w:val="none"/>
+          <w:top w:val="none" w:color="000000" w:sz="4" w:space="0"/>
+          <w:left w:val="none" w:color="000000" w:sz="4" w:space="0"/>
+          <w:bottom w:val="none" w:color="000000" w:sz="4" w:space="0"/>
           <w:right w:val="single" w:color="000000" w:themeColor="accent5" w:themeTint="90" w:sz="4" w:space="0"/>
         </w:tcBorders>
       </w:tcPr>
@@ -12965,10 +14254,10 @@
       <w:tcPr>
         <w:shd w:val="clear" w:color="ffffff" w:themeColor="light1" w:fill="ffffff" w:themeFill="light1"/>
         <w:tcBorders>
-          <w:top w:val="none"/>
-          <w:left w:val="none"/>
+          <w:top w:val="none" w:color="000000" w:sz="4" w:space="0"/>
+          <w:left w:val="none" w:color="000000" w:sz="4" w:space="0"/>
           <w:bottom w:val="single" w:color="000000" w:themeColor="accent5" w:themeTint="90" w:sz="4" w:space="0"/>
-          <w:right w:val="none"/>
+          <w:right w:val="none" w:color="000000" w:sz="4" w:space="0"/>
         </w:tcBorders>
       </w:tcPr>
     </w:tblStylePr>
@@ -12988,12 +14277,12 @@
         <w:tblBorders/>
       </w:tblPr>
       <w:tcPr>
-        <w:shd w:color="ffffff"/>
+        <w:shd w:val="clear" w:color="ffffff"/>
         <w:tcBorders>
-          <w:top w:val="none"/>
+          <w:top w:val="none" w:color="000000" w:sz="4" w:space="0"/>
           <w:left w:val="single" w:color="000000" w:themeColor="accent5" w:themeTint="90" w:sz="4" w:space="0"/>
-          <w:bottom w:val="none"/>
-          <w:right w:val="none"/>
+          <w:bottom w:val="none" w:color="000000" w:sz="4" w:space="0"/>
+          <w:right w:val="none" w:color="000000" w:sz="4" w:space="0"/>
         </w:tcBorders>
       </w:tcPr>
     </w:tblStylePr>
@@ -13016,9 +14305,9 @@
         <w:shd w:val="clear" w:color="ffffff" w:themeColor="light1" w:fill="ffffff" w:themeFill="light1"/>
         <w:tcBorders>
           <w:top w:val="single" w:color="000000" w:themeColor="accent5" w:themeTint="90" w:sz="4" w:space="0"/>
-          <w:left w:val="none"/>
-          <w:bottom w:val="none"/>
-          <w:right w:val="none"/>
+          <w:left w:val="none" w:color="000000" w:sz="4" w:space="0"/>
+          <w:bottom w:val="none" w:color="000000" w:sz="4" w:space="0"/>
+          <w:right w:val="none" w:color="000000" w:sz="4" w:space="0"/>
         </w:tcBorders>
       </w:tcPr>
     </w:tblStylePr>
@@ -13088,9 +14377,9 @@
       </w:tcPr>
     </w:tblStylePr>
   </w:style>
-  <w:style w:type="table" w:styleId="67">
+  <w:style w:type="table" w:styleId="756">
     <w:name w:val="Grid Table 7 Colorful - Accent 6"/>
-    <w:basedOn w:val="665"/>
+    <w:basedOn w:val="887"/>
     <w:uiPriority w:val="99"/>
     <w:pPr>
       <w:pBdr/>
@@ -13192,11 +14481,11 @@
         <w:tblBorders/>
       </w:tblPr>
       <w:tcPr>
-        <w:shd w:color="ffffff"/>
+        <w:shd w:val="clear" w:color="ffffff"/>
         <w:tcBorders>
-          <w:top w:val="none"/>
-          <w:left w:val="none"/>
-          <w:bottom w:val="none"/>
+          <w:top w:val="none" w:color="000000" w:sz="4" w:space="0"/>
+          <w:left w:val="none" w:color="000000" w:sz="4" w:space="0"/>
+          <w:bottom w:val="none" w:color="000000" w:sz="4" w:space="0"/>
           <w:right w:val="single" w:color="000000" w:themeColor="accent6" w:themeTint="90" w:sz="4" w:space="0"/>
         </w:tcBorders>
       </w:tcPr>
@@ -13219,10 +14508,10 @@
       <w:tcPr>
         <w:shd w:val="clear" w:color="ffffff" w:themeColor="light1" w:fill="ffffff" w:themeFill="light1"/>
         <w:tcBorders>
-          <w:top w:val="none"/>
-          <w:left w:val="none"/>
+          <w:top w:val="none" w:color="000000" w:sz="4" w:space="0"/>
+          <w:left w:val="none" w:color="000000" w:sz="4" w:space="0"/>
           <w:bottom w:val="single" w:color="000000" w:themeColor="accent6" w:themeTint="90" w:sz="4" w:space="0"/>
-          <w:right w:val="none"/>
+          <w:right w:val="none" w:color="000000" w:sz="4" w:space="0"/>
         </w:tcBorders>
       </w:tcPr>
     </w:tblStylePr>
@@ -13242,12 +14531,12 @@
         <w:tblBorders/>
       </w:tblPr>
       <w:tcPr>
-        <w:shd w:color="ffffff"/>
+        <w:shd w:val="clear" w:color="ffffff"/>
         <w:tcBorders>
-          <w:top w:val="none"/>
+          <w:top w:val="none" w:color="000000" w:sz="4" w:space="0"/>
           <w:left w:val="single" w:color="000000" w:themeColor="accent6" w:themeTint="90" w:sz="4" w:space="0"/>
-          <w:bottom w:val="none"/>
-          <w:right w:val="none"/>
+          <w:bottom w:val="none" w:color="000000" w:sz="4" w:space="0"/>
+          <w:right w:val="none" w:color="000000" w:sz="4" w:space="0"/>
         </w:tcBorders>
       </w:tcPr>
     </w:tblStylePr>
@@ -13270,9 +14559,9 @@
         <w:shd w:val="clear" w:color="ffffff" w:themeColor="light1" w:fill="ffffff" w:themeFill="light1"/>
         <w:tcBorders>
           <w:top w:val="single" w:color="000000" w:themeColor="accent6" w:themeTint="90" w:sz="4" w:space="0"/>
-          <w:left w:val="none"/>
-          <w:bottom w:val="none"/>
-          <w:right w:val="none"/>
+          <w:left w:val="none" w:color="000000" w:sz="4" w:space="0"/>
+          <w:bottom w:val="none" w:color="000000" w:sz="4" w:space="0"/>
+          <w:right w:val="none" w:color="000000" w:sz="4" w:space="0"/>
         </w:tcBorders>
       </w:tcPr>
     </w:tblStylePr>
@@ -13342,9 +14631,9 @@
       </w:tcPr>
     </w:tblStylePr>
   </w:style>
-  <w:style w:type="table" w:styleId="68">
+  <w:style w:type="table" w:styleId="757">
     <w:name w:val="List Table 1 Light"/>
-    <w:basedOn w:val="665"/>
+    <w:basedOn w:val="887"/>
     <w:uiPriority w:val="99"/>
     <w:pPr>
       <w:pBdr/>
@@ -13558,9 +14847,9 @@
       </w:tcPr>
     </w:tblStylePr>
   </w:style>
-  <w:style w:type="table" w:styleId="69">
+  <w:style w:type="table" w:styleId="758">
     <w:name w:val="List Table 1 Light - Accent 1"/>
-    <w:basedOn w:val="665"/>
+    <w:basedOn w:val="887"/>
     <w:uiPriority w:val="99"/>
     <w:pPr>
       <w:pBdr/>
@@ -13774,9 +15063,9 @@
       </w:tcPr>
     </w:tblStylePr>
   </w:style>
-  <w:style w:type="table" w:styleId="70">
+  <w:style w:type="table" w:styleId="759">
     <w:name w:val="List Table 1 Light - Accent 2"/>
-    <w:basedOn w:val="665"/>
+    <w:basedOn w:val="887"/>
     <w:uiPriority w:val="99"/>
     <w:pPr>
       <w:pBdr/>
@@ -13990,9 +15279,9 @@
       </w:tcPr>
     </w:tblStylePr>
   </w:style>
-  <w:style w:type="table" w:styleId="71">
+  <w:style w:type="table" w:styleId="760">
     <w:name w:val="List Table 1 Light - Accent 3"/>
-    <w:basedOn w:val="665"/>
+    <w:basedOn w:val="887"/>
     <w:uiPriority w:val="99"/>
     <w:pPr>
       <w:pBdr/>
@@ -14206,9 +15495,9 @@
       </w:tcPr>
     </w:tblStylePr>
   </w:style>
-  <w:style w:type="table" w:styleId="72">
+  <w:style w:type="table" w:styleId="761">
     <w:name w:val="List Table 1 Light - Accent 4"/>
-    <w:basedOn w:val="665"/>
+    <w:basedOn w:val="887"/>
     <w:uiPriority w:val="99"/>
     <w:pPr>
       <w:pBdr/>
@@ -14422,9 +15711,9 @@
       </w:tcPr>
     </w:tblStylePr>
   </w:style>
-  <w:style w:type="table" w:styleId="73">
+  <w:style w:type="table" w:styleId="762">
     <w:name w:val="List Table 1 Light - Accent 5"/>
-    <w:basedOn w:val="665"/>
+    <w:basedOn w:val="887"/>
     <w:uiPriority w:val="99"/>
     <w:pPr>
       <w:pBdr/>
@@ -14638,9 +15927,9 @@
       </w:tcPr>
     </w:tblStylePr>
   </w:style>
-  <w:style w:type="table" w:styleId="74">
+  <w:style w:type="table" w:styleId="763">
     <w:name w:val="List Table 1 Light - Accent 6"/>
-    <w:basedOn w:val="665"/>
+    <w:basedOn w:val="887"/>
     <w:uiPriority w:val="99"/>
     <w:pPr>
       <w:pBdr/>
@@ -14854,9 +16143,9 @@
       </w:tcPr>
     </w:tblStylePr>
   </w:style>
-  <w:style w:type="table" w:styleId="75">
+  <w:style w:type="table" w:styleId="764">
     <w:name w:val="List Table 2"/>
-    <w:basedOn w:val="665"/>
+    <w:basedOn w:val="887"/>
     <w:uiPriority w:val="99"/>
     <w:pPr>
       <w:pBdr/>
@@ -15092,9 +16381,9 @@
       </w:tcPr>
     </w:tblStylePr>
   </w:style>
-  <w:style w:type="table" w:styleId="76">
+  <w:style w:type="table" w:styleId="765">
     <w:name w:val="List Table 2 - Accent 1"/>
-    <w:basedOn w:val="665"/>
+    <w:basedOn w:val="887"/>
     <w:uiPriority w:val="99"/>
     <w:pPr>
       <w:pBdr/>
@@ -15330,9 +16619,9 @@
       </w:tcPr>
     </w:tblStylePr>
   </w:style>
-  <w:style w:type="table" w:styleId="77">
+  <w:style w:type="table" w:styleId="766">
     <w:name w:val="List Table 2 - Accent 2"/>
-    <w:basedOn w:val="665"/>
+    <w:basedOn w:val="887"/>
     <w:uiPriority w:val="99"/>
     <w:pPr>
       <w:pBdr/>
@@ -15568,9 +16857,9 @@
       </w:tcPr>
     </w:tblStylePr>
   </w:style>
-  <w:style w:type="table" w:styleId="78">
+  <w:style w:type="table" w:styleId="767">
     <w:name w:val="List Table 2 - Accent 3"/>
-    <w:basedOn w:val="665"/>
+    <w:basedOn w:val="887"/>
     <w:uiPriority w:val="99"/>
     <w:pPr>
       <w:pBdr/>
@@ -15806,9 +17095,9 @@
       </w:tcPr>
     </w:tblStylePr>
   </w:style>
-  <w:style w:type="table" w:styleId="79">
+  <w:style w:type="table" w:styleId="768">
     <w:name w:val="List Table 2 - Accent 4"/>
-    <w:basedOn w:val="665"/>
+    <w:basedOn w:val="887"/>
     <w:uiPriority w:val="99"/>
     <w:pPr>
       <w:pBdr/>
@@ -16044,9 +17333,9 @@
       </w:tcPr>
     </w:tblStylePr>
   </w:style>
-  <w:style w:type="table" w:styleId="80">
+  <w:style w:type="table" w:styleId="769">
     <w:name w:val="List Table 2 - Accent 5"/>
-    <w:basedOn w:val="665"/>
+    <w:basedOn w:val="887"/>
     <w:uiPriority w:val="99"/>
     <w:pPr>
       <w:pBdr/>
@@ -16282,9 +17571,9 @@
       </w:tcPr>
     </w:tblStylePr>
   </w:style>
-  <w:style w:type="table" w:styleId="81">
+  <w:style w:type="table" w:styleId="770">
     <w:name w:val="List Table 2 - Accent 6"/>
-    <w:basedOn w:val="665"/>
+    <w:basedOn w:val="887"/>
     <w:uiPriority w:val="99"/>
     <w:pPr>
       <w:pBdr/>
@@ -16520,9 +17809,9 @@
       </w:tcPr>
     </w:tblStylePr>
   </w:style>
-  <w:style w:type="table" w:styleId="82">
+  <w:style w:type="table" w:styleId="771">
     <w:name w:val="List Table 3"/>
-    <w:basedOn w:val="665"/>
+    <w:basedOn w:val="887"/>
     <w:uiPriority w:val="99"/>
     <w:pPr>
       <w:pBdr/>
@@ -16748,9 +18037,9 @@
       </w:tcPr>
     </w:tblStylePr>
   </w:style>
-  <w:style w:type="table" w:styleId="83">
+  <w:style w:type="table" w:styleId="772">
     <w:name w:val="List Table 3 - Accent 1"/>
-    <w:basedOn w:val="665"/>
+    <w:basedOn w:val="887"/>
     <w:uiPriority w:val="99"/>
     <w:pPr>
       <w:pBdr/>
@@ -16976,9 +18265,9 @@
       </w:tcPr>
     </w:tblStylePr>
   </w:style>
-  <w:style w:type="table" w:styleId="84">
+  <w:style w:type="table" w:styleId="773">
     <w:name w:val="List Table 3 - Accent 2"/>
-    <w:basedOn w:val="665"/>
+    <w:basedOn w:val="887"/>
     <w:uiPriority w:val="99"/>
     <w:pPr>
       <w:pBdr/>
@@ -17204,9 +18493,9 @@
       </w:tcPr>
     </w:tblStylePr>
   </w:style>
-  <w:style w:type="table" w:styleId="85">
+  <w:style w:type="table" w:styleId="774">
     <w:name w:val="List Table 3 - Accent 3"/>
-    <w:basedOn w:val="665"/>
+    <w:basedOn w:val="887"/>
     <w:uiPriority w:val="99"/>
     <w:pPr>
       <w:pBdr/>
@@ -17432,9 +18721,9 @@
       </w:tcPr>
     </w:tblStylePr>
   </w:style>
-  <w:style w:type="table" w:styleId="86">
+  <w:style w:type="table" w:styleId="775">
     <w:name w:val="List Table 3 - Accent 4"/>
-    <w:basedOn w:val="665"/>
+    <w:basedOn w:val="887"/>
     <w:uiPriority w:val="99"/>
     <w:pPr>
       <w:pBdr/>
@@ -17660,9 +18949,9 @@
       </w:tcPr>
     </w:tblStylePr>
   </w:style>
-  <w:style w:type="table" w:styleId="87">
+  <w:style w:type="table" w:styleId="776">
     <w:name w:val="List Table 3 - Accent 5"/>
-    <w:basedOn w:val="665"/>
+    <w:basedOn w:val="887"/>
     <w:uiPriority w:val="99"/>
     <w:pPr>
       <w:pBdr/>
@@ -17888,9 +19177,9 @@
       </w:tcPr>
     </w:tblStylePr>
   </w:style>
-  <w:style w:type="table" w:styleId="88">
+  <w:style w:type="table" w:styleId="777">
     <w:name w:val="List Table 3 - Accent 6"/>
-    <w:basedOn w:val="665"/>
+    <w:basedOn w:val="887"/>
     <w:uiPriority w:val="99"/>
     <w:pPr>
       <w:pBdr/>
@@ -18116,9 +19405,9 @@
       </w:tcPr>
     </w:tblStylePr>
   </w:style>
-  <w:style w:type="table" w:styleId="89">
+  <w:style w:type="table" w:styleId="778">
     <w:name w:val="List Table 4"/>
-    <w:basedOn w:val="665"/>
+    <w:basedOn w:val="887"/>
     <w:uiPriority w:val="99"/>
     <w:pPr>
       <w:pBdr/>
@@ -18341,9 +19630,9 @@
       </w:tcPr>
     </w:tblStylePr>
   </w:style>
-  <w:style w:type="table" w:styleId="90">
+  <w:style w:type="table" w:styleId="779">
     <w:name w:val="List Table 4 - Accent 1"/>
-    <w:basedOn w:val="665"/>
+    <w:basedOn w:val="887"/>
     <w:uiPriority w:val="99"/>
     <w:pPr>
       <w:pBdr/>
@@ -18566,9 +19855,9 @@
       </w:tcPr>
     </w:tblStylePr>
   </w:style>
-  <w:style w:type="table" w:styleId="91">
+  <w:style w:type="table" w:styleId="780">
     <w:name w:val="List Table 4 - Accent 2"/>
-    <w:basedOn w:val="665"/>
+    <w:basedOn w:val="887"/>
     <w:uiPriority w:val="99"/>
     <w:pPr>
       <w:pBdr/>
@@ -18791,9 +20080,9 @@
       </w:tcPr>
     </w:tblStylePr>
   </w:style>
-  <w:style w:type="table" w:styleId="92">
+  <w:style w:type="table" w:styleId="781">
     <w:name w:val="List Table 4 - Accent 3"/>
-    <w:basedOn w:val="665"/>
+    <w:basedOn w:val="887"/>
     <w:uiPriority w:val="99"/>
     <w:pPr>
       <w:pBdr/>
@@ -19016,9 +20305,9 @@
       </w:tcPr>
     </w:tblStylePr>
   </w:style>
-  <w:style w:type="table" w:styleId="93">
+  <w:style w:type="table" w:styleId="782">
     <w:name w:val="List Table 4 - Accent 4"/>
-    <w:basedOn w:val="665"/>
+    <w:basedOn w:val="887"/>
     <w:uiPriority w:val="99"/>
     <w:pPr>
       <w:pBdr/>
@@ -19241,9 +20530,9 @@
       </w:tcPr>
     </w:tblStylePr>
   </w:style>
-  <w:style w:type="table" w:styleId="94">
+  <w:style w:type="table" w:styleId="783">
     <w:name w:val="List Table 4 - Accent 5"/>
-    <w:basedOn w:val="665"/>
+    <w:basedOn w:val="887"/>
     <w:uiPriority w:val="99"/>
     <w:pPr>
       <w:pBdr/>
@@ -19466,9 +20755,9 @@
       </w:tcPr>
     </w:tblStylePr>
   </w:style>
-  <w:style w:type="table" w:styleId="95">
+  <w:style w:type="table" w:styleId="784">
     <w:name w:val="List Table 4 - Accent 6"/>
-    <w:basedOn w:val="665"/>
+    <w:basedOn w:val="887"/>
     <w:uiPriority w:val="99"/>
     <w:pPr>
       <w:pBdr/>
@@ -19691,9 +20980,9 @@
       </w:tcPr>
     </w:tblStylePr>
   </w:style>
-  <w:style w:type="table" w:styleId="96">
+  <w:style w:type="table" w:styleId="785">
     <w:name w:val="List Table 5 Dark"/>
-    <w:basedOn w:val="665"/>
+    <w:basedOn w:val="887"/>
     <w:uiPriority w:val="99"/>
     <w:pPr>
       <w:pBdr/>
@@ -19933,9 +21222,9 @@
       </w:tcPr>
     </w:tblStylePr>
   </w:style>
-  <w:style w:type="table" w:styleId="97">
+  <w:style w:type="table" w:styleId="786">
     <w:name w:val="List Table 5 Dark - Accent 1"/>
-    <w:basedOn w:val="665"/>
+    <w:basedOn w:val="887"/>
     <w:uiPriority w:val="99"/>
     <w:pPr>
       <w:pBdr/>
@@ -20175,9 +21464,9 @@
       </w:tcPr>
     </w:tblStylePr>
   </w:style>
-  <w:style w:type="table" w:styleId="98">
+  <w:style w:type="table" w:styleId="787">
     <w:name w:val="List Table 5 Dark - Accent 2"/>
-    <w:basedOn w:val="665"/>
+    <w:basedOn w:val="887"/>
     <w:uiPriority w:val="99"/>
     <w:pPr>
       <w:pBdr/>
@@ -20417,9 +21706,9 @@
       </w:tcPr>
     </w:tblStylePr>
   </w:style>
-  <w:style w:type="table" w:styleId="99">
+  <w:style w:type="table" w:styleId="788">
     <w:name w:val="List Table 5 Dark - Accent 3"/>
-    <w:basedOn w:val="665"/>
+    <w:basedOn w:val="887"/>
     <w:uiPriority w:val="99"/>
     <w:pPr>
       <w:pBdr/>
@@ -20659,9 +21948,9 @@
       </w:tcPr>
     </w:tblStylePr>
   </w:style>
-  <w:style w:type="table" w:styleId="100">
+  <w:style w:type="table" w:styleId="789">
     <w:name w:val="List Table 5 Dark - Accent 4"/>
-    <w:basedOn w:val="665"/>
+    <w:basedOn w:val="887"/>
     <w:uiPriority w:val="99"/>
     <w:pPr>
       <w:pBdr/>
@@ -20901,9 +22190,9 @@
       </w:tcPr>
     </w:tblStylePr>
   </w:style>
-  <w:style w:type="table" w:styleId="101">
+  <w:style w:type="table" w:styleId="790">
     <w:name w:val="List Table 5 Dark - Accent 5"/>
-    <w:basedOn w:val="665"/>
+    <w:basedOn w:val="887"/>
     <w:uiPriority w:val="99"/>
     <w:pPr>
       <w:pBdr/>
@@ -21143,9 +22432,9 @@
       </w:tcPr>
     </w:tblStylePr>
   </w:style>
-  <w:style w:type="table" w:styleId="102">
+  <w:style w:type="table" w:styleId="791">
     <w:name w:val="List Table 5 Dark - Accent 6"/>
-    <w:basedOn w:val="665"/>
+    <w:basedOn w:val="887"/>
     <w:uiPriority w:val="99"/>
     <w:pPr>
       <w:pBdr/>
@@ -21385,9 +22674,9 @@
       </w:tcPr>
     </w:tblStylePr>
   </w:style>
-  <w:style w:type="table" w:styleId="103">
+  <w:style w:type="table" w:styleId="792">
     <w:name w:val="List Table 6 Colorful"/>
-    <w:basedOn w:val="665"/>
+    <w:basedOn w:val="887"/>
     <w:uiPriority w:val="99"/>
     <w:pPr>
       <w:pBdr/>
@@ -21608,9 +22897,9 @@
       </w:tcPr>
     </w:tblStylePr>
   </w:style>
-  <w:style w:type="table" w:styleId="104">
+  <w:style w:type="table" w:styleId="793">
     <w:name w:val="List Table 6 Colorful - Accent 1"/>
-    <w:basedOn w:val="665"/>
+    <w:basedOn w:val="887"/>
     <w:uiPriority w:val="99"/>
     <w:pPr>
       <w:pBdr/>
@@ -21831,9 +23120,9 @@
       </w:tcPr>
     </w:tblStylePr>
   </w:style>
-  <w:style w:type="table" w:styleId="105">
+  <w:style w:type="table" w:styleId="794">
     <w:name w:val="List Table 6 Colorful - Accent 2"/>
-    <w:basedOn w:val="665"/>
+    <w:basedOn w:val="887"/>
     <w:uiPriority w:val="99"/>
     <w:pPr>
       <w:pBdr/>
@@ -22054,9 +23343,9 @@
       </w:tcPr>
     </w:tblStylePr>
   </w:style>
-  <w:style w:type="table" w:styleId="106">
+  <w:style w:type="table" w:styleId="795">
     <w:name w:val="List Table 6 Colorful - Accent 3"/>
-    <w:basedOn w:val="665"/>
+    <w:basedOn w:val="887"/>
     <w:uiPriority w:val="99"/>
     <w:pPr>
       <w:pBdr/>
@@ -22277,9 +23566,9 @@
       </w:tcPr>
     </w:tblStylePr>
   </w:style>
-  <w:style w:type="table" w:styleId="107">
+  <w:style w:type="table" w:styleId="796">
     <w:name w:val="List Table 6 Colorful - Accent 4"/>
-    <w:basedOn w:val="665"/>
+    <w:basedOn w:val="887"/>
     <w:uiPriority w:val="99"/>
     <w:pPr>
       <w:pBdr/>
@@ -22500,9 +23789,9 @@
       </w:tcPr>
     </w:tblStylePr>
   </w:style>
-  <w:style w:type="table" w:styleId="108">
+  <w:style w:type="table" w:styleId="797">
     <w:name w:val="List Table 6 Colorful - Accent 5"/>
-    <w:basedOn w:val="665"/>
+    <w:basedOn w:val="887"/>
     <w:uiPriority w:val="99"/>
     <w:pPr>
       <w:pBdr/>
@@ -22723,9 +24012,9 @@
       </w:tcPr>
     </w:tblStylePr>
   </w:style>
-  <w:style w:type="table" w:styleId="109">
+  <w:style w:type="table" w:styleId="798">
     <w:name w:val="List Table 6 Colorful - Accent 6"/>
-    <w:basedOn w:val="665"/>
+    <w:basedOn w:val="887"/>
     <w:uiPriority w:val="99"/>
     <w:pPr>
       <w:pBdr/>
@@ -22946,9 +24235,9 @@
       </w:tcPr>
     </w:tblStylePr>
   </w:style>
-  <w:style w:type="table" w:styleId="110">
+  <w:style w:type="table" w:styleId="799">
     <w:name w:val="List Table 7 Colorful"/>
-    <w:basedOn w:val="665"/>
+    <w:basedOn w:val="887"/>
     <w:uiPriority w:val="99"/>
     <w:pPr>
       <w:pBdr/>
@@ -23047,11 +24336,11 @@
         <w:tblBorders/>
       </w:tblPr>
       <w:tcPr>
-        <w:shd w:color="ffffff"/>
+        <w:shd w:val="clear" w:color="ffffff"/>
         <w:tcBorders>
-          <w:top w:val="none"/>
-          <w:left w:val="none"/>
-          <w:bottom w:val="none"/>
+          <w:top w:val="none" w:color="000000" w:sz="4" w:space="0"/>
+          <w:left w:val="none" w:color="000000" w:sz="4" w:space="0"/>
+          <w:bottom w:val="none" w:color="000000" w:sz="4" w:space="0"/>
           <w:right w:val="single" w:color="000000" w:themeColor="text1" w:themeTint="80" w:sz="4" w:space="0"/>
         </w:tcBorders>
       </w:tcPr>
@@ -23074,10 +24363,10 @@
       <w:tcPr>
         <w:shd w:val="clear" w:color="ffffff" w:themeColor="light1" w:fill="ffffff" w:themeFill="light1"/>
         <w:tcBorders>
-          <w:top w:val="none"/>
-          <w:left w:val="none"/>
+          <w:top w:val="none" w:color="000000" w:sz="4" w:space="0"/>
+          <w:left w:val="none" w:color="000000" w:sz="4" w:space="0"/>
           <w:bottom w:val="single" w:color="000000" w:themeColor="text1" w:themeTint="80" w:sz="4" w:space="0"/>
-          <w:right w:val="none"/>
+          <w:right w:val="none" w:color="000000" w:sz="4" w:space="0"/>
         </w:tcBorders>
       </w:tcPr>
     </w:tblStylePr>
@@ -23097,12 +24386,12 @@
         <w:tblBorders/>
       </w:tblPr>
       <w:tcPr>
-        <w:shd w:color="ffffff"/>
+        <w:shd w:val="clear" w:color="ffffff"/>
         <w:tcBorders>
-          <w:top w:val="none"/>
+          <w:top w:val="none" w:color="000000" w:sz="4" w:space="0"/>
           <w:left w:val="single" w:color="000000" w:themeColor="text1" w:themeTint="80" w:sz="4" w:space="0"/>
-          <w:bottom w:val="none"/>
-          <w:right w:val="none"/>
+          <w:bottom w:val="none" w:color="000000" w:sz="4" w:space="0"/>
+          <w:right w:val="none" w:color="000000" w:sz="4" w:space="0"/>
         </w:tcBorders>
       </w:tcPr>
     </w:tblStylePr>
@@ -23125,9 +24414,9 @@
         <w:shd w:val="clear" w:color="ffffff" w:themeColor="light1" w:fill="ffffff" w:themeFill="light1"/>
         <w:tcBorders>
           <w:top w:val="single" w:color="000000" w:themeColor="text1" w:themeTint="80" w:sz="4" w:space="0"/>
-          <w:left w:val="none"/>
-          <w:bottom w:val="none"/>
-          <w:right w:val="none"/>
+          <w:left w:val="none" w:color="000000" w:sz="4" w:space="0"/>
+          <w:bottom w:val="none" w:color="000000" w:sz="4" w:space="0"/>
+          <w:right w:val="none" w:color="000000" w:sz="4" w:space="0"/>
         </w:tcBorders>
       </w:tcPr>
     </w:tblStylePr>
@@ -23202,9 +24491,9 @@
       </w:tcPr>
     </w:tblStylePr>
   </w:style>
-  <w:style w:type="table" w:styleId="111">
+  <w:style w:type="table" w:styleId="800">
     <w:name w:val="List Table 7 Colorful - Accent 1"/>
-    <w:basedOn w:val="665"/>
+    <w:basedOn w:val="887"/>
     <w:uiPriority w:val="99"/>
     <w:pPr>
       <w:pBdr/>
@@ -23303,11 +24592,11 @@
         <w:tblBorders/>
       </w:tblPr>
       <w:tcPr>
-        <w:shd w:color="ffffff"/>
+        <w:shd w:val="clear" w:color="ffffff"/>
         <w:tcBorders>
-          <w:top w:val="none"/>
-          <w:left w:val="none"/>
-          <w:bottom w:val="none"/>
+          <w:top w:val="none" w:color="000000" w:sz="4" w:space="0"/>
+          <w:left w:val="none" w:color="000000" w:sz="4" w:space="0"/>
+          <w:bottom w:val="none" w:color="000000" w:sz="4" w:space="0"/>
           <w:right w:val="single" w:color="000000" w:themeColor="accent1" w:sz="4" w:space="0"/>
         </w:tcBorders>
       </w:tcPr>
@@ -23330,10 +24619,10 @@
       <w:tcPr>
         <w:shd w:val="clear" w:color="ffffff" w:themeColor="light1" w:fill="ffffff" w:themeFill="light1"/>
         <w:tcBorders>
-          <w:top w:val="none"/>
-          <w:left w:val="none"/>
+          <w:top w:val="none" w:color="000000" w:sz="4" w:space="0"/>
+          <w:left w:val="none" w:color="000000" w:sz="4" w:space="0"/>
           <w:bottom w:val="single" w:color="000000" w:themeColor="accent1" w:sz="4" w:space="0"/>
-          <w:right w:val="none"/>
+          <w:right w:val="none" w:color="000000" w:sz="4" w:space="0"/>
         </w:tcBorders>
       </w:tcPr>
     </w:tblStylePr>
@@ -23353,12 +24642,12 @@
         <w:tblBorders/>
       </w:tblPr>
       <w:tcPr>
-        <w:shd w:color="ffffff"/>
+        <w:shd w:val="clear" w:color="ffffff"/>
         <w:tcBorders>
-          <w:top w:val="none"/>
+          <w:top w:val="none" w:color="000000" w:sz="4" w:space="0"/>
           <w:left w:val="single" w:color="000000" w:themeColor="accent1" w:sz="4" w:space="0"/>
-          <w:bottom w:val="none"/>
-          <w:right w:val="none"/>
+          <w:bottom w:val="none" w:color="000000" w:sz="4" w:space="0"/>
+          <w:right w:val="none" w:color="000000" w:sz="4" w:space="0"/>
         </w:tcBorders>
       </w:tcPr>
     </w:tblStylePr>
@@ -23381,9 +24670,9 @@
         <w:shd w:val="clear" w:color="ffffff" w:themeColor="light1" w:fill="ffffff" w:themeFill="light1"/>
         <w:tcBorders>
           <w:top w:val="single" w:color="000000" w:themeColor="accent1" w:sz="4" w:space="0"/>
-          <w:left w:val="none"/>
-          <w:bottom w:val="none"/>
-          <w:right w:val="none"/>
+          <w:left w:val="none" w:color="000000" w:sz="4" w:space="0"/>
+          <w:bottom w:val="none" w:color="000000" w:sz="4" w:space="0"/>
+          <w:right w:val="none" w:color="000000" w:sz="4" w:space="0"/>
         </w:tcBorders>
       </w:tcPr>
     </w:tblStylePr>
@@ -23458,9 +24747,9 @@
       </w:tcPr>
     </w:tblStylePr>
   </w:style>
-  <w:style w:type="table" w:styleId="112">
+  <w:style w:type="table" w:styleId="801">
     <w:name w:val="List Table 7 Colorful - Accent 2"/>
-    <w:basedOn w:val="665"/>
+    <w:basedOn w:val="887"/>
     <w:uiPriority w:val="99"/>
     <w:pPr>
       <w:pBdr/>
@@ -23559,11 +24848,11 @@
         <w:tblBorders/>
       </w:tblPr>
       <w:tcPr>
-        <w:shd w:color="ffffff"/>
+        <w:shd w:val="clear" w:color="ffffff"/>
         <w:tcBorders>
-          <w:top w:val="none"/>
-          <w:left w:val="none"/>
-          <w:bottom w:val="none"/>
+          <w:top w:val="none" w:color="000000" w:sz="4" w:space="0"/>
+          <w:left w:val="none" w:color="000000" w:sz="4" w:space="0"/>
+          <w:bottom w:val="none" w:color="000000" w:sz="4" w:space="0"/>
           <w:right w:val="single" w:color="000000" w:themeColor="accent2" w:themeTint="97" w:sz="4" w:space="0"/>
         </w:tcBorders>
       </w:tcPr>
@@ -23586,10 +24875,10 @@
       <w:tcPr>
         <w:shd w:val="clear" w:color="ffffff" w:themeColor="light1" w:fill="ffffff" w:themeFill="light1"/>
         <w:tcBorders>
-          <w:top w:val="none"/>
-          <w:left w:val="none"/>
+          <w:top w:val="none" w:color="000000" w:sz="4" w:space="0"/>
+          <w:left w:val="none" w:color="000000" w:sz="4" w:space="0"/>
           <w:bottom w:val="single" w:color="000000" w:themeColor="accent2" w:themeTint="97" w:sz="4" w:space="0"/>
-          <w:right w:val="none"/>
+          <w:right w:val="none" w:color="000000" w:sz="4" w:space="0"/>
         </w:tcBorders>
       </w:tcPr>
     </w:tblStylePr>
@@ -23609,12 +24898,12 @@
         <w:tblBorders/>
       </w:tblPr>
       <w:tcPr>
-        <w:shd w:color="ffffff"/>
+        <w:shd w:val="clear" w:color="ffffff"/>
         <w:tcBorders>
-          <w:top w:val="none"/>
+          <w:top w:val="none" w:color="000000" w:sz="4" w:space="0"/>
           <w:left w:val="single" w:color="000000" w:themeColor="accent2" w:themeTint="97" w:sz="4" w:space="0"/>
-          <w:bottom w:val="none"/>
-          <w:right w:val="none"/>
+          <w:bottom w:val="none" w:color="000000" w:sz="4" w:space="0"/>
+          <w:right w:val="none" w:color="000000" w:sz="4" w:space="0"/>
         </w:tcBorders>
       </w:tcPr>
     </w:tblStylePr>
@@ -23637,9 +24926,9 @@
         <w:shd w:val="clear" w:color="ffffff" w:themeColor="light1" w:fill="ffffff" w:themeFill="light1"/>
         <w:tcBorders>
           <w:top w:val="single" w:color="000000" w:themeColor="accent2" w:themeTint="97" w:sz="4" w:space="0"/>
-          <w:left w:val="none"/>
-          <w:bottom w:val="none"/>
-          <w:right w:val="none"/>
+          <w:left w:val="none" w:color="000000" w:sz="4" w:space="0"/>
+          <w:bottom w:val="none" w:color="000000" w:sz="4" w:space="0"/>
+          <w:right w:val="none" w:color="000000" w:sz="4" w:space="0"/>
         </w:tcBorders>
       </w:tcPr>
     </w:tblStylePr>
@@ -23714,9 +25003,9 @@
       </w:tcPr>
     </w:tblStylePr>
   </w:style>
-  <w:style w:type="table" w:styleId="113">
+  <w:style w:type="table" w:styleId="802">
     <w:name w:val="List Table 7 Colorful - Accent 3"/>
-    <w:basedOn w:val="665"/>
+    <w:basedOn w:val="887"/>
     <w:uiPriority w:val="99"/>
     <w:pPr>
       <w:pBdr/>
@@ -23815,11 +25104,11 @@
         <w:tblBorders/>
       </w:tblPr>
       <w:tcPr>
-        <w:shd w:color="ffffff"/>
+        <w:shd w:val="clear" w:color="ffffff"/>
         <w:tcBorders>
-          <w:top w:val="none"/>
-          <w:left w:val="none"/>
-          <w:bottom w:val="none"/>
+          <w:top w:val="none" w:color="000000" w:sz="4" w:space="0"/>
+          <w:left w:val="none" w:color="000000" w:sz="4" w:space="0"/>
+          <w:bottom w:val="none" w:color="000000" w:sz="4" w:space="0"/>
           <w:right w:val="single" w:color="000000" w:themeColor="accent3" w:themeTint="98" w:sz="4" w:space="0"/>
         </w:tcBorders>
       </w:tcPr>
@@ -23842,10 +25131,10 @@
       <w:tcPr>
         <w:shd w:val="clear" w:color="ffffff" w:themeColor="light1" w:fill="ffffff" w:themeFill="light1"/>
         <w:tcBorders>
-          <w:top w:val="none"/>
-          <w:left w:val="none"/>
+          <w:top w:val="none" w:color="000000" w:sz="4" w:space="0"/>
+          <w:left w:val="none" w:color="000000" w:sz="4" w:space="0"/>
           <w:bottom w:val="single" w:color="000000" w:themeColor="accent3" w:themeTint="98" w:sz="4" w:space="0"/>
-          <w:right w:val="none"/>
+          <w:right w:val="none" w:color="000000" w:sz="4" w:space="0"/>
         </w:tcBorders>
       </w:tcPr>
     </w:tblStylePr>
@@ -23865,12 +25154,12 @@
         <w:tblBorders/>
       </w:tblPr>
       <w:tcPr>
-        <w:shd w:color="ffffff"/>
+        <w:shd w:val="clear" w:color="ffffff"/>
         <w:tcBorders>
-          <w:top w:val="none"/>
+          <w:top w:val="none" w:color="000000" w:sz="4" w:space="0"/>
           <w:left w:val="single" w:color="000000" w:themeColor="accent3" w:themeTint="98" w:sz="4" w:space="0"/>
-          <w:bottom w:val="none"/>
-          <w:right w:val="none"/>
+          <w:bottom w:val="none" w:color="000000" w:sz="4" w:space="0"/>
+          <w:right w:val="none" w:color="000000" w:sz="4" w:space="0"/>
         </w:tcBorders>
       </w:tcPr>
     </w:tblStylePr>
@@ -23893,9 +25182,9 @@
         <w:shd w:val="clear" w:color="ffffff" w:themeColor="light1" w:fill="ffffff" w:themeFill="light1"/>
         <w:tcBorders>
           <w:top w:val="single" w:color="000000" w:themeColor="accent3" w:themeTint="98" w:sz="4" w:space="0"/>
-          <w:left w:val="none"/>
-          <w:bottom w:val="none"/>
-          <w:right w:val="none"/>
+          <w:left w:val="none" w:color="000000" w:sz="4" w:space="0"/>
+          <w:bottom w:val="none" w:color="000000" w:sz="4" w:space="0"/>
+          <w:right w:val="none" w:color="000000" w:sz="4" w:space="0"/>
         </w:tcBorders>
       </w:tcPr>
     </w:tblStylePr>
@@ -23970,9 +25259,9 @@
       </w:tcPr>
     </w:tblStylePr>
   </w:style>
-  <w:style w:type="table" w:styleId="114">
+  <w:style w:type="table" w:styleId="803">
     <w:name w:val="List Table 7 Colorful - Accent 4"/>
-    <w:basedOn w:val="665"/>
+    <w:basedOn w:val="887"/>
     <w:uiPriority w:val="99"/>
     <w:pPr>
       <w:pBdr/>
@@ -24071,11 +25360,11 @@
         <w:tblBorders/>
       </w:tblPr>
       <w:tcPr>
-        <w:shd w:color="ffffff"/>
+        <w:shd w:val="clear" w:color="ffffff"/>
         <w:tcBorders>
-          <w:top w:val="none"/>
-          <w:left w:val="none"/>
-          <w:bottom w:val="none"/>
+          <w:top w:val="none" w:color="000000" w:sz="4" w:space="0"/>
+          <w:left w:val="none" w:color="000000" w:sz="4" w:space="0"/>
+          <w:bottom w:val="none" w:color="000000" w:sz="4" w:space="0"/>
           <w:right w:val="single" w:color="000000" w:themeColor="accent4" w:themeTint="9A" w:sz="4" w:space="0"/>
         </w:tcBorders>
       </w:tcPr>
@@ -24098,10 +25387,10 @@
       <w:tcPr>
         <w:shd w:val="clear" w:color="ffffff" w:themeColor="light1" w:fill="ffffff" w:themeFill="light1"/>
         <w:tcBorders>
-          <w:top w:val="none"/>
-          <w:left w:val="none"/>
+          <w:top w:val="none" w:color="000000" w:sz="4" w:space="0"/>
+          <w:left w:val="none" w:color="000000" w:sz="4" w:space="0"/>
           <w:bottom w:val="single" w:color="000000" w:themeColor="accent4" w:themeTint="9A" w:sz="4" w:space="0"/>
-          <w:right w:val="none"/>
+          <w:right w:val="none" w:color="000000" w:sz="4" w:space="0"/>
         </w:tcBorders>
       </w:tcPr>
     </w:tblStylePr>
@@ -24121,12 +25410,12 @@
         <w:tblBorders/>
       </w:tblPr>
       <w:tcPr>
-        <w:shd w:color="ffffff"/>
+        <w:shd w:val="clear" w:color="ffffff"/>
         <w:tcBorders>
-          <w:top w:val="none"/>
+          <w:top w:val="none" w:color="000000" w:sz="4" w:space="0"/>
           <w:left w:val="single" w:color="000000" w:themeColor="accent4" w:themeTint="9A" w:sz="4" w:space="0"/>
-          <w:bottom w:val="none"/>
-          <w:right w:val="none"/>
+          <w:bottom w:val="none" w:color="000000" w:sz="4" w:space="0"/>
+          <w:right w:val="none" w:color="000000" w:sz="4" w:space="0"/>
         </w:tcBorders>
       </w:tcPr>
     </w:tblStylePr>
@@ -24149,9 +25438,9 @@
         <w:shd w:val="clear" w:color="ffffff" w:themeColor="light1" w:fill="ffffff" w:themeFill="light1"/>
         <w:tcBorders>
           <w:top w:val="single" w:color="000000" w:themeColor="accent4" w:themeTint="9A" w:sz="4" w:space="0"/>
-          <w:left w:val="none"/>
-          <w:bottom w:val="none"/>
-          <w:right w:val="none"/>
+          <w:left w:val="none" w:color="000000" w:sz="4" w:space="0"/>
+          <w:bottom w:val="none" w:color="000000" w:sz="4" w:space="0"/>
+          <w:right w:val="none" w:color="000000" w:sz="4" w:space="0"/>
         </w:tcBorders>
       </w:tcPr>
     </w:tblStylePr>
@@ -24226,9 +25515,9 @@
       </w:tcPr>
     </w:tblStylePr>
   </w:style>
-  <w:style w:type="table" w:styleId="115">
+  <w:style w:type="table" w:styleId="804">
     <w:name w:val="List Table 7 Colorful - Accent 5"/>
-    <w:basedOn w:val="665"/>
+    <w:basedOn w:val="887"/>
     <w:uiPriority w:val="99"/>
     <w:pPr>
       <w:pBdr/>
@@ -24327,11 +25616,11 @@
         <w:tblBorders/>
       </w:tblPr>
       <w:tcPr>
-        <w:shd w:color="ffffff"/>
+        <w:shd w:val="clear" w:color="ffffff"/>
         <w:tcBorders>
-          <w:top w:val="none"/>
-          <w:left w:val="none"/>
-          <w:bottom w:val="none"/>
+          <w:top w:val="none" w:color="000000" w:sz="4" w:space="0"/>
+          <w:left w:val="none" w:color="000000" w:sz="4" w:space="0"/>
+          <w:bottom w:val="none" w:color="000000" w:sz="4" w:space="0"/>
           <w:right w:val="single" w:color="000000" w:themeColor="accent5" w:themeTint="9A" w:sz="4" w:space="0"/>
         </w:tcBorders>
       </w:tcPr>
@@ -24354,10 +25643,10 @@
       <w:tcPr>
         <w:shd w:val="clear" w:color="ffffff" w:themeColor="light1" w:fill="ffffff" w:themeFill="light1"/>
         <w:tcBorders>
-          <w:top w:val="none"/>
-          <w:left w:val="none"/>
+          <w:top w:val="none" w:color="000000" w:sz="4" w:space="0"/>
+          <w:left w:val="none" w:color="000000" w:sz="4" w:space="0"/>
           <w:bottom w:val="single" w:color="000000" w:themeColor="accent5" w:themeTint="9A" w:sz="4" w:space="0"/>
-          <w:right w:val="none"/>
+          <w:right w:val="none" w:color="000000" w:sz="4" w:space="0"/>
         </w:tcBorders>
       </w:tcPr>
     </w:tblStylePr>
@@ -24377,12 +25666,12 @@
         <w:tblBorders/>
       </w:tblPr>
       <w:tcPr>
-        <w:shd w:color="ffffff"/>
+        <w:shd w:val="clear" w:color="ffffff"/>
         <w:tcBorders>
-          <w:top w:val="none"/>
+          <w:top w:val="none" w:color="000000" w:sz="4" w:space="0"/>
           <w:left w:val="single" w:color="000000" w:themeColor="accent5" w:themeTint="9A" w:sz="4" w:space="0"/>
-          <w:bottom w:val="none"/>
-          <w:right w:val="none"/>
+          <w:bottom w:val="none" w:color="000000" w:sz="4" w:space="0"/>
+          <w:right w:val="none" w:color="000000" w:sz="4" w:space="0"/>
         </w:tcBorders>
       </w:tcPr>
     </w:tblStylePr>
@@ -24405,9 +25694,9 @@
         <w:shd w:val="clear" w:color="ffffff" w:themeColor="light1" w:fill="ffffff" w:themeFill="light1"/>
         <w:tcBorders>
           <w:top w:val="single" w:color="000000" w:themeColor="accent5" w:themeTint="9A" w:sz="4" w:space="0"/>
-          <w:left w:val="none"/>
-          <w:bottom w:val="none"/>
-          <w:right w:val="none"/>
+          <w:left w:val="none" w:color="000000" w:sz="4" w:space="0"/>
+          <w:bottom w:val="none" w:color="000000" w:sz="4" w:space="0"/>
+          <w:right w:val="none" w:color="000000" w:sz="4" w:space="0"/>
         </w:tcBorders>
       </w:tcPr>
     </w:tblStylePr>
@@ -24482,9 +25771,9 @@
       </w:tcPr>
     </w:tblStylePr>
   </w:style>
-  <w:style w:type="table" w:styleId="116">
+  <w:style w:type="table" w:styleId="805">
     <w:name w:val="List Table 7 Colorful - Accent 6"/>
-    <w:basedOn w:val="665"/>
+    <w:basedOn w:val="887"/>
     <w:uiPriority w:val="99"/>
     <w:pPr>
       <w:pBdr/>
@@ -24583,11 +25872,11 @@
         <w:tblBorders/>
       </w:tblPr>
       <w:tcPr>
-        <w:shd w:color="ffffff"/>
+        <w:shd w:val="clear" w:color="ffffff"/>
         <w:tcBorders>
-          <w:top w:val="none"/>
-          <w:left w:val="none"/>
-          <w:bottom w:val="none"/>
+          <w:top w:val="none" w:color="000000" w:sz="4" w:space="0"/>
+          <w:left w:val="none" w:color="000000" w:sz="4" w:space="0"/>
+          <w:bottom w:val="none" w:color="000000" w:sz="4" w:space="0"/>
           <w:right w:val="single" w:color="000000" w:themeColor="accent6" w:themeTint="98" w:sz="4" w:space="0"/>
         </w:tcBorders>
       </w:tcPr>
@@ -24610,10 +25899,10 @@
       <w:tcPr>
         <w:shd w:val="clear" w:color="ffffff" w:themeColor="light1" w:fill="ffffff" w:themeFill="light1"/>
         <w:tcBorders>
-          <w:top w:val="none"/>
-          <w:left w:val="none"/>
+          <w:top w:val="none" w:color="000000" w:sz="4" w:space="0"/>
+          <w:left w:val="none" w:color="000000" w:sz="4" w:space="0"/>
           <w:bottom w:val="single" w:color="000000" w:themeColor="accent6" w:themeTint="98" w:sz="4" w:space="0"/>
-          <w:right w:val="none"/>
+          <w:right w:val="none" w:color="000000" w:sz="4" w:space="0"/>
         </w:tcBorders>
       </w:tcPr>
     </w:tblStylePr>
@@ -24633,12 +25922,12 @@
         <w:tblBorders/>
       </w:tblPr>
       <w:tcPr>
-        <w:shd w:color="ffffff"/>
+        <w:shd w:val="clear" w:color="ffffff"/>
         <w:tcBorders>
-          <w:top w:val="none"/>
+          <w:top w:val="none" w:color="000000" w:sz="4" w:space="0"/>
           <w:left w:val="single" w:color="000000" w:themeColor="accent6" w:themeTint="98" w:sz="4" w:space="0"/>
-          <w:bottom w:val="none"/>
-          <w:right w:val="none"/>
+          <w:bottom w:val="none" w:color="000000" w:sz="4" w:space="0"/>
+          <w:right w:val="none" w:color="000000" w:sz="4" w:space="0"/>
         </w:tcBorders>
       </w:tcPr>
     </w:tblStylePr>
@@ -24661,9 +25950,9 @@
         <w:shd w:val="clear" w:color="ffffff" w:themeColor="light1" w:fill="ffffff" w:themeFill="light1"/>
         <w:tcBorders>
           <w:top w:val="single" w:color="000000" w:themeColor="accent6" w:themeTint="98" w:sz="4" w:space="0"/>
-          <w:left w:val="none"/>
-          <w:bottom w:val="none"/>
-          <w:right w:val="none"/>
+          <w:left w:val="none" w:color="000000" w:sz="4" w:space="0"/>
+          <w:bottom w:val="none" w:color="000000" w:sz="4" w:space="0"/>
+          <w:right w:val="none" w:color="000000" w:sz="4" w:space="0"/>
         </w:tcBorders>
       </w:tcPr>
     </w:tblStylePr>
@@ -24738,9 +26027,9 @@
       </w:tcPr>
     </w:tblStylePr>
   </w:style>
-  <w:style w:type="table" w:styleId="117">
+  <w:style w:type="table" w:styleId="806">
     <w:name w:val="Lined - Accent"/>
-    <w:basedOn w:val="665"/>
+    <w:basedOn w:val="887"/>
     <w:uiPriority w:val="99"/>
     <w:pPr>
       <w:pBdr/>
@@ -24975,9 +26264,9 @@
       </w:tcPr>
     </w:tblStylePr>
   </w:style>
-  <w:style w:type="table" w:styleId="118">
+  <w:style w:type="table" w:styleId="807">
     <w:name w:val="Lined - Accent 1"/>
-    <w:basedOn w:val="665"/>
+    <w:basedOn w:val="887"/>
     <w:uiPriority w:val="99"/>
     <w:pPr>
       <w:pBdr/>
@@ -25212,9 +26501,9 @@
       </w:tcPr>
     </w:tblStylePr>
   </w:style>
-  <w:style w:type="table" w:styleId="119">
+  <w:style w:type="table" w:styleId="808">
     <w:name w:val="Lined - Accent 2"/>
-    <w:basedOn w:val="665"/>
+    <w:basedOn w:val="887"/>
     <w:uiPriority w:val="99"/>
     <w:pPr>
       <w:pBdr/>
@@ -25449,9 +26738,9 @@
       </w:tcPr>
     </w:tblStylePr>
   </w:style>
-  <w:style w:type="table" w:styleId="120">
+  <w:style w:type="table" w:styleId="809">
     <w:name w:val="Lined - Accent 3"/>
-    <w:basedOn w:val="665"/>
+    <w:basedOn w:val="887"/>
     <w:uiPriority w:val="99"/>
     <w:pPr>
       <w:pBdr/>
@@ -25686,9 +26975,9 @@
       </w:tcPr>
     </w:tblStylePr>
   </w:style>
-  <w:style w:type="table" w:styleId="121">
+  <w:style w:type="table" w:styleId="810">
     <w:name w:val="Lined - Accent 4"/>
-    <w:basedOn w:val="665"/>
+    <w:basedOn w:val="887"/>
     <w:uiPriority w:val="99"/>
     <w:pPr>
       <w:pBdr/>
@@ -25923,9 +27212,9 @@
       </w:tcPr>
     </w:tblStylePr>
   </w:style>
-  <w:style w:type="table" w:styleId="122">
+  <w:style w:type="table" w:styleId="811">
     <w:name w:val="Lined - Accent 5"/>
-    <w:basedOn w:val="665"/>
+    <w:basedOn w:val="887"/>
     <w:uiPriority w:val="99"/>
     <w:pPr>
       <w:pBdr/>
@@ -26160,9 +27449,9 @@
       </w:tcPr>
     </w:tblStylePr>
   </w:style>
-  <w:style w:type="table" w:styleId="123">
+  <w:style w:type="table" w:styleId="812">
     <w:name w:val="Lined - Accent 6"/>
-    <w:basedOn w:val="665"/>
+    <w:basedOn w:val="887"/>
     <w:uiPriority w:val="99"/>
     <w:pPr>
       <w:pBdr/>
@@ -26397,9 +27686,9 @@
       </w:tcPr>
     </w:tblStylePr>
   </w:style>
-  <w:style w:type="table" w:styleId="124">
+  <w:style w:type="table" w:styleId="813">
     <w:name w:val="Bordered &amp; Lined - Accent"/>
-    <w:basedOn w:val="665"/>
+    <w:basedOn w:val="887"/>
     <w:uiPriority w:val="99"/>
     <w:pPr>
       <w:pBdr/>
@@ -26641,9 +27930,9 @@
       </w:tcPr>
     </w:tblStylePr>
   </w:style>
-  <w:style w:type="table" w:styleId="125">
+  <w:style w:type="table" w:styleId="814">
     <w:name w:val="Bordered &amp; Lined - Accent 1"/>
-    <w:basedOn w:val="665"/>
+    <w:basedOn w:val="887"/>
     <w:uiPriority w:val="99"/>
     <w:pPr>
       <w:pBdr/>
@@ -26885,9 +28174,9 @@
       </w:tcPr>
     </w:tblStylePr>
   </w:style>
-  <w:style w:type="table" w:styleId="126">
+  <w:style w:type="table" w:styleId="815">
     <w:name w:val="Bordered &amp; Lined - Accent 2"/>
-    <w:basedOn w:val="665"/>
+    <w:basedOn w:val="887"/>
     <w:uiPriority w:val="99"/>
     <w:pPr>
       <w:pBdr/>
@@ -27129,9 +28418,9 @@
       </w:tcPr>
     </w:tblStylePr>
   </w:style>
-  <w:style w:type="table" w:styleId="127">
+  <w:style w:type="table" w:styleId="816">
     <w:name w:val="Bordered &amp; Lined - Accent 3"/>
-    <w:basedOn w:val="665"/>
+    <w:basedOn w:val="887"/>
     <w:uiPriority w:val="99"/>
     <w:pPr>
       <w:pBdr/>
@@ -27373,9 +28662,9 @@
       </w:tcPr>
     </w:tblStylePr>
   </w:style>
-  <w:style w:type="table" w:styleId="128">
+  <w:style w:type="table" w:styleId="817">
     <w:name w:val="Bordered &amp; Lined - Accent 4"/>
-    <w:basedOn w:val="665"/>
+    <w:basedOn w:val="887"/>
     <w:uiPriority w:val="99"/>
     <w:pPr>
       <w:pBdr/>
@@ -27617,9 +28906,9 @@
       </w:tcPr>
     </w:tblStylePr>
   </w:style>
-  <w:style w:type="table" w:styleId="129">
+  <w:style w:type="table" w:styleId="818">
     <w:name w:val="Bordered &amp; Lined - Accent 5"/>
-    <w:basedOn w:val="665"/>
+    <w:basedOn w:val="887"/>
     <w:uiPriority w:val="99"/>
     <w:pPr>
       <w:pBdr/>
@@ -27861,9 +29150,9 @@
       </w:tcPr>
     </w:tblStylePr>
   </w:style>
-  <w:style w:type="table" w:styleId="130">
+  <w:style w:type="table" w:styleId="819">
     <w:name w:val="Bordered &amp; Lined - Accent 6"/>
-    <w:basedOn w:val="665"/>
+    <w:basedOn w:val="887"/>
     <w:uiPriority w:val="99"/>
     <w:pPr>
       <w:pBdr/>
@@ -28105,9 +29394,9 @@
       </w:tcPr>
     </w:tblStylePr>
   </w:style>
-  <w:style w:type="table" w:styleId="131">
+  <w:style w:type="table" w:styleId="820">
     <w:name w:val="Bordered"/>
-    <w:basedOn w:val="665"/>
+    <w:basedOn w:val="887"/>
     <w:uiPriority w:val="99"/>
     <w:pPr>
       <w:pBdr/>
@@ -28336,9 +29625,9 @@
       </w:tcPr>
     </w:tblStylePr>
   </w:style>
-  <w:style w:type="table" w:styleId="132">
+  <w:style w:type="table" w:styleId="821">
     <w:name w:val="Bordered - Accent 1"/>
-    <w:basedOn w:val="665"/>
+    <w:basedOn w:val="887"/>
     <w:uiPriority w:val="99"/>
     <w:pPr>
       <w:pBdr/>
@@ -28567,9 +29856,9 @@
       </w:tcPr>
     </w:tblStylePr>
   </w:style>
-  <w:style w:type="table" w:styleId="133">
+  <w:style w:type="table" w:styleId="822">
     <w:name w:val="Bordered - Accent 2"/>
-    <w:basedOn w:val="665"/>
+    <w:basedOn w:val="887"/>
     <w:uiPriority w:val="99"/>
     <w:pPr>
       <w:pBdr/>
@@ -28798,9 +30087,9 @@
       </w:tcPr>
     </w:tblStylePr>
   </w:style>
-  <w:style w:type="table" w:styleId="134">
+  <w:style w:type="table" w:styleId="823">
     <w:name w:val="Bordered - Accent 3"/>
-    <w:basedOn w:val="665"/>
+    <w:basedOn w:val="887"/>
     <w:uiPriority w:val="99"/>
     <w:pPr>
       <w:pBdr/>
@@ -29029,9 +30318,9 @@
       </w:tcPr>
     </w:tblStylePr>
   </w:style>
-  <w:style w:type="table" w:styleId="135">
+  <w:style w:type="table" w:styleId="824">
     <w:name w:val="Bordered - Accent 4"/>
-    <w:basedOn w:val="665"/>
+    <w:basedOn w:val="887"/>
     <w:uiPriority w:val="99"/>
     <w:pPr>
       <w:pBdr/>
@@ -29260,9 +30549,9 @@
       </w:tcPr>
     </w:tblStylePr>
   </w:style>
-  <w:style w:type="table" w:styleId="136">
+  <w:style w:type="table" w:styleId="825">
     <w:name w:val="Bordered - Accent 5"/>
-    <w:basedOn w:val="665"/>
+    <w:basedOn w:val="887"/>
     <w:uiPriority w:val="99"/>
     <w:pPr>
       <w:pBdr/>
@@ -29491,9 +30780,9 @@
       </w:tcPr>
     </w:tblStylePr>
   </w:style>
-  <w:style w:type="table" w:styleId="137">
+  <w:style w:type="table" w:styleId="826">
     <w:name w:val="Bordered - Accent 6"/>
-    <w:basedOn w:val="665"/>
+    <w:basedOn w:val="887"/>
     <w:uiPriority w:val="99"/>
     <w:pPr>
       <w:pBdr/>
@@ -29722,11 +31011,11 @@
       </w:tcPr>
     </w:tblStylePr>
   </w:style>
-  <w:style w:type="paragraph" w:styleId="139">
+  <w:style w:type="paragraph" w:styleId="827">
     <w:name w:val="Heading 1"/>
-    <w:basedOn w:val="664"/>
-    <w:next w:val="664"/>
-    <w:link w:val="150"/>
+    <w:basedOn w:val="886"/>
+    <w:next w:val="886"/>
+    <w:link w:val="837"/>
     <w:uiPriority w:val="9"/>
     <w:qFormat/>
     <w:pPr>
@@ -29744,11 +31033,11 @@
       <w:szCs w:val="40"/>
     </w:rPr>
   </w:style>
-  <w:style w:type="paragraph" w:styleId="140">
+  <w:style w:type="paragraph" w:styleId="828">
     <w:name w:val="Heading 2"/>
-    <w:basedOn w:val="664"/>
-    <w:next w:val="664"/>
-    <w:link w:val="151"/>
+    <w:basedOn w:val="886"/>
+    <w:next w:val="886"/>
+    <w:link w:val="838"/>
     <w:uiPriority w:val="9"/>
     <w:unhideWhenUsed/>
     <w:qFormat/>
@@ -29767,11 +31056,11 @@
       <w:szCs w:val="32"/>
     </w:rPr>
   </w:style>
-  <w:style w:type="paragraph" w:styleId="141">
+  <w:style w:type="paragraph" w:styleId="829">
     <w:name w:val="Heading 3"/>
-    <w:basedOn w:val="664"/>
-    <w:next w:val="664"/>
-    <w:link w:val="152"/>
+    <w:basedOn w:val="886"/>
+    <w:next w:val="886"/>
+    <w:link w:val="839"/>
     <w:uiPriority w:val="9"/>
     <w:unhideWhenUsed/>
     <w:qFormat/>
@@ -29790,11 +31079,11 @@
       <w:szCs w:val="28"/>
     </w:rPr>
   </w:style>
-  <w:style w:type="paragraph" w:styleId="142">
+  <w:style w:type="paragraph" w:styleId="830">
     <w:name w:val="Heading 4"/>
-    <w:basedOn w:val="664"/>
-    <w:next w:val="664"/>
-    <w:link w:val="153"/>
+    <w:basedOn w:val="886"/>
+    <w:next w:val="886"/>
+    <w:link w:val="840"/>
     <w:uiPriority w:val="9"/>
     <w:unhideWhenUsed/>
     <w:qFormat/>
@@ -29813,11 +31102,11 @@
       <w:color w:val="0f4761" w:themeColor="accent1" w:themeShade="BF"/>
     </w:rPr>
   </w:style>
-  <w:style w:type="paragraph" w:styleId="143">
+  <w:style w:type="paragraph" w:styleId="831">
     <w:name w:val="Heading 5"/>
-    <w:basedOn w:val="664"/>
-    <w:next w:val="664"/>
-    <w:link w:val="154"/>
+    <w:basedOn w:val="886"/>
+    <w:next w:val="886"/>
+    <w:link w:val="841"/>
     <w:uiPriority w:val="9"/>
     <w:unhideWhenUsed/>
     <w:qFormat/>
@@ -29834,11 +31123,11 @@
       <w:color w:val="0f4761" w:themeColor="accent1" w:themeShade="BF"/>
     </w:rPr>
   </w:style>
-  <w:style w:type="paragraph" w:styleId="144">
+  <w:style w:type="paragraph" w:styleId="832">
     <w:name w:val="Heading 6"/>
-    <w:basedOn w:val="664"/>
-    <w:next w:val="664"/>
-    <w:link w:val="155"/>
+    <w:basedOn w:val="886"/>
+    <w:next w:val="886"/>
+    <w:link w:val="842"/>
     <w:uiPriority w:val="9"/>
     <w:unhideWhenUsed/>
     <w:qFormat/>
@@ -29857,11 +31146,11 @@
       <w:color w:val="595959" w:themeColor="text1" w:themeTint="A6"/>
     </w:rPr>
   </w:style>
-  <w:style w:type="paragraph" w:styleId="145">
+  <w:style w:type="paragraph" w:styleId="833">
     <w:name w:val="Heading 7"/>
-    <w:basedOn w:val="664"/>
-    <w:next w:val="664"/>
-    <w:link w:val="156"/>
+    <w:basedOn w:val="886"/>
+    <w:next w:val="886"/>
+    <w:link w:val="843"/>
     <w:uiPriority w:val="9"/>
     <w:unhideWhenUsed/>
     <w:qFormat/>
@@ -29878,11 +31167,11 @@
       <w:color w:val="595959" w:themeColor="text1" w:themeTint="A6"/>
     </w:rPr>
   </w:style>
-  <w:style w:type="paragraph" w:styleId="146">
+  <w:style w:type="paragraph" w:styleId="834">
     <w:name w:val="Heading 8"/>
-    <w:basedOn w:val="664"/>
-    <w:next w:val="664"/>
-    <w:link w:val="157"/>
+    <w:basedOn w:val="886"/>
+    <w:next w:val="886"/>
+    <w:link w:val="844"/>
     <w:uiPriority w:val="9"/>
     <w:unhideWhenUsed/>
     <w:qFormat/>
@@ -29901,11 +31190,11 @@
       <w:color w:val="272727" w:themeColor="text1" w:themeTint="D8"/>
     </w:rPr>
   </w:style>
-  <w:style w:type="paragraph" w:styleId="147">
+  <w:style w:type="paragraph" w:styleId="835">
     <w:name w:val="Heading 9"/>
-    <w:basedOn w:val="664"/>
-    <w:next w:val="664"/>
-    <w:link w:val="158"/>
+    <w:basedOn w:val="886"/>
+    <w:next w:val="886"/>
+    <w:link w:val="845"/>
     <w:uiPriority w:val="9"/>
     <w:unhideWhenUsed/>
     <w:qFormat/>
@@ -29924,7 +31213,7 @@
       <w:color w:val="272727" w:themeColor="text1" w:themeTint="D8"/>
     </w:rPr>
   </w:style>
-  <w:style w:type="character" w:styleId="148" w:default="1">
+  <w:style w:type="character" w:styleId="836" w:default="1">
     <w:name w:val="Default Paragraph Font"/>
     <w:uiPriority w:val="1"/>
     <w:semiHidden/>
@@ -29935,9 +31224,9 @@
       <w:ind/>
     </w:pPr>
   </w:style>
-  <w:style w:type="character" w:styleId="150">
+  <w:style w:type="character" w:styleId="837">
     <w:name w:val="Heading 1 Char"/>
-    <w:link w:val="139"/>
+    <w:link w:val="827"/>
     <w:uiPriority w:val="9"/>
     <w:pPr>
       <w:pBdr/>
@@ -29945,10 +31234,10 @@
       <w:ind/>
     </w:pPr>
   </w:style>
-  <w:style w:type="character" w:styleId="151">
+  <w:style w:type="character" w:styleId="838">
     <w:name w:val="Heading 2 Char"/>
-    <w:basedOn w:val="148"/>
-    <w:link w:val="140"/>
+    <w:basedOn w:val="836"/>
+    <w:link w:val="828"/>
     <w:uiPriority w:val="9"/>
     <w:pPr>
       <w:pBdr/>
@@ -29962,10 +31251,10 @@
       <w:szCs w:val="32"/>
     </w:rPr>
   </w:style>
-  <w:style w:type="character" w:styleId="152">
+  <w:style w:type="character" w:styleId="839">
     <w:name w:val="Heading 3 Char"/>
-    <w:basedOn w:val="148"/>
-    <w:link w:val="141"/>
+    <w:basedOn w:val="836"/>
+    <w:link w:val="829"/>
     <w:uiPriority w:val="9"/>
     <w:pPr>
       <w:pBdr/>
@@ -29979,10 +31268,10 @@
       <w:szCs w:val="28"/>
     </w:rPr>
   </w:style>
-  <w:style w:type="character" w:styleId="153">
+  <w:style w:type="character" w:styleId="840">
     <w:name w:val="Heading 4 Char"/>
-    <w:basedOn w:val="148"/>
-    <w:link w:val="142"/>
+    <w:basedOn w:val="836"/>
+    <w:link w:val="830"/>
     <w:uiPriority w:val="9"/>
     <w:pPr>
       <w:pBdr/>
@@ -29996,10 +31285,10 @@
       <w:color w:val="0f4761" w:themeColor="accent1" w:themeShade="BF"/>
     </w:rPr>
   </w:style>
-  <w:style w:type="character" w:styleId="154">
+  <w:style w:type="character" w:styleId="841">
     <w:name w:val="Heading 5 Char"/>
-    <w:basedOn w:val="148"/>
-    <w:link w:val="143"/>
+    <w:basedOn w:val="836"/>
+    <w:link w:val="831"/>
     <w:uiPriority w:val="9"/>
     <w:pPr>
       <w:pBdr/>
@@ -30011,10 +31300,10 @@
       <w:color w:val="0f4761" w:themeColor="accent1" w:themeShade="BF"/>
     </w:rPr>
   </w:style>
-  <w:style w:type="character" w:styleId="155">
+  <w:style w:type="character" w:styleId="842">
     <w:name w:val="Heading 6 Char"/>
-    <w:basedOn w:val="148"/>
-    <w:link w:val="144"/>
+    <w:basedOn w:val="836"/>
+    <w:link w:val="832"/>
     <w:uiPriority w:val="9"/>
     <w:pPr>
       <w:pBdr/>
@@ -30028,10 +31317,10 @@
       <w:color w:val="595959" w:themeColor="text1" w:themeTint="A6"/>
     </w:rPr>
   </w:style>
-  <w:style w:type="character" w:styleId="156">
+  <w:style w:type="character" w:styleId="843">
     <w:name w:val="Heading 7 Char"/>
-    <w:basedOn w:val="148"/>
-    <w:link w:val="145"/>
+    <w:basedOn w:val="836"/>
+    <w:link w:val="833"/>
     <w:uiPriority w:val="9"/>
     <w:pPr>
       <w:pBdr/>
@@ -30043,10 +31332,10 @@
       <w:color w:val="595959" w:themeColor="text1" w:themeTint="A6"/>
     </w:rPr>
   </w:style>
-  <w:style w:type="character" w:styleId="157">
+  <w:style w:type="character" w:styleId="844">
     <w:name w:val="Heading 8 Char"/>
-    <w:basedOn w:val="148"/>
-    <w:link w:val="146"/>
+    <w:basedOn w:val="836"/>
+    <w:link w:val="834"/>
     <w:uiPriority w:val="9"/>
     <w:pPr>
       <w:pBdr/>
@@ -30060,10 +31349,10 @@
       <w:color w:val="272727" w:themeColor="text1" w:themeTint="D8"/>
     </w:rPr>
   </w:style>
-  <w:style w:type="character" w:styleId="158">
+  <w:style w:type="character" w:styleId="845">
     <w:name w:val="Heading 9 Char"/>
-    <w:basedOn w:val="148"/>
-    <w:link w:val="147"/>
+    <w:basedOn w:val="836"/>
+    <w:link w:val="835"/>
     <w:uiPriority w:val="9"/>
     <w:pPr>
       <w:pBdr/>
@@ -30077,11 +31366,11 @@
       <w:color w:val="272727" w:themeColor="text1" w:themeTint="D8"/>
     </w:rPr>
   </w:style>
-  <w:style w:type="paragraph" w:styleId="159">
+  <w:style w:type="paragraph" w:styleId="846">
     <w:name w:val="Title"/>
-    <w:basedOn w:val="664"/>
-    <w:next w:val="664"/>
-    <w:link w:val="160"/>
+    <w:basedOn w:val="886"/>
+    <w:next w:val="886"/>
+    <w:link w:val="847"/>
     <w:uiPriority w:val="10"/>
     <w:qFormat/>
     <w:pPr>
@@ -30097,10 +31386,10 @@
       <w:szCs w:val="56"/>
     </w:rPr>
   </w:style>
-  <w:style w:type="character" w:styleId="160">
+  <w:style w:type="character" w:styleId="847">
     <w:name w:val="Title Char"/>
-    <w:basedOn w:val="148"/>
-    <w:link w:val="159"/>
+    <w:basedOn w:val="836"/>
+    <w:link w:val="846"/>
     <w:uiPriority w:val="10"/>
     <w:pPr>
       <w:pBdr/>
@@ -30114,11 +31403,11 @@
       <w:szCs w:val="56"/>
     </w:rPr>
   </w:style>
-  <w:style w:type="paragraph" w:styleId="161">
+  <w:style w:type="paragraph" w:styleId="848">
     <w:name w:val="Subtitle"/>
-    <w:basedOn w:val="664"/>
-    <w:next w:val="664"/>
-    <w:link w:val="162"/>
+    <w:basedOn w:val="886"/>
+    <w:next w:val="886"/>
+    <w:link w:val="849"/>
     <w:uiPriority w:val="11"/>
     <w:qFormat/>
     <w:pPr>
@@ -30136,10 +31425,10 @@
       <w:szCs w:val="28"/>
     </w:rPr>
   </w:style>
-  <w:style w:type="character" w:styleId="162">
+  <w:style w:type="character" w:styleId="849">
     <w:name w:val="Subtitle Char"/>
-    <w:basedOn w:val="148"/>
-    <w:link w:val="161"/>
+    <w:basedOn w:val="836"/>
+    <w:link w:val="848"/>
     <w:uiPriority w:val="11"/>
     <w:pPr>
       <w:pBdr/>
@@ -30153,11 +31442,11 @@
       <w:szCs w:val="28"/>
     </w:rPr>
   </w:style>
-  <w:style w:type="paragraph" w:styleId="163">
+  <w:style w:type="paragraph" w:styleId="850">
     <w:name w:val="Quote"/>
-    <w:basedOn w:val="664"/>
-    <w:next w:val="664"/>
-    <w:link w:val="164"/>
+    <w:basedOn w:val="886"/>
+    <w:next w:val="886"/>
+    <w:link w:val="851"/>
     <w:uiPriority w:val="29"/>
     <w:qFormat/>
     <w:pPr>
@@ -30172,10 +31461,10 @@
       <w:color w:val="404040" w:themeColor="text1" w:themeTint="BF"/>
     </w:rPr>
   </w:style>
-  <w:style w:type="character" w:styleId="164">
+  <w:style w:type="character" w:styleId="851">
     <w:name w:val="Quote Char"/>
-    <w:basedOn w:val="148"/>
-    <w:link w:val="163"/>
+    <w:basedOn w:val="836"/>
+    <w:link w:val="850"/>
     <w:uiPriority w:val="29"/>
     <w:pPr>
       <w:pBdr/>
@@ -30188,9 +31477,9 @@
       <w:color w:val="404040" w:themeColor="text1" w:themeTint="BF"/>
     </w:rPr>
   </w:style>
-  <w:style w:type="character" w:styleId="166">
+  <w:style w:type="character" w:styleId="852">
     <w:name w:val="Intense Emphasis"/>
-    <w:basedOn w:val="148"/>
+    <w:basedOn w:val="836"/>
     <w:uiPriority w:val="21"/>
     <w:qFormat/>
     <w:pPr>
@@ -30204,11 +31493,11 @@
       <w:color w:val="0f4761" w:themeColor="accent1" w:themeShade="BF"/>
     </w:rPr>
   </w:style>
-  <w:style w:type="paragraph" w:styleId="167">
+  <w:style w:type="paragraph" w:styleId="853">
     <w:name w:val="Intense Quote"/>
-    <w:basedOn w:val="664"/>
-    <w:next w:val="664"/>
-    <w:link w:val="168"/>
+    <w:basedOn w:val="886"/>
+    <w:next w:val="886"/>
+    <w:link w:val="854"/>
     <w:uiPriority w:val="30"/>
     <w:qFormat/>
     <w:pPr>
@@ -30226,10 +31515,10 @@
       <w:color w:val="0f4761" w:themeColor="accent1" w:themeShade="BF"/>
     </w:rPr>
   </w:style>
-  <w:style w:type="character" w:styleId="168">
+  <w:style w:type="character" w:styleId="854">
     <w:name w:val="Intense Quote Char"/>
-    <w:basedOn w:val="148"/>
-    <w:link w:val="167"/>
+    <w:basedOn w:val="836"/>
+    <w:link w:val="853"/>
     <w:uiPriority w:val="30"/>
     <w:pPr>
       <w:pBdr/>
@@ -30242,9 +31531,9 @@
       <w:color w:val="0f4761" w:themeColor="accent1" w:themeShade="BF"/>
     </w:rPr>
   </w:style>
-  <w:style w:type="character" w:styleId="169">
+  <w:style w:type="character" w:styleId="855">
     <w:name w:val="Intense Reference"/>
-    <w:basedOn w:val="148"/>
+    <w:basedOn w:val="836"/>
     <w:uiPriority w:val="32"/>
     <w:qFormat/>
     <w:pPr>
@@ -30260,9 +31549,9 @@
       <w:spacing w:val="5"/>
     </w:rPr>
   </w:style>
-  <w:style w:type="character" w:styleId="171">
+  <w:style w:type="character" w:styleId="856">
     <w:name w:val="Subtle Emphasis"/>
-    <w:basedOn w:val="148"/>
+    <w:basedOn w:val="836"/>
     <w:uiPriority w:val="19"/>
     <w:qFormat/>
     <w:pPr>
@@ -30276,9 +31565,9 @@
       <w:color w:val="404040" w:themeColor="text1" w:themeTint="BF"/>
     </w:rPr>
   </w:style>
-  <w:style w:type="character" w:styleId="172">
+  <w:style w:type="character" w:styleId="857">
     <w:name w:val="Emphasis"/>
-    <w:basedOn w:val="148"/>
+    <w:basedOn w:val="836"/>
     <w:uiPriority w:val="20"/>
     <w:qFormat/>
     <w:pPr>
@@ -30291,9 +31580,9 @@
       <w:iCs/>
     </w:rPr>
   </w:style>
-  <w:style w:type="character" w:styleId="173">
+  <w:style w:type="character" w:styleId="858">
     <w:name w:val="Strong"/>
-    <w:basedOn w:val="148"/>
+    <w:basedOn w:val="836"/>
     <w:uiPriority w:val="22"/>
     <w:qFormat/>
     <w:pPr>
@@ -30306,9 +31595,9 @@
       <w:bCs/>
     </w:rPr>
   </w:style>
-  <w:style w:type="character" w:styleId="174">
+  <w:style w:type="character" w:styleId="859">
     <w:name w:val="Subtle Reference"/>
-    <w:basedOn w:val="148"/>
+    <w:basedOn w:val="836"/>
     <w:uiPriority w:val="31"/>
     <w:qFormat/>
     <w:pPr>
@@ -30321,9 +31610,9 @@
       <w:color w:val="5a5a5a" w:themeColor="text1" w:themeTint="A5"/>
     </w:rPr>
   </w:style>
-  <w:style w:type="character" w:styleId="175">
+  <w:style w:type="character" w:styleId="860">
     <w:name w:val="Book Title"/>
-    <w:basedOn w:val="148"/>
+    <w:basedOn w:val="836"/>
     <w:uiPriority w:val="33"/>
     <w:qFormat/>
     <w:pPr>
@@ -30339,10 +31628,10 @@
       <w:spacing w:val="5"/>
     </w:rPr>
   </w:style>
-  <w:style w:type="paragraph" w:styleId="176">
+  <w:style w:type="paragraph" w:styleId="861">
     <w:name w:val="Header"/>
-    <w:basedOn w:val="664"/>
-    <w:link w:val="177"/>
+    <w:basedOn w:val="886"/>
+    <w:link w:val="862"/>
     <w:uiPriority w:val="99"/>
     <w:unhideWhenUsed/>
     <w:pPr>
@@ -30355,10 +31644,10 @@
       <w:ind/>
     </w:pPr>
   </w:style>
-  <w:style w:type="character" w:styleId="177">
+  <w:style w:type="character" w:styleId="862">
     <w:name w:val="Header Char"/>
-    <w:basedOn w:val="148"/>
-    <w:link w:val="176"/>
+    <w:basedOn w:val="836"/>
+    <w:link w:val="861"/>
     <w:uiPriority w:val="99"/>
     <w:pPr>
       <w:pBdr/>
@@ -30366,10 +31655,10 @@
       <w:ind/>
     </w:pPr>
   </w:style>
-  <w:style w:type="paragraph" w:styleId="178">
+  <w:style w:type="paragraph" w:styleId="863">
     <w:name w:val="Footer"/>
-    <w:basedOn w:val="664"/>
-    <w:link w:val="179"/>
+    <w:basedOn w:val="886"/>
+    <w:link w:val="864"/>
     <w:uiPriority w:val="99"/>
     <w:unhideWhenUsed/>
     <w:pPr>
@@ -30382,10 +31671,10 @@
       <w:ind/>
     </w:pPr>
   </w:style>
-  <w:style w:type="character" w:styleId="179">
+  <w:style w:type="character" w:styleId="864">
     <w:name w:val="Footer Char"/>
-    <w:basedOn w:val="148"/>
-    <w:link w:val="178"/>
+    <w:basedOn w:val="836"/>
+    <w:link w:val="863"/>
     <w:uiPriority w:val="99"/>
     <w:pPr>
       <w:pBdr/>
@@ -30393,10 +31682,10 @@
       <w:ind/>
     </w:pPr>
   </w:style>
-  <w:style w:type="paragraph" w:styleId="180">
+  <w:style w:type="paragraph" w:styleId="865">
     <w:name w:val="Caption"/>
-    <w:basedOn w:val="664"/>
-    <w:next w:val="664"/>
+    <w:basedOn w:val="886"/>
+    <w:next w:val="886"/>
     <w:uiPriority w:val="35"/>
     <w:unhideWhenUsed/>
     <w:qFormat/>
@@ -30413,10 +31702,10 @@
       <w:szCs w:val="18"/>
     </w:rPr>
   </w:style>
-  <w:style w:type="paragraph" w:styleId="181">
+  <w:style w:type="paragraph" w:styleId="866">
     <w:name w:val="footnote text"/>
-    <w:basedOn w:val="664"/>
-    <w:link w:val="182"/>
+    <w:basedOn w:val="886"/>
+    <w:link w:val="867"/>
     <w:uiPriority w:val="99"/>
     <w:semiHidden/>
     <w:unhideWhenUsed/>
@@ -30430,10 +31719,10 @@
       <w:szCs w:val="20"/>
     </w:rPr>
   </w:style>
-  <w:style w:type="character" w:styleId="182">
+  <w:style w:type="character" w:styleId="867">
     <w:name w:val="Footnote Text Char"/>
-    <w:basedOn w:val="148"/>
-    <w:link w:val="181"/>
+    <w:basedOn w:val="836"/>
+    <w:link w:val="866"/>
     <w:uiPriority w:val="99"/>
     <w:semiHidden/>
     <w:pPr>
@@ -30446,9 +31735,9 @@
       <w:szCs w:val="20"/>
     </w:rPr>
   </w:style>
-  <w:style w:type="character" w:styleId="183">
+  <w:style w:type="character" w:styleId="868">
     <w:name w:val="footnote reference"/>
-    <w:basedOn w:val="148"/>
+    <w:basedOn w:val="836"/>
     <w:uiPriority w:val="99"/>
     <w:semiHidden/>
     <w:unhideWhenUsed/>
@@ -30461,10 +31750,10 @@
       <w:vertAlign w:val="superscript"/>
     </w:rPr>
   </w:style>
-  <w:style w:type="paragraph" w:styleId="184">
+  <w:style w:type="paragraph" w:styleId="869">
     <w:name w:val="endnote text"/>
-    <w:basedOn w:val="664"/>
-    <w:link w:val="185"/>
+    <w:basedOn w:val="886"/>
+    <w:link w:val="870"/>
     <w:uiPriority w:val="99"/>
     <w:semiHidden/>
     <w:unhideWhenUsed/>
@@ -30478,10 +31767,10 @@
       <w:szCs w:val="20"/>
     </w:rPr>
   </w:style>
-  <w:style w:type="character" w:styleId="185">
+  <w:style w:type="character" w:styleId="870">
     <w:name w:val="Endnote Text Char"/>
-    <w:basedOn w:val="148"/>
-    <w:link w:val="184"/>
+    <w:basedOn w:val="836"/>
+    <w:link w:val="869"/>
     <w:uiPriority w:val="99"/>
     <w:semiHidden/>
     <w:pPr>
@@ -30494,9 +31783,9 @@
       <w:szCs w:val="20"/>
     </w:rPr>
   </w:style>
-  <w:style w:type="character" w:styleId="186">
+  <w:style w:type="character" w:styleId="871">
     <w:name w:val="endnote reference"/>
-    <w:basedOn w:val="148"/>
+    <w:basedOn w:val="836"/>
     <w:uiPriority w:val="99"/>
     <w:semiHidden/>
     <w:unhideWhenUsed/>
@@ -30509,9 +31798,9 @@
       <w:vertAlign w:val="superscript"/>
     </w:rPr>
   </w:style>
-  <w:style w:type="character" w:styleId="187">
+  <w:style w:type="character" w:styleId="872">
     <w:name w:val="Hyperlink"/>
-    <w:basedOn w:val="148"/>
+    <w:basedOn w:val="836"/>
     <w:uiPriority w:val="99"/>
     <w:unhideWhenUsed/>
     <w:pPr>
@@ -30524,9 +31813,9 @@
       <w:u w:val="single"/>
     </w:rPr>
   </w:style>
-  <w:style w:type="character" w:styleId="188">
+  <w:style w:type="character" w:styleId="873">
     <w:name w:val="FollowedHyperlink"/>
-    <w:basedOn w:val="148"/>
+    <w:basedOn w:val="836"/>
     <w:uiPriority w:val="99"/>
     <w:semiHidden/>
     <w:unhideWhenUsed/>
@@ -30540,10 +31829,10 @@
       <w:u w:val="single"/>
     </w:rPr>
   </w:style>
-  <w:style w:type="paragraph" w:styleId="189">
+  <w:style w:type="paragraph" w:styleId="874">
     <w:name w:val="toc 1"/>
-    <w:basedOn w:val="664"/>
-    <w:next w:val="664"/>
+    <w:basedOn w:val="886"/>
+    <w:next w:val="886"/>
     <w:uiPriority w:val="39"/>
     <w:unhideWhenUsed/>
     <w:pPr>
@@ -30552,10 +31841,10 @@
       <w:ind/>
     </w:pPr>
   </w:style>
-  <w:style w:type="paragraph" w:styleId="190">
+  <w:style w:type="paragraph" w:styleId="875">
     <w:name w:val="toc 2"/>
-    <w:basedOn w:val="664"/>
-    <w:next w:val="664"/>
+    <w:basedOn w:val="886"/>
+    <w:next w:val="886"/>
     <w:uiPriority w:val="39"/>
     <w:unhideWhenUsed/>
     <w:pPr>
@@ -30564,10 +31853,10 @@
       <w:ind w:left="220"/>
     </w:pPr>
   </w:style>
-  <w:style w:type="paragraph" w:styleId="191">
+  <w:style w:type="paragraph" w:styleId="876">
     <w:name w:val="toc 3"/>
-    <w:basedOn w:val="664"/>
-    <w:next w:val="664"/>
+    <w:basedOn w:val="886"/>
+    <w:next w:val="886"/>
     <w:uiPriority w:val="39"/>
     <w:unhideWhenUsed/>
     <w:pPr>
@@ -30576,10 +31865,10 @@
       <w:ind w:left="440"/>
     </w:pPr>
   </w:style>
-  <w:style w:type="paragraph" w:styleId="192">
+  <w:style w:type="paragraph" w:styleId="877">
     <w:name w:val="toc 4"/>
-    <w:basedOn w:val="664"/>
-    <w:next w:val="664"/>
+    <w:basedOn w:val="886"/>
+    <w:next w:val="886"/>
     <w:uiPriority w:val="39"/>
     <w:unhideWhenUsed/>
     <w:pPr>
@@ -30588,10 +31877,10 @@
       <w:ind w:left="660"/>
     </w:pPr>
   </w:style>
-  <w:style w:type="paragraph" w:styleId="193">
+  <w:style w:type="paragraph" w:styleId="878">
     <w:name w:val="toc 5"/>
-    <w:basedOn w:val="664"/>
-    <w:next w:val="664"/>
+    <w:basedOn w:val="886"/>
+    <w:next w:val="886"/>
     <w:uiPriority w:val="39"/>
     <w:unhideWhenUsed/>
     <w:pPr>
@@ -30600,10 +31889,10 @@
       <w:ind w:left="880"/>
     </w:pPr>
   </w:style>
-  <w:style w:type="paragraph" w:styleId="194">
+  <w:style w:type="paragraph" w:styleId="879">
     <w:name w:val="toc 6"/>
-    <w:basedOn w:val="664"/>
-    <w:next w:val="664"/>
+    <w:basedOn w:val="886"/>
+    <w:next w:val="886"/>
     <w:uiPriority w:val="39"/>
     <w:unhideWhenUsed/>
     <w:pPr>
@@ -30612,10 +31901,10 @@
       <w:ind w:left="1100"/>
     </w:pPr>
   </w:style>
-  <w:style w:type="paragraph" w:styleId="195">
+  <w:style w:type="paragraph" w:styleId="880">
     <w:name w:val="toc 7"/>
-    <w:basedOn w:val="664"/>
-    <w:next w:val="664"/>
+    <w:basedOn w:val="886"/>
+    <w:next w:val="886"/>
     <w:uiPriority w:val="39"/>
     <w:unhideWhenUsed/>
     <w:pPr>
@@ -30624,10 +31913,10 @@
       <w:ind w:left="1320"/>
     </w:pPr>
   </w:style>
-  <w:style w:type="paragraph" w:styleId="196">
+  <w:style w:type="paragraph" w:styleId="881">
     <w:name w:val="toc 8"/>
-    <w:basedOn w:val="664"/>
-    <w:next w:val="664"/>
+    <w:basedOn w:val="886"/>
+    <w:next w:val="886"/>
     <w:uiPriority w:val="39"/>
     <w:unhideWhenUsed/>
     <w:pPr>
@@ -30636,10 +31925,10 @@
       <w:ind w:left="1540"/>
     </w:pPr>
   </w:style>
-  <w:style w:type="paragraph" w:styleId="197">
+  <w:style w:type="paragraph" w:styleId="882">
     <w:name w:val="toc 9"/>
-    <w:basedOn w:val="664"/>
-    <w:next w:val="664"/>
+    <w:basedOn w:val="886"/>
+    <w:next w:val="886"/>
     <w:uiPriority w:val="39"/>
     <w:unhideWhenUsed/>
     <w:pPr>
@@ -30648,9 +31937,9 @@
       <w:ind w:left="1760"/>
     </w:pPr>
   </w:style>
-  <w:style w:type="character" w:styleId="198">
+  <w:style w:type="character" w:styleId="883">
     <w:name w:val="Placeholder Text"/>
-    <w:basedOn w:val="148"/>
+    <w:basedOn w:val="836"/>
     <w:uiPriority w:val="99"/>
     <w:semiHidden/>
     <w:pPr>
@@ -30662,7 +31951,7 @@
       <w:color w:val="666666"/>
     </w:rPr>
   </w:style>
-  <w:style w:type="paragraph" w:styleId="208">
+  <w:style w:type="paragraph" w:styleId="884">
     <w:name w:val="TOC Heading"/>
     <w:uiPriority w:val="39"/>
     <w:unhideWhenUsed/>
@@ -30672,10 +31961,10 @@
       <w:ind/>
     </w:pPr>
   </w:style>
-  <w:style w:type="paragraph" w:styleId="209">
+  <w:style w:type="paragraph" w:styleId="885">
     <w:name w:val="table of figures"/>
-    <w:basedOn w:val="664"/>
-    <w:next w:val="664"/>
+    <w:basedOn w:val="886"/>
+    <w:next w:val="886"/>
     <w:uiPriority w:val="99"/>
     <w:unhideWhenUsed/>
     <w:pPr>
@@ -30684,7 +31973,7 @@
       <w:ind/>
     </w:pPr>
   </w:style>
-  <w:style w:type="paragraph" w:styleId="664" w:default="1">
+  <w:style w:type="paragraph" w:styleId="886" w:default="1">
     <w:name w:val="Normal"/>
     <w:qFormat/>
     <w:pPr>
@@ -30693,7 +31982,7 @@
       <w:ind/>
     </w:pPr>
   </w:style>
-  <w:style w:type="table" w:styleId="665" w:default="1">
+  <w:style w:type="table" w:styleId="887" w:default="1">
     <w:name w:val="Normal Table"/>
     <w:uiPriority w:val="99"/>
     <w:semiHidden/>
@@ -30886,7 +32175,7 @@
       </w:tcPr>
     </w:tblStylePr>
   </w:style>
-  <w:style w:type="numbering" w:styleId="666" w:default="1">
+  <w:style w:type="numbering" w:styleId="888" w:default="1">
     <w:name w:val="No List"/>
     <w:uiPriority w:val="99"/>
     <w:semiHidden/>
@@ -30897,9 +32186,9 @@
       <w:ind/>
     </w:pPr>
   </w:style>
-  <w:style w:type="paragraph" w:styleId="667">
+  <w:style w:type="paragraph" w:styleId="889">
     <w:name w:val="No Spacing"/>
-    <w:basedOn w:val="664"/>
+    <w:basedOn w:val="886"/>
     <w:uiPriority w:val="1"/>
     <w:qFormat/>
     <w:pPr>
@@ -30908,9 +32197,9 @@
       <w:ind/>
     </w:pPr>
   </w:style>
-  <w:style w:type="paragraph" w:styleId="668">
+  <w:style w:type="paragraph" w:styleId="890">
     <w:name w:val="List Paragraph"/>
-    <w:basedOn w:val="664"/>
+    <w:basedOn w:val="886"/>
     <w:uiPriority w:val="34"/>
     <w:qFormat/>
     <w:pPr>

--- a/Andoid/Jetpack Compose/Jetpack Compose.docx
+++ b/Andoid/Jetpack Compose/Jetpack Compose.docx
@@ -32,13 +32,13 @@
       </w:r>
       <w:r>
         <w:rPr>
-          <w:rFonts w:ascii="Arial" w:hAnsi="Arial" w:eastAsia="Arial" w:cs="Arial"/>
+          <w:rFonts w:ascii="Arial" w:hAnsi="Arial" w:cs="Arial"/>
           <w:b/>
           <w:bCs/>
           <w:i w:val="0"/>
-          <w:iCs w:val="0"/>
           <w:color w:val="000000" w:themeColor="text1"/>
           <w:u w:val="none"/>
+          <w14:ligatures w14:val="none"/>
         </w:rPr>
       </w:r>
       <w:r>
@@ -79,6 +79,16 @@
           <w:szCs w:val="36"/>
         </w:rPr>
         <w:t xml:space="preserve">Navigation Component</w:t>
+      </w:r>
+      <w:r>
+        <w:rPr>
+          <w:b/>
+          <w:bCs w:val="0"/>
+          <w:i w:val="0"/>
+          <w:color w:val="000000" w:themeColor="text1"/>
+          <w:sz w:val="36"/>
+          <w:szCs w:val="36"/>
+        </w:rPr>
       </w:r>
       <w:r>
         <w:rPr>
@@ -140,13 +150,8 @@
       </w:r>
       <w:r>
         <w:rPr>
-          <w:b/>
-          <w:bCs/>
-          <w:i w:val="0"/>
-          <w:iCs w:val="0"/>
-          <w:color w:val="000000" w:themeColor="text1"/>
-          <w:sz w:val="32"/>
-          <w:szCs w:val="32"/>
+          <w:sz w:val="24"/>
+          <w:szCs w:val="24"/>
         </w:rPr>
       </w:r>
       <w:r>
@@ -174,7 +179,11 @@
       <w:r>
         <w:t xml:space="preserve">ón de unidades.</w:t>
       </w:r>
-      <w:r/>
+      <w:r>
+        <w:rPr>
+          <w14:ligatures w14:val="none"/>
+        </w:rPr>
+      </w:r>
     </w:p>
     <w:p>
       <w:pPr>
@@ -213,6 +222,14 @@
       <w:r>
         <w:rPr>
           <w:sz w:val="24"/>
+        </w:rPr>
+      </w:r>
+      <w:r>
+        <w:rPr>
+          <w:rFonts w:ascii="Arial" w:hAnsi="Arial" w:eastAsia="Arial" w:cs="Arial"/>
+          <w:color w:val="7a7e85"/>
+          <w:sz w:val="24"/>
+          <w:szCs w:val="24"/>
         </w:rPr>
       </w:r>
     </w:p>
@@ -420,8 +437,12 @@
         </w:rPr>
         <w:t xml:space="preserve">Longitud</w:t>
       </w:r>
-      <w:r/>
-      <w:r/>
+      <w:r>
+        <w:rPr>
+          <w:sz w:val="24"/>
+          <w:szCs w:val="24"/>
+        </w:rPr>
+      </w:r>
     </w:p>
     <w:p>
       <w:pPr>
@@ -468,6 +489,14 @@
       <w:r>
         <w:rPr>
           <w:sz w:val="24"/>
+        </w:rPr>
+      </w:r>
+      <w:r>
+        <w:rPr>
+          <w:rFonts w:ascii="Arial" w:hAnsi="Arial" w:eastAsia="Arial" w:cs="Arial"/>
+          <w:color w:val="7a7e85"/>
+          <w:sz w:val="24"/>
+          <w:szCs w:val="24"/>
         </w:rPr>
       </w:r>
     </w:p>
@@ -536,6 +565,15 @@
           <w:szCs w:val="24"/>
         </w:rPr>
       </w:r>
+      <w:r>
+        <w:rPr>
+          <w:rFonts w:ascii="Arial" w:hAnsi="Arial" w:eastAsia="Arial" w:cs="Arial"/>
+          <w:color w:val="bcbec4"/>
+          <w:sz w:val="24"/>
+          <w:szCs w:val="24"/>
+          <w:highlight w:val="none"/>
+        </w:rPr>
+      </w:r>
     </w:p>
     <w:p>
       <w:pPr>
@@ -596,6 +634,13 @@
           <w:color w:val="7f7f7f" w:themeColor="text1" w:themeTint="80"/>
           <w:sz w:val="24"/>
           <w:highlight w:val="none"/>
+        </w:rPr>
+      </w:r>
+      <w:r>
+        <w:rPr>
+          <w:color w:val="7f7f7f" w:themeColor="text1" w:themeTint="80"/>
+          <w:sz w:val="24"/>
+          <w:szCs w:val="24"/>
         </w:rPr>
       </w:r>
     </w:p>
@@ -679,6 +724,16 @@
       <w:r>
         <w:rPr>
           <w:sz w:val="24"/>
+        </w:rPr>
+      </w:r>
+      <w:r>
+        <w:rPr>
+          <w:rFonts w:ascii="Arial" w:hAnsi="Arial" w:eastAsia="Arial" w:cs="Arial"/>
+          <w:b/>
+          <w:bCs/>
+          <w:color w:val="bcbec4"/>
+          <w:sz w:val="24"/>
+          <w:szCs w:val="24"/>
         </w:rPr>
       </w:r>
     </w:p>
@@ -768,6 +823,16 @@
           <w:szCs w:val="24"/>
         </w:rPr>
       </w:r>
+      <w:r>
+        <w:rPr>
+          <w:rFonts w:ascii="Arial" w:hAnsi="Arial" w:eastAsia="Arial" w:cs="Arial"/>
+          <w:b/>
+          <w:bCs/>
+          <w:color w:val="bcbec4"/>
+          <w:sz w:val="24"/>
+          <w:szCs w:val="24"/>
+        </w:rPr>
+      </w:r>
     </w:p>
     <w:p>
       <w:pPr>
@@ -855,6 +920,16 @@
           <w:szCs w:val="24"/>
         </w:rPr>
       </w:r>
+      <w:r>
+        <w:rPr>
+          <w:rFonts w:ascii="Arial" w:hAnsi="Arial" w:eastAsia="Arial" w:cs="Arial"/>
+          <w:b/>
+          <w:bCs/>
+          <w:color w:val="bcbec4"/>
+          <w:sz w:val="24"/>
+          <w:szCs w:val="24"/>
+        </w:rPr>
+      </w:r>
     </w:p>
     <w:p>
       <w:pPr>
@@ -942,6 +1017,16 @@
           <w:szCs w:val="24"/>
         </w:rPr>
       </w:r>
+      <w:r>
+        <w:rPr>
+          <w:rFonts w:ascii="Arial" w:hAnsi="Arial" w:eastAsia="Arial" w:cs="Arial"/>
+          <w:b/>
+          <w:bCs/>
+          <w:color w:val="bcbec4"/>
+          <w:sz w:val="24"/>
+          <w:szCs w:val="24"/>
+        </w:rPr>
+      </w:r>
     </w:p>
     <w:p>
       <w:pPr>
@@ -1029,6 +1114,16 @@
           <w:szCs w:val="24"/>
         </w:rPr>
       </w:r>
+      <w:r>
+        <w:rPr>
+          <w:rFonts w:ascii="Arial" w:hAnsi="Arial" w:eastAsia="Arial" w:cs="Arial"/>
+          <w:b/>
+          <w:bCs/>
+          <w:color w:val="bcbec4"/>
+          <w:sz w:val="24"/>
+          <w:szCs w:val="24"/>
+        </w:rPr>
+      </w:r>
     </w:p>
     <w:p>
       <w:pPr>
@@ -1116,6 +1211,16 @@
           <w:szCs w:val="24"/>
         </w:rPr>
       </w:r>
+      <w:r>
+        <w:rPr>
+          <w:rFonts w:ascii="Arial" w:hAnsi="Arial" w:eastAsia="Arial" w:cs="Arial"/>
+          <w:b/>
+          <w:bCs/>
+          <w:color w:val="bcbec4"/>
+          <w:sz w:val="24"/>
+          <w:szCs w:val="24"/>
+        </w:rPr>
+      </w:r>
     </w:p>
     <w:p>
       <w:pPr>
@@ -1191,6 +1296,16 @@
       </w:r>
       <w:r>
         <w:rPr>
+          <w:sz w:val="24"/>
+          <w:szCs w:val="24"/>
+        </w:rPr>
+      </w:r>
+      <w:r>
+        <w:rPr>
+          <w:rFonts w:ascii="Arial" w:hAnsi="Arial" w:eastAsia="Arial" w:cs="Arial"/>
+          <w:b/>
+          <w:bCs/>
+          <w:color w:val="bcbec4"/>
           <w:sz w:val="24"/>
           <w:szCs w:val="24"/>
         </w:rPr>
@@ -1282,6 +1397,16 @@
           <w:szCs w:val="24"/>
         </w:rPr>
       </w:r>
+      <w:r>
+        <w:rPr>
+          <w:rFonts w:ascii="Arial" w:hAnsi="Arial" w:eastAsia="Arial" w:cs="Arial"/>
+          <w:b/>
+          <w:bCs/>
+          <w:color w:val="bcbec4"/>
+          <w:sz w:val="24"/>
+          <w:szCs w:val="24"/>
+        </w:rPr>
+      </w:r>
     </w:p>
     <w:p>
       <w:pPr>
@@ -1299,6 +1424,832 @@
           <w:szCs w:val="24"/>
         </w:rPr>
       </w:pPr>
+      <w:r>
+        <w:rPr>
+          <w:rFonts w:ascii="Arial" w:hAnsi="Arial" w:eastAsia="Arial" w:cs="Arial"/>
+          <w:b/>
+          <w:color w:val="bcbec4"/>
+          <w:sz w:val="24"/>
+        </w:rPr>
+        <w:t xml:space="preserve">}</w:t>
+      </w:r>
+      <w:r>
+        <w:rPr>
+          <w:sz w:val="24"/>
+          <w:szCs w:val="24"/>
+        </w:rPr>
+      </w:r>
+    </w:p>
+    <w:p>
+      <w:pPr>
+        <w:pBdr/>
+        <w:spacing/>
+        <w:ind/>
+        <w:rPr>
+          <w:b w:val="0"/>
+          <w:bCs w:val="0"/>
+        </w:rPr>
+      </w:pPr>
+      <w:r>
+        <w:rPr>
+          <w:b w:val="0"/>
+          <w:bCs w:val="0"/>
+        </w:rPr>
+      </w:r>
+      <w:r>
+        <w:rPr>
+          <w:b w:val="0"/>
+          <w:bCs w:val="0"/>
+        </w:rPr>
+      </w:r>
+      <w:r>
+        <w:rPr>
+          <w:b w:val="0"/>
+          <w:bCs w:val="0"/>
+        </w:rPr>
+      </w:r>
+    </w:p>
+    <w:p>
+      <w:pPr>
+        <w:pStyle w:val="828"/>
+        <w:pBdr/>
+        <w:spacing/>
+        <w:ind/>
+        <w:rPr>
+          <w:rStyle w:val="838"/>
+          <w:b/>
+          <w:bCs/>
+          <w:color w:val="000000" w:themeColor="text1"/>
+          <w:sz w:val="36"/>
+          <w:szCs w:val="36"/>
+          <w:highlight w:val="none"/>
+        </w:rPr>
+      </w:pPr>
+      <w:r>
+        <w:rPr>
+          <w:rStyle w:val="838"/>
+          <w:b/>
+          <w:bCs/>
+          <w:color w:val="000000" w:themeColor="text1"/>
+          <w:sz w:val="36"/>
+          <w:szCs w:val="36"/>
+        </w:rPr>
+        <w:t xml:space="preserve">Preview</w:t>
+      </w:r>
+      <w:r>
+        <w:rPr>
+          <w:rStyle w:val="838"/>
+          <w:b/>
+          <w:bCs/>
+          <w:color w:val="000000" w:themeColor="text1"/>
+          <w:sz w:val="36"/>
+          <w:szCs w:val="36"/>
+          <w:highlight w:val="none"/>
+        </w:rPr>
+      </w:r>
+    </w:p>
+    <w:p>
+      <w:pPr>
+        <w:pBdr/>
+        <w:spacing/>
+        <w:ind/>
+        <w:rPr>
+          <w:bCs w:val="0"/>
+          <w:i w:val="0"/>
+          <w14:ligatures w14:val="none"/>
+        </w:rPr>
+      </w:pPr>
+      <w:r>
+        <w:rPr>
+          <w:i w:val="0"/>
+          <w:iCs w:val="0"/>
+        </w:rPr>
+        <w:t xml:space="preserve">Este es un ejemplo de un preview que hice del convetidor de unidades</w:t>
+      </w:r>
+      <w:r>
+        <w:rPr>
+          <w:b/>
+          <w:bCs/>
+          <w:i w:val="0"/>
+          <w:iCs w:val="0"/>
+          <w:color w:val="000000" w:themeColor="text1"/>
+          <w:sz w:val="36"/>
+          <w:szCs w:val="36"/>
+        </w:rPr>
+      </w:r>
+      <w:r>
+        <w:rPr>
+          <w:i w:val="0"/>
+          <w:iCs w:val="0"/>
+        </w:rPr>
+      </w:r>
+    </w:p>
+    <w:p>
+      <w:pPr>
+        <w:pBdr>
+          <w:top w:val="none" w:color="000000" w:sz="4" w:space="0"/>
+          <w:left w:val="none" w:color="000000" w:sz="4" w:space="0"/>
+          <w:bottom w:val="none" w:color="000000" w:sz="4" w:space="0"/>
+          <w:right w:val="none" w:color="000000" w:sz="4" w:space="0"/>
+        </w:pBdr>
+        <w:shd w:val="clear" w:color="1e1f22" w:fill="1e1f22"/>
+        <w:spacing w:after="0"/>
+        <w:ind w:right="0" w:firstLine="0" w:left="0"/>
+        <w:rPr>
+          <w:rFonts w:ascii="Arial" w:hAnsi="Arial" w:eastAsia="Arial" w:cs="Arial"/>
+          <w:color w:val="7f7f7f" w:themeColor="text1" w:themeTint="80"/>
+          <w:sz w:val="24"/>
+          <w:szCs w:val="24"/>
+        </w:rPr>
+      </w:pPr>
+      <w:r>
+        <w:rPr>
+          <w:rFonts w:ascii="Arial" w:hAnsi="Arial" w:eastAsia="Arial" w:cs="Arial"/>
+          <w:color w:val="7f7f7f" w:themeColor="text1" w:themeTint="80"/>
+          <w:sz w:val="24"/>
+          <w:highlight w:val="none"/>
+        </w:rPr>
+        <w:t xml:space="preserve">//Este es el preview de con un tamaño espec</w:t>
+      </w:r>
+      <w:r>
+        <w:rPr>
+          <w:rFonts w:ascii="Arial" w:hAnsi="Arial" w:eastAsia="Arial" w:cs="Arial"/>
+          <w:color w:val="7f7f7f" w:themeColor="text1" w:themeTint="80"/>
+          <w:sz w:val="24"/>
+          <w:highlight w:val="none"/>
+        </w:rPr>
+        <w:t xml:space="preserve">ífico similar a mi c</w:t>
+      </w:r>
+      <w:r>
+        <w:rPr>
+          <w:rFonts w:ascii="Arial" w:hAnsi="Arial" w:eastAsia="Arial" w:cs="Arial"/>
+          <w:color w:val="7f7f7f" w:themeColor="text1" w:themeTint="80"/>
+          <w:sz w:val="24"/>
+          <w:highlight w:val="none"/>
+        </w:rPr>
+        <w:t xml:space="preserve">élular</w:t>
+      </w:r>
+      <w:r>
+        <w:rPr>
+          <w:rFonts w:ascii="Arial" w:hAnsi="Arial" w:eastAsia="Arial" w:cs="Arial"/>
+          <w:color w:val="7f7f7f" w:themeColor="text1" w:themeTint="80"/>
+          <w:sz w:val="24"/>
+          <w:highlight w:val="none"/>
+        </w:rPr>
+      </w:r>
+      <w:r>
+        <w:rPr>
+          <w:rFonts w:ascii="Arial" w:hAnsi="Arial" w:eastAsia="Arial" w:cs="Arial"/>
+          <w:color w:val="7f7f7f" w:themeColor="text1" w:themeTint="80"/>
+          <w:sz w:val="24"/>
+          <w:highlight w:val="none"/>
+        </w:rPr>
+      </w:r>
+    </w:p>
+    <w:p>
+      <w:pPr>
+        <w:pBdr>
+          <w:top w:val="none" w:color="000000" w:sz="4" w:space="0"/>
+          <w:left w:val="none" w:color="000000" w:sz="4" w:space="0"/>
+          <w:bottom w:val="none" w:color="000000" w:sz="4" w:space="0"/>
+          <w:right w:val="none" w:color="000000" w:sz="4" w:space="0"/>
+        </w:pBdr>
+        <w:shd w:val="clear" w:color="1e1f22" w:fill="1e1f22"/>
+        <w:spacing/>
+        <w:ind w:right="0" w:firstLine="0" w:left="0"/>
+        <w:rPr>
+          <w:rFonts w:ascii="Arial" w:hAnsi="Arial" w:eastAsia="Arial" w:cs="Arial"/>
+          <w:color w:val="bcbec4"/>
+          <w:sz w:val="24"/>
+          <w:szCs w:val="24"/>
+        </w:rPr>
+      </w:pPr>
+      <w:r>
+        <w:rPr>
+          <w:rFonts w:ascii="Arial" w:hAnsi="Arial" w:eastAsia="Arial" w:cs="Arial"/>
+          <w:color w:val="b3ae60"/>
+          <w:sz w:val="24"/>
+        </w:rPr>
+        <w:t xml:space="preserve">@Preview</w:t>
+      </w:r>
+      <w:r>
+        <w:rPr>
+          <w:rFonts w:ascii="Arial" w:hAnsi="Arial" w:eastAsia="Arial" w:cs="Arial"/>
+          <w:color w:val="bcbec4"/>
+          <w:sz w:val="24"/>
+        </w:rPr>
+        <w:t xml:space="preserve">(</w:t>
+        <w:br/>
+        <w:t xml:space="preserve">    widthDp = </w:t>
+      </w:r>
+      <w:r>
+        <w:rPr>
+          <w:rFonts w:ascii="Arial" w:hAnsi="Arial" w:eastAsia="Arial" w:cs="Arial"/>
+          <w:color w:val="2aacb8"/>
+          <w:sz w:val="24"/>
+        </w:rPr>
+        <w:t xml:space="preserve">474</w:t>
+      </w:r>
+      <w:r>
+        <w:rPr>
+          <w:rFonts w:ascii="Arial" w:hAnsi="Arial" w:eastAsia="Arial" w:cs="Arial"/>
+          <w:color w:val="bcbec4"/>
+          <w:sz w:val="24"/>
+        </w:rPr>
+        <w:t xml:space="preserve">,</w:t>
+        <w:br/>
+        <w:t xml:space="preserve">    heightDp = </w:t>
+      </w:r>
+      <w:r>
+        <w:rPr>
+          <w:rFonts w:ascii="Arial" w:hAnsi="Arial" w:eastAsia="Arial" w:cs="Arial"/>
+          <w:color w:val="2aacb8"/>
+          <w:sz w:val="24"/>
+        </w:rPr>
+        <w:t xml:space="preserve">997</w:t>
+      </w:r>
+      <w:r>
+        <w:rPr>
+          <w:rFonts w:ascii="Arial" w:hAnsi="Arial" w:eastAsia="Arial" w:cs="Arial"/>
+          <w:color w:val="bcbec4"/>
+          <w:sz w:val="24"/>
+        </w:rPr>
+        <w:t xml:space="preserve">,</w:t>
+        <w:br/>
+        <w:t xml:space="preserve">    name = </w:t>
+      </w:r>
+      <w:r>
+        <w:rPr>
+          <w:rFonts w:ascii="Arial" w:hAnsi="Arial" w:eastAsia="Arial" w:cs="Arial"/>
+          <w:color w:val="6aab73"/>
+          <w:sz w:val="24"/>
+        </w:rPr>
+        <w:t xml:space="preserve">"Pantalla de mi Xiaomi Redmi note 8"</w:t>
+      </w:r>
+      <w:r>
+        <w:rPr>
+          <w:rFonts w:ascii="Arial" w:hAnsi="Arial" w:eastAsia="Arial" w:cs="Arial"/>
+          <w:color w:val="bcbec4"/>
+          <w:sz w:val="24"/>
+        </w:rPr>
+        <w:t xml:space="preserve">,</w:t>
+        <w:br/>
+        <w:t xml:space="preserve">    uiMode = Configuration.</w:t>
+      </w:r>
+      <w:r>
+        <w:rPr>
+          <w:rFonts w:ascii="Arial" w:hAnsi="Arial" w:eastAsia="Arial" w:cs="Arial"/>
+          <w:i/>
+          <w:color w:val="c77dbb"/>
+          <w:sz w:val="24"/>
+        </w:rPr>
+        <w:t xml:space="preserve">UI_MODE_NIGHT_NO </w:t>
+      </w:r>
+      <w:r>
+        <w:rPr>
+          <w:rFonts w:ascii="Arial" w:hAnsi="Arial" w:eastAsia="Arial" w:cs="Arial"/>
+          <w:color w:val="bcbec4"/>
+          <w:sz w:val="24"/>
+        </w:rPr>
+        <w:t xml:space="preserve">or Configuration.</w:t>
+      </w:r>
+      <w:r>
+        <w:rPr>
+          <w:rFonts w:ascii="Arial" w:hAnsi="Arial" w:eastAsia="Arial" w:cs="Arial"/>
+          <w:i/>
+          <w:color w:val="c77dbb"/>
+          <w:sz w:val="24"/>
+        </w:rPr>
+        <w:t xml:space="preserve">UI_MODE_TYPE_NORMAL</w:t>
+      </w:r>
+      <w:r>
+        <w:rPr>
+          <w:rFonts w:ascii="Arial" w:hAnsi="Arial" w:eastAsia="Arial" w:cs="Arial"/>
+          <w:color w:val="bcbec4"/>
+          <w:sz w:val="24"/>
+        </w:rPr>
+        <w:t xml:space="preserve">,</w:t>
+        <w:br/>
+        <w:t xml:space="preserve">    wallpaper = Wallpapers.</w:t>
+      </w:r>
+      <w:r>
+        <w:rPr>
+          <w:rFonts w:ascii="Arial" w:hAnsi="Arial" w:eastAsia="Arial" w:cs="Arial"/>
+          <w:color w:val="c77dbb"/>
+          <w:sz w:val="24"/>
+        </w:rPr>
+        <w:t xml:space="preserve">NONE</w:t>
+      </w:r>
+      <w:r>
+        <w:rPr>
+          <w:rFonts w:ascii="Arial" w:hAnsi="Arial" w:eastAsia="Arial" w:cs="Arial"/>
+          <w:color w:val="bcbec4"/>
+          <w:sz w:val="24"/>
+        </w:rPr>
+        <w:t xml:space="preserve">,</w:t>
+        <w:br/>
+        <w:t xml:space="preserve">    showSystemUi = </w:t>
+      </w:r>
+      <w:r>
+        <w:rPr>
+          <w:rFonts w:ascii="Arial" w:hAnsi="Arial" w:eastAsia="Arial" w:cs="Arial"/>
+          <w:color w:val="cf8e6d"/>
+          <w:sz w:val="24"/>
+        </w:rPr>
+        <w:t xml:space="preserve">true</w:t>
+      </w:r>
+      <w:r>
+        <w:rPr>
+          <w:rFonts w:ascii="Arial" w:hAnsi="Arial" w:eastAsia="Arial" w:cs="Arial"/>
+          <w:color w:val="bcbec4"/>
+          <w:sz w:val="24"/>
+        </w:rPr>
+        <w:t xml:space="preserve">)</w:t>
+      </w:r>
+      <w:r>
+        <w:rPr>
+          <w:rFonts w:ascii="Arial" w:hAnsi="Arial" w:eastAsia="Arial" w:cs="Arial"/>
+          <w:color w:val="cf8e6d"/>
+          <w:sz w:val="24"/>
+          <w:szCs w:val="24"/>
+          <w:highlight w:val="none"/>
+        </w:rPr>
+      </w:r>
+    </w:p>
+    <w:p>
+      <w:pPr>
+        <w:pBdr>
+          <w:top w:val="none" w:color="000000" w:sz="4" w:space="0"/>
+          <w:left w:val="none" w:color="000000" w:sz="4" w:space="0"/>
+          <w:bottom w:val="none" w:color="000000" w:sz="4" w:space="0"/>
+          <w:right w:val="none" w:color="000000" w:sz="4" w:space="0"/>
+        </w:pBdr>
+        <w:shd w:val="clear" w:color="1e1f22" w:fill="1e1f22"/>
+        <w:spacing/>
+        <w:ind w:right="0" w:firstLine="0" w:left="0"/>
+        <w:rPr>
+          <w:rFonts w:ascii="Arial" w:hAnsi="Arial" w:eastAsia="Arial" w:cs="Arial"/>
+          <w:color w:val="bcbec4"/>
+          <w:sz w:val="24"/>
+          <w:szCs w:val="24"/>
+        </w:rPr>
+      </w:pPr>
+      <w:r>
+        <w:rPr>
+          <w:rFonts w:ascii="Arial" w:hAnsi="Arial" w:eastAsia="Arial" w:cs="Arial"/>
+          <w:color w:val="7f7f7f" w:themeColor="text1" w:themeTint="80"/>
+          <w:sz w:val="24"/>
+          <w:highlight w:val="none"/>
+        </w:rPr>
+        <w:t xml:space="preserve">//Este es el preview basado en el Pixel 9</w:t>
+      </w:r>
+      <w:r>
+        <w:rPr>
+          <w:rFonts w:ascii="Arial" w:hAnsi="Arial" w:eastAsia="Arial" w:cs="Arial"/>
+          <w:color w:val="bcbec4"/>
+          <w:sz w:val="24"/>
+        </w:rPr>
+        <w:br/>
+      </w:r>
+      <w:r>
+        <w:rPr>
+          <w:rFonts w:ascii="Arial" w:hAnsi="Arial" w:eastAsia="Arial" w:cs="Arial"/>
+          <w:color w:val="b3ae60"/>
+          <w:sz w:val="24"/>
+        </w:rPr>
+        <w:t xml:space="preserve">@Preview</w:t>
+      </w:r>
+      <w:r>
+        <w:rPr>
+          <w:rFonts w:ascii="Arial" w:hAnsi="Arial" w:eastAsia="Arial" w:cs="Arial"/>
+          <w:color w:val="bcbec4"/>
+          <w:sz w:val="24"/>
+        </w:rPr>
+        <w:t xml:space="preserve">(showBackground = </w:t>
+      </w:r>
+      <w:r>
+        <w:rPr>
+          <w:rFonts w:ascii="Arial" w:hAnsi="Arial" w:eastAsia="Arial" w:cs="Arial"/>
+          <w:color w:val="cf8e6d"/>
+          <w:sz w:val="24"/>
+        </w:rPr>
+        <w:t xml:space="preserve">true</w:t>
+      </w:r>
+      <w:r>
+        <w:rPr>
+          <w:rFonts w:ascii="Arial" w:hAnsi="Arial" w:eastAsia="Arial" w:cs="Arial"/>
+          <w:color w:val="bcbec4"/>
+          <w:sz w:val="24"/>
+        </w:rPr>
+        <w:t xml:space="preserve">,</w:t>
+        <w:br/>
+        <w:t xml:space="preserve">    device = </w:t>
+      </w:r>
+      <w:r>
+        <w:rPr>
+          <w:rFonts w:ascii="Arial" w:hAnsi="Arial" w:eastAsia="Arial" w:cs="Arial"/>
+          <w:color w:val="6aab73"/>
+          <w:sz w:val="24"/>
+        </w:rPr>
+        <w:t xml:space="preserve">"</w:t>
+      </w:r>
+      <w:r>
+        <w:rPr>
+          <w:rFonts w:ascii="Arial" w:hAnsi="Arial" w:eastAsia="Arial" w:cs="Arial"/>
+          <w:color w:val="6aab73"/>
+          <w:sz w:val="24"/>
+          <w:highlight w:val="none"/>
+        </w:rPr>
+        <w:t xml:space="preserve">spec:parent=pixel_9</w:t>
+      </w:r>
+      <w:r>
+        <w:rPr>
+          <w:rFonts w:ascii="Arial" w:hAnsi="Arial" w:eastAsia="Arial" w:cs="Arial"/>
+          <w:color w:val="6aab73"/>
+          <w:sz w:val="24"/>
+        </w:rPr>
+        <w:t xml:space="preserve">"</w:t>
+      </w:r>
+      <w:r>
+        <w:rPr>
+          <w:rFonts w:ascii="Arial" w:hAnsi="Arial" w:eastAsia="Arial" w:cs="Arial"/>
+          <w:color w:val="bcbec4"/>
+          <w:sz w:val="24"/>
+        </w:rPr>
+        <w:t xml:space="preserve">, name = </w:t>
+      </w:r>
+      <w:r>
+        <w:rPr>
+          <w:rFonts w:ascii="Arial" w:hAnsi="Arial" w:eastAsia="Arial" w:cs="Arial"/>
+          <w:color w:val="6aab73"/>
+          <w:sz w:val="24"/>
+        </w:rPr>
+        <w:t xml:space="preserve">"Pixel 9"</w:t>
+      </w:r>
+      <w:r>
+        <w:rPr>
+          <w:rFonts w:ascii="Arial" w:hAnsi="Arial" w:eastAsia="Arial" w:cs="Arial"/>
+          <w:color w:val="bcbec4"/>
+          <w:sz w:val="24"/>
+        </w:rPr>
+        <w:t xml:space="preserve">,</w:t>
+        <w:br/>
+        <w:t xml:space="preserve">    uiMode = Configuration.</w:t>
+      </w:r>
+      <w:r>
+        <w:rPr>
+          <w:rFonts w:ascii="Arial" w:hAnsi="Arial" w:eastAsia="Arial" w:cs="Arial"/>
+          <w:i/>
+          <w:color w:val="c77dbb"/>
+          <w:sz w:val="24"/>
+        </w:rPr>
+        <w:t xml:space="preserve">UI_MODE_NIGHT_NO </w:t>
+      </w:r>
+      <w:r>
+        <w:rPr>
+          <w:rFonts w:ascii="Arial" w:hAnsi="Arial" w:eastAsia="Arial" w:cs="Arial"/>
+          <w:color w:val="bcbec4"/>
+          <w:sz w:val="24"/>
+        </w:rPr>
+        <w:t xml:space="preserve">or Configuration.</w:t>
+      </w:r>
+      <w:r>
+        <w:rPr>
+          <w:rFonts w:ascii="Arial" w:hAnsi="Arial" w:eastAsia="Arial" w:cs="Arial"/>
+          <w:i/>
+          <w:color w:val="c77dbb"/>
+          <w:sz w:val="24"/>
+        </w:rPr>
+        <w:t xml:space="preserve">UI_MODE_TYPE_NORMAL</w:t>
+      </w:r>
+      <w:r>
+        <w:rPr>
+          <w:rFonts w:ascii="Arial" w:hAnsi="Arial" w:eastAsia="Arial" w:cs="Arial"/>
+          <w:color w:val="bcbec4"/>
+          <w:sz w:val="24"/>
+        </w:rPr>
+        <w:t xml:space="preserve">,</w:t>
+        <w:br/>
+        <w:t xml:space="preserve">    wallpaper = Wallpapers.</w:t>
+      </w:r>
+      <w:r>
+        <w:rPr>
+          <w:rFonts w:ascii="Arial" w:hAnsi="Arial" w:eastAsia="Arial" w:cs="Arial"/>
+          <w:color w:val="c77dbb"/>
+          <w:sz w:val="24"/>
+        </w:rPr>
+        <w:t xml:space="preserve">NONE</w:t>
+      </w:r>
+      <w:r>
+        <w:rPr>
+          <w:rFonts w:ascii="Arial" w:hAnsi="Arial" w:eastAsia="Arial" w:cs="Arial"/>
+          <w:color w:val="bcbec4"/>
+          <w:sz w:val="24"/>
+        </w:rPr>
+        <w:t xml:space="preserve">,</w:t>
+        <w:br/>
+        <w:t xml:space="preserve">    showSystemUi = </w:t>
+      </w:r>
+      <w:r>
+        <w:rPr>
+          <w:rFonts w:ascii="Arial" w:hAnsi="Arial" w:eastAsia="Arial" w:cs="Arial"/>
+          <w:color w:val="cf8e6d"/>
+          <w:sz w:val="24"/>
+        </w:rPr>
+        <w:t xml:space="preserve">true</w:t>
+      </w:r>
+      <w:r>
+        <w:rPr>
+          <w:rFonts w:ascii="Arial" w:hAnsi="Arial" w:eastAsia="Arial" w:cs="Arial"/>
+          <w:color w:val="bcbec4"/>
+          <w:sz w:val="24"/>
+        </w:rPr>
+        <w:t xml:space="preserve">,</w:t>
+        <w:br/>
+        <w:t xml:space="preserve">)</w:t>
+      </w:r>
+      <w:r>
+        <w:rPr>
+          <w:rFonts w:ascii="Arial" w:hAnsi="Arial" w:eastAsia="Arial" w:cs="Arial"/>
+          <w:color w:val="cf8e6d"/>
+          <w:sz w:val="24"/>
+          <w:szCs w:val="24"/>
+        </w:rPr>
+      </w:r>
+    </w:p>
+    <w:p>
+      <w:pPr>
+        <w:pBdr>
+          <w:top w:val="none" w:color="000000" w:sz="4" w:space="0"/>
+          <w:left w:val="none" w:color="000000" w:sz="4" w:space="0"/>
+          <w:bottom w:val="none" w:color="000000" w:sz="4" w:space="0"/>
+          <w:right w:val="none" w:color="000000" w:sz="4" w:space="0"/>
+        </w:pBdr>
+        <w:shd w:val="clear" w:color="1e1f22" w:fill="1e1f22"/>
+        <w:spacing w:after="0"/>
+        <w:ind w:right="0" w:firstLine="0" w:left="0"/>
+        <w:rPr>
+          <w:rFonts w:ascii="Arial" w:hAnsi="Arial" w:eastAsia="Arial" w:cs="Arial"/>
+          <w:color w:val="7f7f7f" w:themeColor="text1" w:themeTint="80"/>
+          <w:sz w:val="24"/>
+          <w:szCs w:val="24"/>
+        </w:rPr>
+      </w:pPr>
+      <w:r>
+        <w:rPr>
+          <w:rFonts w:ascii="Arial" w:hAnsi="Arial" w:eastAsia="Arial" w:cs="Arial"/>
+          <w:color w:val="7f7f7f" w:themeColor="text1" w:themeTint="80"/>
+          <w:sz w:val="24"/>
+        </w:rPr>
+        <w:t xml:space="preserve">//Este es el preview de multiples pantallas autom</w:t>
+      </w:r>
+      <w:r>
+        <w:rPr>
+          <w:rFonts w:ascii="Arial" w:hAnsi="Arial" w:eastAsia="Arial" w:cs="Arial"/>
+          <w:color w:val="7f7f7f" w:themeColor="text1" w:themeTint="80"/>
+          <w:sz w:val="24"/>
+        </w:rPr>
+        <w:t xml:space="preserve">áticamente</w:t>
+      </w:r>
+      <w:r>
+        <w:rPr>
+          <w:rFonts w:ascii="Arial" w:hAnsi="Arial" w:eastAsia="Arial" w:cs="Arial"/>
+          <w:color w:val="7f7f7f" w:themeColor="text1" w:themeTint="80"/>
+          <w:sz w:val="24"/>
+          <w:szCs w:val="24"/>
+        </w:rPr>
+      </w:r>
+    </w:p>
+    <w:p>
+      <w:pPr>
+        <w:pBdr>
+          <w:top w:val="none" w:color="000000" w:sz="4" w:space="0"/>
+          <w:left w:val="none" w:color="000000" w:sz="4" w:space="0"/>
+          <w:bottom w:val="none" w:color="000000" w:sz="4" w:space="0"/>
+          <w:right w:val="none" w:color="000000" w:sz="4" w:space="0"/>
+        </w:pBdr>
+        <w:shd w:val="clear" w:color="1e1f22" w:fill="1e1f22"/>
+        <w:spacing w:after="0"/>
+        <w:ind w:right="0" w:firstLine="0" w:left="0"/>
+        <w:rPr>
+          <w:rFonts w:ascii="Arial" w:hAnsi="Arial" w:eastAsia="Arial" w:cs="Arial"/>
+          <w:color w:val="b3ae60"/>
+          <w:sz w:val="24"/>
+          <w:szCs w:val="24"/>
+        </w:rPr>
+      </w:pPr>
+      <w:r>
+        <w:rPr>
+          <w:rFonts w:ascii="Arial" w:hAnsi="Arial" w:eastAsia="Arial" w:cs="Arial"/>
+          <w:color w:val="bcbec4"/>
+          <w:sz w:val="24"/>
+        </w:rPr>
+      </w:r>
+      <w:r>
+        <w:rPr>
+          <w:rFonts w:ascii="Arial" w:hAnsi="Arial" w:eastAsia="Arial" w:cs="Arial"/>
+          <w:color w:val="b3ae60"/>
+          <w:sz w:val="24"/>
+        </w:rPr>
+        <w:t xml:space="preserve">@PreviewScreenSizes</w:t>
+      </w:r>
+      <w:r>
+        <w:rPr>
+          <w:rFonts w:ascii="Arial" w:hAnsi="Arial" w:eastAsia="Arial" w:cs="Arial"/>
+          <w:color w:val="cf8e6d"/>
+          <w:sz w:val="24"/>
+          <w:szCs w:val="24"/>
+        </w:rPr>
+      </w:r>
+      <w:r/>
+    </w:p>
+    <w:p>
+      <w:pPr>
+        <w:pBdr>
+          <w:top w:val="none" w:color="000000" w:sz="4" w:space="0"/>
+          <w:left w:val="none" w:color="000000" w:sz="4" w:space="0"/>
+          <w:bottom w:val="none" w:color="000000" w:sz="4" w:space="0"/>
+          <w:right w:val="none" w:color="000000" w:sz="4" w:space="0"/>
+        </w:pBdr>
+        <w:shd w:val="clear" w:color="1e1f22" w:fill="1e1f22"/>
+        <w:spacing w:after="0"/>
+        <w:ind w:right="0" w:firstLine="0" w:left="0"/>
+        <w:rPr>
+          <w:rFonts w:ascii="Arial" w:hAnsi="Arial" w:eastAsia="Arial" w:cs="Arial"/>
+          <w:color w:val="cf8e6d"/>
+          <w:sz w:val="24"/>
+          <w:szCs w:val="24"/>
+        </w:rPr>
+      </w:pPr>
+      <w:r>
+        <w:rPr>
+          <w:rFonts w:ascii="Arial" w:hAnsi="Arial" w:eastAsia="Arial" w:cs="Arial"/>
+          <w:color w:val="b3ae60"/>
+          <w:sz w:val="24"/>
+        </w:rPr>
+        <w:t xml:space="preserve">@Composable</w:t>
+      </w:r>
+      <w:r>
+        <w:rPr>
+          <w:rFonts w:ascii="Arial" w:hAnsi="Arial" w:eastAsia="Arial" w:cs="Arial"/>
+          <w:color w:val="cf8e6d"/>
+          <w:sz w:val="24"/>
+        </w:rPr>
+        <w:t xml:space="preserve"> </w:t>
+      </w:r>
+      <w:r/>
+      <w:r/>
+    </w:p>
+    <w:p>
+      <w:pPr>
+        <w:pBdr>
+          <w:top w:val="none" w:color="000000" w:sz="4" w:space="0"/>
+          <w:left w:val="none" w:color="000000" w:sz="4" w:space="0"/>
+          <w:bottom w:val="none" w:color="000000" w:sz="4" w:space="0"/>
+          <w:right w:val="none" w:color="000000" w:sz="4" w:space="0"/>
+        </w:pBdr>
+        <w:shd w:val="clear" w:color="1e1f22" w:fill="1e1f22"/>
+        <w:spacing w:after="0"/>
+        <w:ind w:right="0" w:firstLine="0" w:left="0"/>
+        <w:rPr>
+          <w:rFonts w:ascii="Arial" w:hAnsi="Arial" w:eastAsia="Arial" w:cs="Arial"/>
+          <w:color w:val="bcbec4"/>
+          <w:sz w:val="24"/>
+          <w:szCs w:val="24"/>
+        </w:rPr>
+      </w:pPr>
+      <w:r>
+        <w:rPr>
+          <w:rFonts w:ascii="Arial" w:hAnsi="Arial" w:eastAsia="Arial" w:cs="Arial"/>
+          <w:color w:val="cf8e6d"/>
+          <w:sz w:val="24"/>
+        </w:rPr>
+        <w:t xml:space="preserve">fun </w:t>
+      </w:r>
+      <w:r>
+        <w:rPr>
+          <w:rFonts w:ascii="Arial" w:hAnsi="Arial" w:eastAsia="Arial" w:cs="Arial"/>
+          <w:color w:val="56a8f5"/>
+          <w:sz w:val="24"/>
+        </w:rPr>
+        <w:t xml:space="preserve">GreetingPreview</w:t>
+      </w:r>
+      <w:r>
+        <w:rPr>
+          <w:rFonts w:ascii="Arial" w:hAnsi="Arial" w:eastAsia="Arial" w:cs="Arial"/>
+          <w:color w:val="bcbec4"/>
+          <w:sz w:val="24"/>
+        </w:rPr>
+        <w:t xml:space="preserve">() {</w:t>
+      </w:r>
+      <w:r>
+        <w:rPr>
+          <w:rFonts w:ascii="Arial" w:hAnsi="Arial" w:eastAsia="Arial" w:cs="Arial"/>
+          <w:b/>
+          <w:bCs/>
+          <w:color w:val="bcbec4"/>
+          <w:sz w:val="24"/>
+          <w:szCs w:val="24"/>
+        </w:rPr>
+      </w:r>
+    </w:p>
+    <w:p>
+      <w:pPr>
+        <w:pBdr>
+          <w:top w:val="none" w:color="000000" w:sz="4" w:space="0"/>
+          <w:left w:val="none" w:color="000000" w:sz="4" w:space="0"/>
+          <w:bottom w:val="none" w:color="000000" w:sz="4" w:space="0"/>
+          <w:right w:val="none" w:color="000000" w:sz="4" w:space="0"/>
+        </w:pBdr>
+        <w:shd w:val="clear" w:color="1e1f22" w:fill="1e1f22"/>
+        <w:spacing w:after="0"/>
+        <w:ind w:right="0" w:firstLine="708" w:left="0"/>
+        <w:rPr>
+          <w:rFonts w:ascii="Arial" w:hAnsi="Arial" w:eastAsia="Arial" w:cs="Arial"/>
+          <w:b/>
+          <w:bCs/>
+          <w:color w:val="bcbec4"/>
+          <w:sz w:val="24"/>
+          <w:szCs w:val="24"/>
+        </w:rPr>
+      </w:pPr>
+      <w:r>
+        <w:rPr>
+          <w:rFonts w:ascii="Arial" w:hAnsi="Arial" w:eastAsia="Arial" w:cs="Arial"/>
+          <w:color w:val="bcbec4"/>
+          <w:sz w:val="24"/>
+        </w:rPr>
+      </w:r>
+      <w:r>
+        <w:rPr>
+          <w:rFonts w:ascii="Arial" w:hAnsi="Arial" w:eastAsia="Arial" w:cs="Arial"/>
+          <w:color w:val="6bb38a"/>
+          <w:sz w:val="24"/>
+        </w:rPr>
+        <w:t xml:space="preserve">ConvertirdorUnidadesAndroidTheme </w:t>
+      </w:r>
+      <w:r>
+        <w:rPr>
+          <w:rFonts w:ascii="Arial" w:hAnsi="Arial" w:eastAsia="Arial" w:cs="Arial"/>
+          <w:b/>
+          <w:color w:val="bcbec4"/>
+          <w:sz w:val="24"/>
+        </w:rPr>
+        <w:t xml:space="preserve">{</w:t>
+        <w:tab/>
+      </w:r>
+      <w:r>
+        <w:rPr>
+          <w:rFonts w:ascii="Arial" w:hAnsi="Arial" w:eastAsia="Arial" w:cs="Arial"/>
+          <w:b/>
+          <w:color w:val="bcbec4"/>
+          <w:sz w:val="24"/>
+        </w:rPr>
+      </w:r>
+      <w:r>
+        <w:rPr>
+          <w:rFonts w:ascii="Arial" w:hAnsi="Arial" w:eastAsia="Arial" w:cs="Arial"/>
+          <w:color w:val="6bb38a"/>
+          <w:sz w:val="24"/>
+        </w:rPr>
+        <w:t xml:space="preserve">Fondo</w:t>
+      </w:r>
+      <w:r>
+        <w:rPr>
+          <w:rFonts w:ascii="Arial" w:hAnsi="Arial" w:eastAsia="Arial" w:cs="Arial"/>
+          <w:color w:val="bcbec4"/>
+          <w:sz w:val="24"/>
+        </w:rPr>
+        <w:t xml:space="preserve">()</w:t>
+        <w:tab/>
+      </w:r>
+      <w:r>
+        <w:rPr>
+          <w:rFonts w:ascii="Arial" w:hAnsi="Arial" w:eastAsia="Arial" w:cs="Arial"/>
+          <w:b/>
+          <w:bCs/>
+          <w:color w:val="bcbec4"/>
+          <w:sz w:val="24"/>
+          <w:szCs w:val="24"/>
+        </w:rPr>
+      </w:r>
+      <w:r>
+        <w:rPr>
+          <w:rFonts w:ascii="Arial" w:hAnsi="Arial" w:eastAsia="Arial" w:cs="Arial"/>
+          <w:b/>
+          <w:bCs/>
+          <w:color w:val="bcbec4"/>
+          <w:sz w:val="24"/>
+          <w:szCs w:val="24"/>
+        </w:rPr>
+      </w:r>
+      <w:r>
+        <w:rPr>
+          <w:rFonts w:ascii="Arial" w:hAnsi="Arial" w:eastAsia="Arial" w:cs="Arial"/>
+          <w:color w:val="bcbec4"/>
+          <w:sz w:val="24"/>
+        </w:rPr>
+      </w:r>
       <w:r>
         <w:rPr>
           <w:rFonts w:ascii="Arial" w:hAnsi="Arial" w:eastAsia="Arial" w:cs="Arial"/>
@@ -1310,40 +2261,78 @@
       </w:r>
       <w:r/>
       <w:r/>
+      <w:r>
+        <w:rPr>
+          <w:rFonts w:ascii="Arial" w:hAnsi="Arial" w:eastAsia="Arial" w:cs="Arial"/>
+          <w:b/>
+          <w:bCs/>
+          <w:color w:val="bcbec4"/>
+          <w:sz w:val="24"/>
+          <w:szCs w:val="24"/>
+        </w:rPr>
+      </w:r>
     </w:p>
     <w:p>
       <w:pPr>
-        <w:pBdr/>
-        <w:spacing/>
-        <w:ind/>
+        <w:pBdr>
+          <w:top w:val="none" w:color="000000" w:sz="4" w:space="0"/>
+          <w:left w:val="none" w:color="000000" w:sz="4" w:space="0"/>
+          <w:bottom w:val="none" w:color="000000" w:sz="4" w:space="0"/>
+          <w:right w:val="none" w:color="000000" w:sz="4" w:space="0"/>
+        </w:pBdr>
+        <w:shd w:val="clear" w:color="1e1f22" w:fill="1e1f22"/>
+        <w:spacing/>
+        <w:ind w:right="0" w:firstLine="0" w:left="0"/>
         <w:rPr>
-          <w:b w:val="0"/>
-          <w:bCs w:val="0"/>
+          <w:sz w:val="24"/>
+          <w:szCs w:val="24"/>
         </w:rPr>
       </w:pPr>
       <w:r>
         <w:rPr>
-          <w:b w:val="0"/>
-          <w:bCs w:val="0"/>
-          <w:i w:val="0"/>
-          <w:iCs w:val="0"/>
-          <w:color w:val="000000" w:themeColor="text1"/>
-          <w:sz w:val="32"/>
-          <w:szCs w:val="32"/>
+          <w:rFonts w:ascii="Arial" w:hAnsi="Arial" w:eastAsia="Arial" w:cs="Arial"/>
+          <w:b/>
+          <w:color w:val="bcbec4"/>
+          <w:sz w:val="24"/>
         </w:rPr>
       </w:r>
       <w:r>
         <w:rPr>
+          <w:rFonts w:ascii="Arial" w:hAnsi="Arial" w:eastAsia="Arial" w:cs="Arial"/>
+          <w:color w:val="bcbec4"/>
           <w:sz w:val="24"/>
-          <w:szCs w:val="24"/>
+        </w:rPr>
+        <w:t xml:space="preserve">}</w:t>
+      </w:r>
+      <w:r/>
+      <w:r/>
+    </w:p>
+    <w:p>
+      <w:pPr>
+        <w:pBdr/>
+        <w:spacing/>
+        <w:ind/>
+        <w:rPr>
+          <w14:ligatures w14:val="none"/>
+        </w:rPr>
+      </w:pPr>
+      <w:r>
+        <w:rPr>
+          <w:highlight w:val="none"/>
         </w:rPr>
       </w:r>
       <w:r>
         <w:rPr>
-          <w:b w:val="0"/>
-          <w:bCs w:val="0"/>
+          <w:rStyle w:val="838"/>
+          <w:b/>
+          <w:bCs/>
+          <w:color w:val="000000" w:themeColor="text1"/>
+          <w:sz w:val="36"/>
+          <w:szCs w:val="36"/>
+          <w:highlight w:val="none"/>
         </w:rPr>
       </w:r>
+      <w:r/>
     </w:p>
     <w:sectPr>
       <w:footnotePr/>

--- a/Andoid/Jetpack Compose/Jetpack Compose.docx
+++ b/Andoid/Jetpack Compose/Jetpack Compose.docx
@@ -184,6 +184,11 @@
           <w14:ligatures w14:val="none"/>
         </w:rPr>
       </w:r>
+      <w:r>
+        <w:rPr>
+          <w14:ligatures w14:val="none"/>
+        </w:rPr>
+      </w:r>
     </w:p>
     <w:p>
       <w:pPr>
@@ -221,7 +226,10 @@
       </w:r>
       <w:r>
         <w:rPr>
-          <w:sz w:val="24"/>
+          <w:rFonts w:ascii="Arial" w:hAnsi="Arial" w:eastAsia="Arial" w:cs="Arial"/>
+          <w:color w:val="7a7e85"/>
+          <w:sz w:val="24"/>
+          <w:szCs w:val="24"/>
         </w:rPr>
       </w:r>
       <w:r>
@@ -443,6 +451,12 @@
           <w:szCs w:val="24"/>
         </w:rPr>
       </w:r>
+      <w:r>
+        <w:rPr>
+          <w:sz w:val="24"/>
+          <w:szCs w:val="24"/>
+        </w:rPr>
+      </w:r>
     </w:p>
     <w:p>
       <w:pPr>
@@ -488,7 +502,10 @@
       </w:r>
       <w:r>
         <w:rPr>
-          <w:sz w:val="24"/>
+          <w:rFonts w:ascii="Arial" w:hAnsi="Arial" w:eastAsia="Arial" w:cs="Arial"/>
+          <w:color w:val="7a7e85"/>
+          <w:sz w:val="24"/>
+          <w:szCs w:val="24"/>
         </w:rPr>
       </w:r>
       <w:r>
@@ -561,8 +578,11 @@
       </w:r>
       <w:r>
         <w:rPr>
+          <w:rFonts w:ascii="Arial" w:hAnsi="Arial" w:eastAsia="Arial" w:cs="Arial"/>
+          <w:color w:val="bcbec4"/>
           <w:sz w:val="24"/>
           <w:szCs w:val="24"/>
+          <w:highlight w:val="none"/>
         </w:rPr>
       </w:r>
       <w:r>
@@ -630,10 +650,9 @@
       </w:r>
       <w:r>
         <w:rPr>
-          <w:rFonts w:ascii="Arial" w:hAnsi="Arial" w:eastAsia="Arial" w:cs="Arial"/>
           <w:color w:val="7f7f7f" w:themeColor="text1" w:themeTint="80"/>
           <w:sz w:val="24"/>
-          <w:highlight w:val="none"/>
+          <w:szCs w:val="24"/>
         </w:rPr>
       </w:r>
       <w:r>
@@ -723,7 +742,12 @@
       </w:r>
       <w:r>
         <w:rPr>
-          <w:sz w:val="24"/>
+          <w:rFonts w:ascii="Arial" w:hAnsi="Arial" w:eastAsia="Arial" w:cs="Arial"/>
+          <w:b/>
+          <w:bCs/>
+          <w:color w:val="bcbec4"/>
+          <w:sz w:val="24"/>
+          <w:szCs w:val="24"/>
         </w:rPr>
       </w:r>
       <w:r>
@@ -819,6 +843,10 @@
       </w:r>
       <w:r>
         <w:rPr>
+          <w:rFonts w:ascii="Arial" w:hAnsi="Arial" w:eastAsia="Arial" w:cs="Arial"/>
+          <w:b/>
+          <w:bCs/>
+          <w:color w:val="bcbec4"/>
           <w:sz w:val="24"/>
           <w:szCs w:val="24"/>
         </w:rPr>
@@ -916,6 +944,10 @@
       </w:r>
       <w:r>
         <w:rPr>
+          <w:rFonts w:ascii="Arial" w:hAnsi="Arial" w:eastAsia="Arial" w:cs="Arial"/>
+          <w:b/>
+          <w:bCs/>
+          <w:color w:val="bcbec4"/>
           <w:sz w:val="24"/>
           <w:szCs w:val="24"/>
         </w:rPr>
@@ -1013,6 +1045,10 @@
       </w:r>
       <w:r>
         <w:rPr>
+          <w:rFonts w:ascii="Arial" w:hAnsi="Arial" w:eastAsia="Arial" w:cs="Arial"/>
+          <w:b/>
+          <w:bCs/>
+          <w:color w:val="bcbec4"/>
           <w:sz w:val="24"/>
           <w:szCs w:val="24"/>
         </w:rPr>
@@ -1110,6 +1146,10 @@
       </w:r>
       <w:r>
         <w:rPr>
+          <w:rFonts w:ascii="Arial" w:hAnsi="Arial" w:eastAsia="Arial" w:cs="Arial"/>
+          <w:b/>
+          <w:bCs/>
+          <w:color w:val="bcbec4"/>
           <w:sz w:val="24"/>
           <w:szCs w:val="24"/>
         </w:rPr>
@@ -1207,6 +1247,10 @@
       </w:r>
       <w:r>
         <w:rPr>
+          <w:rFonts w:ascii="Arial" w:hAnsi="Arial" w:eastAsia="Arial" w:cs="Arial"/>
+          <w:b/>
+          <w:bCs/>
+          <w:color w:val="bcbec4"/>
           <w:sz w:val="24"/>
           <w:szCs w:val="24"/>
         </w:rPr>
@@ -1296,6 +1340,10 @@
       </w:r>
       <w:r>
         <w:rPr>
+          <w:rFonts w:ascii="Arial" w:hAnsi="Arial" w:eastAsia="Arial" w:cs="Arial"/>
+          <w:b/>
+          <w:bCs/>
+          <w:color w:val="bcbec4"/>
           <w:sz w:val="24"/>
           <w:szCs w:val="24"/>
         </w:rPr>
@@ -1393,6 +1441,10 @@
       </w:r>
       <w:r>
         <w:rPr>
+          <w:rFonts w:ascii="Arial" w:hAnsi="Arial" w:eastAsia="Arial" w:cs="Arial"/>
+          <w:b/>
+          <w:bCs/>
+          <w:color w:val="bcbec4"/>
           <w:sz w:val="24"/>
           <w:szCs w:val="24"/>
         </w:rPr>
@@ -1439,6 +1491,12 @@
           <w:szCs w:val="24"/>
         </w:rPr>
       </w:r>
+      <w:r>
+        <w:rPr>
+          <w:sz w:val="24"/>
+          <w:szCs w:val="24"/>
+        </w:rPr>
+      </w:r>
     </w:p>
     <w:p>
       <w:pPr>
@@ -1507,6 +1565,17 @@
           <w:highlight w:val="none"/>
         </w:rPr>
       </w:r>
+      <w:r>
+        <w:rPr>
+          <w:rStyle w:val="838"/>
+          <w:b/>
+          <w:bCs/>
+          <w:color w:val="000000" w:themeColor="text1"/>
+          <w:sz w:val="36"/>
+          <w:szCs w:val="36"/>
+          <w:highlight w:val="none"/>
+        </w:rPr>
+      </w:r>
     </w:p>
     <w:p>
       <w:pPr>
@@ -1528,19 +1597,15 @@
       </w:r>
       <w:r>
         <w:rPr>
-          <w:b/>
-          <w:bCs/>
           <w:i w:val="0"/>
           <w:iCs w:val="0"/>
-          <w:color w:val="000000" w:themeColor="text1"/>
-          <w:sz w:val="36"/>
-          <w:szCs w:val="36"/>
-        </w:rPr>
-      </w:r>
-      <w:r>
-        <w:rPr>
+        </w:rPr>
+      </w:r>
+      <w:r>
+        <w:rPr>
+          <w:bCs w:val="0"/>
           <w:i w:val="0"/>
-          <w:iCs w:val="0"/>
+          <w14:ligatures w14:val="none"/>
         </w:rPr>
       </w:r>
     </w:p>
@@ -1602,7 +1667,7 @@
           <w:rFonts w:ascii="Arial" w:hAnsi="Arial" w:eastAsia="Arial" w:cs="Arial"/>
           <w:color w:val="7f7f7f" w:themeColor="text1" w:themeTint="80"/>
           <w:sz w:val="24"/>
-          <w:highlight w:val="none"/>
+          <w:szCs w:val="24"/>
         </w:rPr>
       </w:r>
     </w:p>
@@ -1775,6 +1840,14 @@
           <w:highlight w:val="none"/>
         </w:rPr>
       </w:r>
+      <w:r>
+        <w:rPr>
+          <w:rFonts w:ascii="Arial" w:hAnsi="Arial" w:eastAsia="Arial" w:cs="Arial"/>
+          <w:color w:val="bcbec4"/>
+          <w:sz w:val="24"/>
+          <w:szCs w:val="24"/>
+        </w:rPr>
+      </w:r>
     </w:p>
     <w:p>
       <w:pPr>
@@ -1972,6 +2045,14 @@
         <w:rPr>
           <w:rFonts w:ascii="Arial" w:hAnsi="Arial" w:eastAsia="Arial" w:cs="Arial"/>
           <w:color w:val="cf8e6d"/>
+          <w:sz w:val="24"/>
+          <w:szCs w:val="24"/>
+        </w:rPr>
+      </w:r>
+      <w:r>
+        <w:rPr>
+          <w:rFonts w:ascii="Arial" w:hAnsi="Arial" w:eastAsia="Arial" w:cs="Arial"/>
+          <w:color w:val="bcbec4"/>
           <w:sz w:val="24"/>
           <w:szCs w:val="24"/>
         </w:rPr>
@@ -2019,6 +2100,14 @@
           <w:szCs w:val="24"/>
         </w:rPr>
       </w:r>
+      <w:r>
+        <w:rPr>
+          <w:rFonts w:ascii="Arial" w:hAnsi="Arial" w:eastAsia="Arial" w:cs="Arial"/>
+          <w:color w:val="7f7f7f" w:themeColor="text1" w:themeTint="80"/>
+          <w:sz w:val="24"/>
+          <w:szCs w:val="24"/>
+        </w:rPr>
+      </w:r>
     </w:p>
     <w:p>
       <w:pPr>
@@ -2061,7 +2150,14 @@
           <w:szCs w:val="24"/>
         </w:rPr>
       </w:r>
-      <w:r/>
+      <w:r>
+        <w:rPr>
+          <w:rFonts w:ascii="Arial" w:hAnsi="Arial" w:eastAsia="Arial" w:cs="Arial"/>
+          <w:color w:val="b3ae60"/>
+          <w:sz w:val="24"/>
+          <w:szCs w:val="24"/>
+        </w:rPr>
+      </w:r>
     </w:p>
     <w:p>
       <w:pPr>
@@ -2097,8 +2193,14 @@
         </w:rPr>
         <w:t xml:space="preserve"> </w:t>
       </w:r>
-      <w:r/>
-      <w:r/>
+      <w:r>
+        <w:rPr>
+          <w:rFonts w:ascii="Arial" w:hAnsi="Arial" w:eastAsia="Arial" w:cs="Arial"/>
+          <w:color w:val="cf8e6d"/>
+          <w:sz w:val="24"/>
+          <w:szCs w:val="24"/>
+        </w:rPr>
+      </w:r>
     </w:p>
     <w:p>
       <w:pPr>
@@ -2152,6 +2254,14 @@
           <w:szCs w:val="24"/>
         </w:rPr>
       </w:r>
+      <w:r>
+        <w:rPr>
+          <w:rFonts w:ascii="Arial" w:hAnsi="Arial" w:eastAsia="Arial" w:cs="Arial"/>
+          <w:color w:val="bcbec4"/>
+          <w:sz w:val="24"/>
+          <w:szCs w:val="24"/>
+        </w:rPr>
+      </w:r>
     </w:p>
     <w:p>
       <w:pPr>
@@ -2201,27 +2311,28 @@
       <w:r>
         <w:rPr>
           <w:rFonts w:ascii="Arial" w:hAnsi="Arial" w:eastAsia="Arial" w:cs="Arial"/>
+          <w:color w:val="6bb38a"/>
+          <w:sz w:val="24"/>
+        </w:rPr>
+        <w:t xml:space="preserve">Fondo</w:t>
+      </w:r>
+      <w:r>
+        <w:rPr>
+          <w:rFonts w:ascii="Arial" w:hAnsi="Arial" w:eastAsia="Arial" w:cs="Arial"/>
+          <w:color w:val="bcbec4"/>
+          <w:sz w:val="24"/>
+        </w:rPr>
+        <w:t xml:space="preserve">()</w:t>
+        <w:tab/>
+      </w:r>
+      <w:r>
+        <w:rPr>
+          <w:rFonts w:ascii="Arial" w:hAnsi="Arial" w:eastAsia="Arial" w:cs="Arial"/>
           <w:b/>
           <w:color w:val="bcbec4"/>
           <w:sz w:val="24"/>
         </w:rPr>
-      </w:r>
-      <w:r>
-        <w:rPr>
-          <w:rFonts w:ascii="Arial" w:hAnsi="Arial" w:eastAsia="Arial" w:cs="Arial"/>
-          <w:color w:val="6bb38a"/>
-          <w:sz w:val="24"/>
-        </w:rPr>
-        <w:t xml:space="preserve">Fondo</w:t>
-      </w:r>
-      <w:r>
-        <w:rPr>
-          <w:rFonts w:ascii="Arial" w:hAnsi="Arial" w:eastAsia="Arial" w:cs="Arial"/>
-          <w:color w:val="bcbec4"/>
-          <w:sz w:val="24"/>
-        </w:rPr>
-        <w:t xml:space="preserve">()</w:t>
-        <w:tab/>
+        <w:t xml:space="preserve">}</w:t>
       </w:r>
       <w:r>
         <w:rPr>
@@ -2233,34 +2344,6 @@
           <w:szCs w:val="24"/>
         </w:rPr>
       </w:r>
-      <w:r>
-        <w:rPr>
-          <w:rFonts w:ascii="Arial" w:hAnsi="Arial" w:eastAsia="Arial" w:cs="Arial"/>
-          <w:b/>
-          <w:bCs/>
-          <w:color w:val="bcbec4"/>
-          <w:sz w:val="24"/>
-          <w:szCs w:val="24"/>
-        </w:rPr>
-      </w:r>
-      <w:r>
-        <w:rPr>
-          <w:rFonts w:ascii="Arial" w:hAnsi="Arial" w:eastAsia="Arial" w:cs="Arial"/>
-          <w:color w:val="bcbec4"/>
-          <w:sz w:val="24"/>
-        </w:rPr>
-      </w:r>
-      <w:r>
-        <w:rPr>
-          <w:rFonts w:ascii="Arial" w:hAnsi="Arial" w:eastAsia="Arial" w:cs="Arial"/>
-          <w:b/>
-          <w:color w:val="bcbec4"/>
-          <w:sz w:val="24"/>
-        </w:rPr>
-        <w:t xml:space="preserve">}</w:t>
-      </w:r>
-      <w:r/>
-      <w:r/>
       <w:r>
         <w:rPr>
           <w:rFonts w:ascii="Arial" w:hAnsi="Arial" w:eastAsia="Arial" w:cs="Arial"/>
@@ -2304,8 +2387,12 @@
         </w:rPr>
         <w:t xml:space="preserve">}</w:t>
       </w:r>
-      <w:r/>
-      <w:r/>
+      <w:r>
+        <w:rPr>
+          <w:sz w:val="24"/>
+          <w:szCs w:val="24"/>
+        </w:rPr>
+      </w:r>
     </w:p>
     <w:p>
       <w:pPr>
@@ -2318,9 +2405,30 @@
       </w:pPr>
       <w:r>
         <w:rPr>
-          <w:highlight w:val="none"/>
-        </w:rPr>
-      </w:r>
+          <w14:ligatures w14:val="none"/>
+        </w:rPr>
+      </w:r>
+      <w:r>
+        <w:rPr>
+          <w14:ligatures w14:val="none"/>
+        </w:rPr>
+      </w:r>
+      <w:r>
+        <w:rPr>
+          <w14:ligatures w14:val="none"/>
+        </w:rPr>
+      </w:r>
+    </w:p>
+    <w:p>
+      <w:pPr>
+        <w:pStyle w:val="828"/>
+        <w:pBdr/>
+        <w:spacing/>
+        <w:ind/>
+        <w:rPr>
+          <w14:ligatures w14:val="none"/>
+        </w:rPr>
+      </w:pPr>
       <w:r>
         <w:rPr>
           <w:rStyle w:val="838"/>
@@ -2331,8 +2439,1522 @@
           <w:szCs w:val="36"/>
           <w:highlight w:val="none"/>
         </w:rPr>
+        <w:t xml:space="preserve">Exposed Drope down menu box</w:t>
+      </w:r>
+      <w:r>
+        <w:rPr>
+          <w14:ligatures w14:val="none"/>
+        </w:rPr>
+      </w:r>
+    </w:p>
+    <w:p>
+      <w:pPr>
+        <w:pBdr/>
+        <w:spacing/>
+        <w:ind/>
+        <w:rPr>
+          <w:highlight w:val="none"/>
+          <w14:ligatures w14:val="none"/>
+        </w:rPr>
+      </w:pPr>
+      <w:r>
+        <w:t xml:space="preserve">El siguiente es un ejemplo del equivalente a un spinner pero en jetpack compose, este muestra unidades de conversi</w:t>
+      </w:r>
+      <w:r>
+        <w:t xml:space="preserve">ón.</w:t>
       </w:r>
       <w:r/>
+    </w:p>
+    <w:p>
+      <w:pPr>
+        <w:pBdr>
+          <w:top w:val="none" w:color="000000" w:sz="4" w:space="0"/>
+          <w:left w:val="none" w:color="000000" w:sz="4" w:space="0"/>
+          <w:bottom w:val="none" w:color="000000" w:sz="4" w:space="0"/>
+          <w:right w:val="none" w:color="000000" w:sz="4" w:space="0"/>
+        </w:pBdr>
+        <w:shd w:val="clear" w:color="1e1f22" w:fill="1e1f22"/>
+        <w:spacing/>
+        <w:ind w:right="0" w:firstLine="0" w:left="0"/>
+        <w:rPr/>
+      </w:pPr>
+      <w:r>
+        <w:rPr>
+          <w:rFonts w:ascii="Arial" w:hAnsi="Arial" w:eastAsia="Arial" w:cs="Arial"/>
+          <w:color w:val="b3ae60"/>
+          <w:sz w:val="24"/>
+        </w:rPr>
+        <w:t xml:space="preserve">@OptIn</w:t>
+      </w:r>
+      <w:r>
+        <w:rPr>
+          <w:rFonts w:ascii="Arial" w:hAnsi="Arial" w:eastAsia="Arial" w:cs="Arial"/>
+          <w:color w:val="bcbec4"/>
+          <w:sz w:val="24"/>
+        </w:rPr>
+        <w:t xml:space="preserve">(</w:t>
+      </w:r>
+      <w:r>
+        <w:rPr>
+          <w:rFonts w:ascii="Arial" w:hAnsi="Arial" w:eastAsia="Arial" w:cs="Arial"/>
+          <w:color w:val="b3ae60"/>
+          <w:sz w:val="24"/>
+        </w:rPr>
+        <w:t xml:space="preserve">ExperimentalMaterial3Api</w:t>
+      </w:r>
+      <w:r>
+        <w:rPr>
+          <w:rFonts w:ascii="Arial" w:hAnsi="Arial" w:eastAsia="Arial" w:cs="Arial"/>
+          <w:color w:val="bcbec4"/>
+          <w:sz w:val="24"/>
+        </w:rPr>
+        <w:t xml:space="preserve">::</w:t>
+      </w:r>
+      <w:r>
+        <w:rPr>
+          <w:rFonts w:ascii="Arial" w:hAnsi="Arial" w:eastAsia="Arial" w:cs="Arial"/>
+          <w:color w:val="cf8e6d"/>
+          <w:sz w:val="24"/>
+        </w:rPr>
+        <w:t xml:space="preserve">class</w:t>
+      </w:r>
+      <w:r>
+        <w:rPr>
+          <w:rFonts w:ascii="Arial" w:hAnsi="Arial" w:eastAsia="Arial" w:cs="Arial"/>
+          <w:color w:val="bcbec4"/>
+          <w:sz w:val="24"/>
+        </w:rPr>
+        <w:t xml:space="preserve">)</w:t>
+        <w:br/>
+      </w:r>
+      <w:r>
+        <w:rPr>
+          <w:rFonts w:ascii="Arial" w:hAnsi="Arial" w:eastAsia="Arial" w:cs="Arial"/>
+          <w:color w:val="b3ae60"/>
+          <w:sz w:val="24"/>
+        </w:rPr>
+        <w:t xml:space="preserve">@Composable</w:t>
+      </w:r>
+      <w:r>
+        <w:rPr>
+          <w:rFonts w:ascii="Arial" w:hAnsi="Arial" w:eastAsia="Arial" w:cs="Arial"/>
+          <w:color w:val="cf8e6d"/>
+          <w:sz w:val="24"/>
+        </w:rPr>
+        <w:t xml:space="preserve">fun </w:t>
+      </w:r>
+      <w:r>
+        <w:rPr>
+          <w:rFonts w:ascii="Arial" w:hAnsi="Arial" w:eastAsia="Arial" w:cs="Arial"/>
+          <w:color w:val="56a8f5"/>
+          <w:sz w:val="24"/>
+        </w:rPr>
+        <w:t xml:space="preserve">MenuDesplegable</w:t>
+      </w:r>
+      <w:r>
+        <w:rPr>
+          <w:rFonts w:ascii="Arial" w:hAnsi="Arial" w:eastAsia="Arial" w:cs="Arial"/>
+          <w:color w:val="bcbec4"/>
+          <w:sz w:val="24"/>
+        </w:rPr>
+        <w:t xml:space="preserve">(navController: NavHostController) {</w:t>
+        <w:br/>
+        <w:t xml:space="preserve">    </w:t>
+      </w:r>
+      <w:r>
+        <w:rPr>
+          <w:rFonts w:ascii="Arial" w:hAnsi="Arial" w:eastAsia="Arial" w:cs="Arial"/>
+          <w:color w:val="cf8e6d"/>
+          <w:sz w:val="24"/>
+        </w:rPr>
+        <w:t xml:space="preserve">var </w:t>
+      </w:r>
+      <w:r>
+        <w:rPr>
+          <w:rFonts w:ascii="Arial" w:hAnsi="Arial" w:eastAsia="Arial" w:cs="Arial"/>
+          <w:color w:val="bcbec4"/>
+          <w:sz w:val="24"/>
+        </w:rPr>
+        <w:t xml:space="preserve">expandido </w:t>
+      </w:r>
+      <w:r>
+        <w:rPr>
+          <w:rFonts w:ascii="Arial" w:hAnsi="Arial" w:eastAsia="Arial" w:cs="Arial"/>
+          <w:color w:val="cf8e6d"/>
+          <w:sz w:val="24"/>
+        </w:rPr>
+        <w:t xml:space="preserve">by </w:t>
+      </w:r>
+      <w:r>
+        <w:rPr>
+          <w:rFonts w:ascii="Arial" w:hAnsi="Arial" w:eastAsia="Arial" w:cs="Arial"/>
+          <w:color w:val="6bb38a"/>
+          <w:sz w:val="24"/>
+        </w:rPr>
+        <w:t xml:space="preserve">remember </w:t>
+      </w:r>
+      <w:r>
+        <w:rPr>
+          <w:rFonts w:ascii="Arial" w:hAnsi="Arial" w:eastAsia="Arial" w:cs="Arial"/>
+          <w:b/>
+          <w:color w:val="bcbec4"/>
+          <w:sz w:val="24"/>
+        </w:rPr>
+        <w:t xml:space="preserve">{ </w:t>
+      </w:r>
+      <w:r>
+        <w:rPr>
+          <w:rFonts w:ascii="Arial" w:hAnsi="Arial" w:eastAsia="Arial" w:cs="Arial"/>
+          <w:i/>
+          <w:color w:val="bcbec4"/>
+          <w:sz w:val="24"/>
+        </w:rPr>
+        <w:t xml:space="preserve">mutableStateOf</w:t>
+      </w:r>
+      <w:r>
+        <w:rPr>
+          <w:rFonts w:ascii="Arial" w:hAnsi="Arial" w:eastAsia="Arial" w:cs="Arial"/>
+          <w:color w:val="bcbec4"/>
+          <w:sz w:val="24"/>
+        </w:rPr>
+        <w:t xml:space="preserve">(</w:t>
+      </w:r>
+      <w:r>
+        <w:rPr>
+          <w:rFonts w:ascii="Arial" w:hAnsi="Arial" w:eastAsia="Arial" w:cs="Arial"/>
+          <w:color w:val="cf8e6d"/>
+          <w:sz w:val="24"/>
+        </w:rPr>
+        <w:t xml:space="preserve">false</w:t>
+      </w:r>
+      <w:r>
+        <w:rPr>
+          <w:rFonts w:ascii="Arial" w:hAnsi="Arial" w:eastAsia="Arial" w:cs="Arial"/>
+          <w:color w:val="bcbec4"/>
+          <w:sz w:val="24"/>
+        </w:rPr>
+        <w:t xml:space="preserve">) </w:t>
+      </w:r>
+      <w:r>
+        <w:rPr>
+          <w:rFonts w:ascii="Arial" w:hAnsi="Arial" w:eastAsia="Arial" w:cs="Arial"/>
+          <w:b/>
+          <w:color w:val="bcbec4"/>
+          <w:sz w:val="24"/>
+        </w:rPr>
+        <w:t xml:space="preserve">}    </w:t>
+      </w:r>
+      <w:r>
+        <w:rPr>
+          <w:rFonts w:ascii="Arial" w:hAnsi="Arial" w:eastAsia="Arial" w:cs="Arial"/>
+          <w:color w:val="cf8e6d"/>
+          <w:sz w:val="24"/>
+        </w:rPr>
+        <w:t xml:space="preserve">val </w:t>
+      </w:r>
+      <w:r>
+        <w:rPr>
+          <w:rFonts w:ascii="Arial" w:hAnsi="Arial" w:eastAsia="Arial" w:cs="Arial"/>
+          <w:color w:val="bcbec4"/>
+          <w:sz w:val="24"/>
+        </w:rPr>
+        <w:t xml:space="preserve">opciones = </w:t>
+      </w:r>
+      <w:r>
+        <w:rPr>
+          <w:rFonts w:ascii="Arial" w:hAnsi="Arial" w:eastAsia="Arial" w:cs="Arial"/>
+          <w:i/>
+          <w:color w:val="bcbec4"/>
+          <w:sz w:val="24"/>
+        </w:rPr>
+        <w:t xml:space="preserve">listOf</w:t>
+      </w:r>
+      <w:r>
+        <w:rPr>
+          <w:rFonts w:ascii="Arial" w:hAnsi="Arial" w:eastAsia="Arial" w:cs="Arial"/>
+          <w:color w:val="bcbec4"/>
+          <w:sz w:val="24"/>
+        </w:rPr>
+        <w:t xml:space="preserve">(</w:t>
+        <w:br/>
+        <w:t xml:space="preserve">        </w:t>
+      </w:r>
+      <w:r>
+        <w:rPr>
+          <w:rFonts w:ascii="Arial" w:hAnsi="Arial" w:eastAsia="Arial" w:cs="Arial"/>
+          <w:color w:val="6aab73"/>
+          <w:sz w:val="24"/>
+        </w:rPr>
+        <w:t xml:space="preserve">"Temperatura" </w:t>
+      </w:r>
+      <w:r>
+        <w:rPr>
+          <w:rFonts w:ascii="Arial" w:hAnsi="Arial" w:eastAsia="Arial" w:cs="Arial"/>
+          <w:i/>
+          <w:color w:val="57aaf7"/>
+          <w:sz w:val="24"/>
+        </w:rPr>
+        <w:t xml:space="preserve">to </w:t>
+      </w:r>
+      <w:r>
+        <w:rPr>
+          <w:rFonts w:ascii="Arial" w:hAnsi="Arial" w:eastAsia="Arial" w:cs="Arial"/>
+          <w:color w:val="bcbec4"/>
+          <w:sz w:val="24"/>
+        </w:rPr>
+        <w:t xml:space="preserve">Temperatura,</w:t>
+        <w:br/>
+        <w:t xml:space="preserve">        </w:t>
+      </w:r>
+      <w:r>
+        <w:rPr>
+          <w:rFonts w:ascii="Arial" w:hAnsi="Arial" w:eastAsia="Arial" w:cs="Arial"/>
+          <w:color w:val="6aab73"/>
+          <w:sz w:val="24"/>
+        </w:rPr>
+        <w:t xml:space="preserve">"Área" </w:t>
+      </w:r>
+      <w:r>
+        <w:rPr>
+          <w:rFonts w:ascii="Arial" w:hAnsi="Arial" w:eastAsia="Arial" w:cs="Arial"/>
+          <w:i/>
+          <w:color w:val="57aaf7"/>
+          <w:sz w:val="24"/>
+        </w:rPr>
+        <w:t xml:space="preserve">to </w:t>
+      </w:r>
+      <w:r>
+        <w:rPr>
+          <w:rFonts w:ascii="Arial" w:hAnsi="Arial" w:eastAsia="Arial" w:cs="Arial"/>
+          <w:color w:val="bcbec4"/>
+          <w:sz w:val="24"/>
+        </w:rPr>
+        <w:t xml:space="preserve">Area,</w:t>
+        <w:br/>
+        <w:t xml:space="preserve">        </w:t>
+      </w:r>
+      <w:r>
+        <w:rPr>
+          <w:rFonts w:ascii="Arial" w:hAnsi="Arial" w:eastAsia="Arial" w:cs="Arial"/>
+          <w:color w:val="6aab73"/>
+          <w:sz w:val="24"/>
+        </w:rPr>
+        <w:t xml:space="preserve">"Volumen" </w:t>
+      </w:r>
+      <w:r>
+        <w:rPr>
+          <w:rFonts w:ascii="Arial" w:hAnsi="Arial" w:eastAsia="Arial" w:cs="Arial"/>
+          <w:i/>
+          <w:color w:val="57aaf7"/>
+          <w:sz w:val="24"/>
+        </w:rPr>
+        <w:t xml:space="preserve">to </w:t>
+      </w:r>
+      <w:r>
+        <w:rPr>
+          <w:rFonts w:ascii="Arial" w:hAnsi="Arial" w:eastAsia="Arial" w:cs="Arial"/>
+          <w:color w:val="bcbec4"/>
+          <w:sz w:val="24"/>
+        </w:rPr>
+        <w:t xml:space="preserve">Volumen,</w:t>
+        <w:br/>
+        <w:t xml:space="preserve">        </w:t>
+      </w:r>
+      <w:r>
+        <w:rPr>
+          <w:rFonts w:ascii="Arial" w:hAnsi="Arial" w:eastAsia="Arial" w:cs="Arial"/>
+          <w:color w:val="6aab73"/>
+          <w:sz w:val="24"/>
+        </w:rPr>
+        <w:t xml:space="preserve">"Tiempo" </w:t>
+      </w:r>
+      <w:r>
+        <w:rPr>
+          <w:rFonts w:ascii="Arial" w:hAnsi="Arial" w:eastAsia="Arial" w:cs="Arial"/>
+          <w:i/>
+          <w:color w:val="57aaf7"/>
+          <w:sz w:val="24"/>
+        </w:rPr>
+        <w:t xml:space="preserve">to </w:t>
+      </w:r>
+      <w:r>
+        <w:rPr>
+          <w:rFonts w:ascii="Arial" w:hAnsi="Arial" w:eastAsia="Arial" w:cs="Arial"/>
+          <w:color w:val="bcbec4"/>
+          <w:sz w:val="24"/>
+        </w:rPr>
+        <w:t xml:space="preserve">Tiempo,</w:t>
+        <w:br/>
+        <w:t xml:space="preserve">        </w:t>
+      </w:r>
+      <w:r>
+        <w:rPr>
+          <w:rFonts w:ascii="Arial" w:hAnsi="Arial" w:eastAsia="Arial" w:cs="Arial"/>
+          <w:color w:val="6aab73"/>
+          <w:sz w:val="24"/>
+        </w:rPr>
+        <w:t xml:space="preserve">"Velocidad" </w:t>
+      </w:r>
+      <w:r>
+        <w:rPr>
+          <w:rFonts w:ascii="Arial" w:hAnsi="Arial" w:eastAsia="Arial" w:cs="Arial"/>
+          <w:i/>
+          <w:color w:val="57aaf7"/>
+          <w:sz w:val="24"/>
+        </w:rPr>
+        <w:t xml:space="preserve">to </w:t>
+      </w:r>
+      <w:r>
+        <w:rPr>
+          <w:rFonts w:ascii="Arial" w:hAnsi="Arial" w:eastAsia="Arial" w:cs="Arial"/>
+          <w:color w:val="bcbec4"/>
+          <w:sz w:val="24"/>
+        </w:rPr>
+        <w:t xml:space="preserve">Velocidad,</w:t>
+        <w:br/>
+        <w:t xml:space="preserve">        </w:t>
+      </w:r>
+      <w:r>
+        <w:rPr>
+          <w:rFonts w:ascii="Arial" w:hAnsi="Arial" w:eastAsia="Arial" w:cs="Arial"/>
+          <w:color w:val="6aab73"/>
+          <w:sz w:val="24"/>
+        </w:rPr>
+        <w:t xml:space="preserve">"Masa" </w:t>
+      </w:r>
+      <w:r>
+        <w:rPr>
+          <w:rFonts w:ascii="Arial" w:hAnsi="Arial" w:eastAsia="Arial" w:cs="Arial"/>
+          <w:i/>
+          <w:color w:val="57aaf7"/>
+          <w:sz w:val="24"/>
+        </w:rPr>
+        <w:t xml:space="preserve">to </w:t>
+      </w:r>
+      <w:r>
+        <w:rPr>
+          <w:rFonts w:ascii="Arial" w:hAnsi="Arial" w:eastAsia="Arial" w:cs="Arial"/>
+          <w:color w:val="bcbec4"/>
+          <w:sz w:val="24"/>
+        </w:rPr>
+        <w:t xml:space="preserve">Peso,</w:t>
+        <w:br/>
+        <w:t xml:space="preserve">        </w:t>
+      </w:r>
+      <w:r>
+        <w:rPr>
+          <w:rFonts w:ascii="Arial" w:hAnsi="Arial" w:eastAsia="Arial" w:cs="Arial"/>
+          <w:color w:val="6aab73"/>
+          <w:sz w:val="24"/>
+        </w:rPr>
+        <w:t xml:space="preserve">"Longitud" </w:t>
+      </w:r>
+      <w:r>
+        <w:rPr>
+          <w:rFonts w:ascii="Arial" w:hAnsi="Arial" w:eastAsia="Arial" w:cs="Arial"/>
+          <w:i/>
+          <w:color w:val="57aaf7"/>
+          <w:sz w:val="24"/>
+        </w:rPr>
+        <w:t xml:space="preserve">to </w:t>
+      </w:r>
+      <w:r>
+        <w:rPr>
+          <w:rFonts w:ascii="Arial" w:hAnsi="Arial" w:eastAsia="Arial" w:cs="Arial"/>
+          <w:color w:val="bcbec4"/>
+          <w:sz w:val="24"/>
+        </w:rPr>
+        <w:t xml:space="preserve">Longitud</w:t>
+        <w:br/>
+        <w:t xml:space="preserve">    )</w:t>
+        <w:br/>
+        <w:t xml:space="preserve">    </w:t>
+      </w:r>
+      <w:r>
+        <w:rPr>
+          <w:rFonts w:ascii="Arial" w:hAnsi="Arial" w:eastAsia="Arial" w:cs="Arial"/>
+          <w:color w:val="cf8e6d"/>
+          <w:sz w:val="24"/>
+        </w:rPr>
+        <w:t xml:space="preserve">var </w:t>
+      </w:r>
+      <w:r>
+        <w:rPr>
+          <w:rFonts w:ascii="Arial" w:hAnsi="Arial" w:eastAsia="Arial" w:cs="Arial"/>
+          <w:color w:val="bcbec4"/>
+          <w:sz w:val="24"/>
+        </w:rPr>
+        <w:t xml:space="preserve">unidadSeleccionada </w:t>
+      </w:r>
+      <w:r>
+        <w:rPr>
+          <w:rFonts w:ascii="Arial" w:hAnsi="Arial" w:eastAsia="Arial" w:cs="Arial"/>
+          <w:color w:val="cf8e6d"/>
+          <w:sz w:val="24"/>
+        </w:rPr>
+        <w:t xml:space="preserve">by </w:t>
+      </w:r>
+      <w:r>
+        <w:rPr>
+          <w:rFonts w:ascii="Arial" w:hAnsi="Arial" w:eastAsia="Arial" w:cs="Arial"/>
+          <w:color w:val="6bb38a"/>
+          <w:sz w:val="24"/>
+        </w:rPr>
+        <w:t xml:space="preserve">remember </w:t>
+      </w:r>
+      <w:r>
+        <w:rPr>
+          <w:rFonts w:ascii="Arial" w:hAnsi="Arial" w:eastAsia="Arial" w:cs="Arial"/>
+          <w:b/>
+          <w:color w:val="bcbec4"/>
+          <w:sz w:val="24"/>
+        </w:rPr>
+        <w:t xml:space="preserve">{ </w:t>
+      </w:r>
+      <w:r>
+        <w:rPr>
+          <w:rFonts w:ascii="Arial" w:hAnsi="Arial" w:eastAsia="Arial" w:cs="Arial"/>
+          <w:i/>
+          <w:color w:val="bcbec4"/>
+          <w:sz w:val="24"/>
+        </w:rPr>
+        <w:t xml:space="preserve">mutableStateOf</w:t>
+      </w:r>
+      <w:r>
+        <w:rPr>
+          <w:rFonts w:ascii="Arial" w:hAnsi="Arial" w:eastAsia="Arial" w:cs="Arial"/>
+          <w:color w:val="bcbec4"/>
+          <w:sz w:val="24"/>
+        </w:rPr>
+        <w:t xml:space="preserve">(opciones[</w:t>
+      </w:r>
+      <w:r>
+        <w:rPr>
+          <w:rFonts w:ascii="Arial" w:hAnsi="Arial" w:eastAsia="Arial" w:cs="Arial"/>
+          <w:color w:val="2aacb8"/>
+          <w:sz w:val="24"/>
+        </w:rPr>
+        <w:t xml:space="preserve">0</w:t>
+      </w:r>
+      <w:r>
+        <w:rPr>
+          <w:rFonts w:ascii="Arial" w:hAnsi="Arial" w:eastAsia="Arial" w:cs="Arial"/>
+          <w:color w:val="bcbec4"/>
+          <w:sz w:val="24"/>
+        </w:rPr>
+        <w:t xml:space="preserve">]) </w:t>
+      </w:r>
+      <w:r>
+        <w:rPr>
+          <w:rFonts w:ascii="Arial" w:hAnsi="Arial" w:eastAsia="Arial" w:cs="Arial"/>
+          <w:b/>
+          <w:color w:val="bcbec4"/>
+          <w:sz w:val="24"/>
+        </w:rPr>
+        <w:t xml:space="preserve">}    </w:t>
+      </w:r>
+      <w:r>
+        <w:rPr>
+          <w:rFonts w:ascii="Arial" w:hAnsi="Arial" w:eastAsia="Arial" w:cs="Arial"/>
+          <w:color w:val="0da19e"/>
+          <w:sz w:val="24"/>
+        </w:rPr>
+        <w:t xml:space="preserve">Box </w:t>
+      </w:r>
+      <w:r>
+        <w:rPr>
+          <w:rFonts w:ascii="Arial" w:hAnsi="Arial" w:eastAsia="Arial" w:cs="Arial"/>
+          <w:b/>
+          <w:color w:val="bcbec4"/>
+          <w:sz w:val="24"/>
+        </w:rPr>
+        <w:t xml:space="preserve">{        </w:t>
+      </w:r>
+      <w:r>
+        <w:rPr>
+          <w:rFonts w:ascii="Arial" w:hAnsi="Arial" w:eastAsia="Arial" w:cs="Arial"/>
+          <w:color w:val="6bb38a"/>
+          <w:sz w:val="24"/>
+        </w:rPr>
+        <w:t xml:space="preserve">ExposedDropdownMenuBox</w:t>
+      </w:r>
+      <w:r>
+        <w:rPr>
+          <w:rFonts w:ascii="Arial" w:hAnsi="Arial" w:eastAsia="Arial" w:cs="Arial"/>
+          <w:color w:val="bcbec4"/>
+          <w:sz w:val="24"/>
+        </w:rPr>
+        <w:t xml:space="preserve">(</w:t>
+        <w:br/>
+        <w:t xml:space="preserve">            </w:t>
+      </w:r>
+      <w:r>
+        <w:rPr>
+          <w:rFonts w:ascii="Arial" w:hAnsi="Arial" w:eastAsia="Arial" w:cs="Arial"/>
+          <w:color w:val="56c1d6"/>
+          <w:sz w:val="24"/>
+        </w:rPr>
+        <w:t xml:space="preserve">expanded = </w:t>
+      </w:r>
+      <w:r>
+        <w:rPr>
+          <w:rFonts w:ascii="Arial" w:hAnsi="Arial" w:eastAsia="Arial" w:cs="Arial"/>
+          <w:color w:val="bcbec4"/>
+          <w:sz w:val="24"/>
+        </w:rPr>
+        <w:t xml:space="preserve">expandido,</w:t>
+        <w:br/>
+        <w:t xml:space="preserve">            </w:t>
+      </w:r>
+      <w:r>
+        <w:rPr>
+          <w:rFonts w:ascii="Arial" w:hAnsi="Arial" w:eastAsia="Arial" w:cs="Arial"/>
+          <w:color w:val="56c1d6"/>
+          <w:sz w:val="24"/>
+        </w:rPr>
+        <w:t xml:space="preserve">onExpandedChange = </w:t>
+      </w:r>
+      <w:r>
+        <w:rPr>
+          <w:rFonts w:ascii="Arial" w:hAnsi="Arial" w:eastAsia="Arial" w:cs="Arial"/>
+          <w:b/>
+          <w:color w:val="bcbec4"/>
+          <w:sz w:val="24"/>
+        </w:rPr>
+        <w:t xml:space="preserve">{ </w:t>
+      </w:r>
+      <w:r>
+        <w:rPr>
+          <w:rFonts w:ascii="Arial" w:hAnsi="Arial" w:eastAsia="Arial" w:cs="Arial"/>
+          <w:color w:val="bcbec4"/>
+          <w:sz w:val="24"/>
+        </w:rPr>
+        <w:t xml:space="preserve">expandido = </w:t>
+      </w:r>
+      <w:r>
+        <w:rPr>
+          <w:rFonts w:ascii="Arial" w:hAnsi="Arial" w:eastAsia="Arial" w:cs="Arial"/>
+          <w:b/>
+          <w:color w:val="bcbec4"/>
+          <w:sz w:val="24"/>
+        </w:rPr>
+        <w:t xml:space="preserve">it }        </w:t>
+      </w:r>
+      <w:r>
+        <w:rPr>
+          <w:rFonts w:ascii="Arial" w:hAnsi="Arial" w:eastAsia="Arial" w:cs="Arial"/>
+          <w:color w:val="bcbec4"/>
+          <w:sz w:val="24"/>
+        </w:rPr>
+        <w:t xml:space="preserve">) </w:t>
+      </w:r>
+      <w:r>
+        <w:rPr>
+          <w:rFonts w:ascii="Arial" w:hAnsi="Arial" w:eastAsia="Arial" w:cs="Arial"/>
+          <w:b/>
+          <w:color w:val="bcbec4"/>
+          <w:sz w:val="24"/>
+        </w:rPr>
+        <w:t xml:space="preserve">{            </w:t>
+      </w:r>
+      <w:r>
+        <w:rPr>
+          <w:rFonts w:ascii="Arial" w:hAnsi="Arial" w:eastAsia="Arial" w:cs="Arial"/>
+          <w:color w:val="6bb38a"/>
+          <w:sz w:val="24"/>
+        </w:rPr>
+        <w:t xml:space="preserve">OutlinedTextField</w:t>
+      </w:r>
+      <w:r>
+        <w:rPr>
+          <w:rFonts w:ascii="Arial" w:hAnsi="Arial" w:eastAsia="Arial" w:cs="Arial"/>
+          <w:color w:val="bcbec4"/>
+          <w:sz w:val="24"/>
+        </w:rPr>
+        <w:t xml:space="preserve">(</w:t>
+        <w:br/>
+        <w:t xml:space="preserve">                </w:t>
+      </w:r>
+      <w:r>
+        <w:rPr>
+          <w:rFonts w:ascii="Arial" w:hAnsi="Arial" w:eastAsia="Arial" w:cs="Arial"/>
+          <w:color w:val="56c1d6"/>
+          <w:sz w:val="24"/>
+        </w:rPr>
+        <w:t xml:space="preserve">value = </w:t>
+      </w:r>
+      <w:r>
+        <w:rPr>
+          <w:rFonts w:ascii="Arial" w:hAnsi="Arial" w:eastAsia="Arial" w:cs="Arial"/>
+          <w:color w:val="bcbec4"/>
+          <w:sz w:val="24"/>
+        </w:rPr>
+        <w:t xml:space="preserve">unidadSeleccionada.</w:t>
+      </w:r>
+      <w:r>
+        <w:rPr>
+          <w:rFonts w:ascii="Arial" w:hAnsi="Arial" w:eastAsia="Arial" w:cs="Arial"/>
+          <w:color w:val="c77dbb"/>
+          <w:sz w:val="24"/>
+        </w:rPr>
+        <w:t xml:space="preserve">first</w:t>
+      </w:r>
+      <w:r>
+        <w:rPr>
+          <w:rFonts w:ascii="Arial" w:hAnsi="Arial" w:eastAsia="Arial" w:cs="Arial"/>
+          <w:color w:val="bcbec4"/>
+          <w:sz w:val="24"/>
+        </w:rPr>
+        <w:t xml:space="preserve">,</w:t>
+        <w:br/>
+        <w:t xml:space="preserve">                </w:t>
+      </w:r>
+      <w:r>
+        <w:rPr>
+          <w:rFonts w:ascii="Arial" w:hAnsi="Arial" w:eastAsia="Arial" w:cs="Arial"/>
+          <w:color w:val="56c1d6"/>
+          <w:sz w:val="24"/>
+        </w:rPr>
+        <w:t xml:space="preserve">onValueChange = </w:t>
+      </w:r>
+      <w:r>
+        <w:rPr>
+          <w:rFonts w:ascii="Arial" w:hAnsi="Arial" w:eastAsia="Arial" w:cs="Arial"/>
+          <w:b/>
+          <w:color w:val="bcbec4"/>
+          <w:sz w:val="24"/>
+        </w:rPr>
+        <w:t xml:space="preserve">{}</w:t>
+      </w:r>
+      <w:r>
+        <w:rPr>
+          <w:rFonts w:ascii="Arial" w:hAnsi="Arial" w:eastAsia="Arial" w:cs="Arial"/>
+          <w:color w:val="bcbec4"/>
+          <w:sz w:val="24"/>
+        </w:rPr>
+        <w:t xml:space="preserve">,</w:t>
+        <w:br/>
+        <w:t xml:space="preserve">                </w:t>
+      </w:r>
+      <w:r>
+        <w:rPr>
+          <w:rFonts w:ascii="Arial" w:hAnsi="Arial" w:eastAsia="Arial" w:cs="Arial"/>
+          <w:color w:val="56c1d6"/>
+          <w:sz w:val="24"/>
+        </w:rPr>
+        <w:t xml:space="preserve">readOnly = </w:t>
+      </w:r>
+      <w:r>
+        <w:rPr>
+          <w:rFonts w:ascii="Arial" w:hAnsi="Arial" w:eastAsia="Arial" w:cs="Arial"/>
+          <w:color w:val="cf8e6d"/>
+          <w:sz w:val="24"/>
+        </w:rPr>
+        <w:t xml:space="preserve">true</w:t>
+      </w:r>
+      <w:r>
+        <w:rPr>
+          <w:rFonts w:ascii="Arial" w:hAnsi="Arial" w:eastAsia="Arial" w:cs="Arial"/>
+          <w:color w:val="bcbec4"/>
+          <w:sz w:val="24"/>
+        </w:rPr>
+        <w:t xml:space="preserve">,</w:t>
+        <w:br/>
+        <w:t xml:space="preserve">                </w:t>
+      </w:r>
+      <w:r>
+        <w:rPr>
+          <w:rFonts w:ascii="Arial" w:hAnsi="Arial" w:eastAsia="Arial" w:cs="Arial"/>
+          <w:color w:val="56c1d6"/>
+          <w:sz w:val="24"/>
+        </w:rPr>
+        <w:t xml:space="preserve">label = </w:t>
+      </w:r>
+      <w:r>
+        <w:rPr>
+          <w:rFonts w:ascii="Arial" w:hAnsi="Arial" w:eastAsia="Arial" w:cs="Arial"/>
+          <w:b/>
+          <w:color w:val="bcbec4"/>
+          <w:sz w:val="24"/>
+        </w:rPr>
+        <w:t xml:space="preserve">{ </w:t>
+      </w:r>
+      <w:r>
+        <w:rPr>
+          <w:rFonts w:ascii="Arial" w:hAnsi="Arial" w:eastAsia="Arial" w:cs="Arial"/>
+          <w:color w:val="6bb38a"/>
+          <w:sz w:val="24"/>
+        </w:rPr>
+        <w:t xml:space="preserve">Text</w:t>
+      </w:r>
+      <w:r>
+        <w:rPr>
+          <w:rFonts w:ascii="Arial" w:hAnsi="Arial" w:eastAsia="Arial" w:cs="Arial"/>
+          <w:color w:val="bcbec4"/>
+          <w:sz w:val="24"/>
+        </w:rPr>
+        <w:t xml:space="preserve">(</w:t>
+      </w:r>
+      <w:r>
+        <w:rPr>
+          <w:rFonts w:ascii="Arial" w:hAnsi="Arial" w:eastAsia="Arial" w:cs="Arial"/>
+          <w:color w:val="56c1d6"/>
+          <w:sz w:val="24"/>
+        </w:rPr>
+        <w:t xml:space="preserve">text = </w:t>
+      </w:r>
+      <w:r>
+        <w:rPr>
+          <w:rFonts w:ascii="Arial" w:hAnsi="Arial" w:eastAsia="Arial" w:cs="Arial"/>
+          <w:color w:val="6aab73"/>
+          <w:sz w:val="24"/>
+        </w:rPr>
+        <w:t xml:space="preserve">"Unidad"</w:t>
+      </w:r>
+      <w:r>
+        <w:rPr>
+          <w:rFonts w:ascii="Arial" w:hAnsi="Arial" w:eastAsia="Arial" w:cs="Arial"/>
+          <w:color w:val="bcbec4"/>
+          <w:sz w:val="24"/>
+        </w:rPr>
+        <w:t xml:space="preserve">) </w:t>
+      </w:r>
+      <w:r>
+        <w:rPr>
+          <w:rFonts w:ascii="Arial" w:hAnsi="Arial" w:eastAsia="Arial" w:cs="Arial"/>
+          <w:b/>
+          <w:color w:val="bcbec4"/>
+          <w:sz w:val="24"/>
+        </w:rPr>
+        <w:t xml:space="preserve">}</w:t>
+      </w:r>
+      <w:r>
+        <w:rPr>
+          <w:rFonts w:ascii="Arial" w:hAnsi="Arial" w:eastAsia="Arial" w:cs="Arial"/>
+          <w:color w:val="bcbec4"/>
+          <w:sz w:val="24"/>
+        </w:rPr>
+        <w:t xml:space="preserve">,</w:t>
+        <w:br/>
+        <w:t xml:space="preserve">                </w:t>
+      </w:r>
+      <w:r>
+        <w:rPr>
+          <w:rFonts w:ascii="Arial" w:hAnsi="Arial" w:eastAsia="Arial" w:cs="Arial"/>
+          <w:color w:val="56c1d6"/>
+          <w:sz w:val="24"/>
+        </w:rPr>
+        <w:t xml:space="preserve">trailingIcon = </w:t>
+      </w:r>
+      <w:r>
+        <w:rPr>
+          <w:rFonts w:ascii="Arial" w:hAnsi="Arial" w:eastAsia="Arial" w:cs="Arial"/>
+          <w:b/>
+          <w:color w:val="bcbec4"/>
+          <w:sz w:val="24"/>
+        </w:rPr>
+        <w:t xml:space="preserve">{                    </w:t>
+      </w:r>
+      <w:r>
+        <w:rPr>
+          <w:rFonts w:ascii="Arial" w:hAnsi="Arial" w:eastAsia="Arial" w:cs="Arial"/>
+          <w:color w:val="bcbec4"/>
+          <w:sz w:val="24"/>
+        </w:rPr>
+        <w:t xml:space="preserve">ExposedDropdownMenuDefaults.</w:t>
+      </w:r>
+      <w:r>
+        <w:rPr>
+          <w:rFonts w:ascii="Arial" w:hAnsi="Arial" w:eastAsia="Arial" w:cs="Arial"/>
+          <w:color w:val="6bb38a"/>
+          <w:sz w:val="24"/>
+        </w:rPr>
+        <w:t xml:space="preserve">TrailingIcon</w:t>
+      </w:r>
+      <w:r>
+        <w:rPr>
+          <w:rFonts w:ascii="Arial" w:hAnsi="Arial" w:eastAsia="Arial" w:cs="Arial"/>
+          <w:color w:val="bcbec4"/>
+          <w:sz w:val="24"/>
+        </w:rPr>
+        <w:t xml:space="preserve">(</w:t>
+      </w:r>
+      <w:r>
+        <w:rPr>
+          <w:rFonts w:ascii="Arial" w:hAnsi="Arial" w:eastAsia="Arial" w:cs="Arial"/>
+          <w:color w:val="56c1d6"/>
+          <w:sz w:val="24"/>
+        </w:rPr>
+        <w:t xml:space="preserve">expanded = </w:t>
+      </w:r>
+      <w:r>
+        <w:rPr>
+          <w:rFonts w:ascii="Arial" w:hAnsi="Arial" w:eastAsia="Arial" w:cs="Arial"/>
+          <w:color w:val="bcbec4"/>
+          <w:sz w:val="24"/>
+        </w:rPr>
+        <w:t xml:space="preserve">expandido)</w:t>
+        <w:br/>
+        <w:t xml:space="preserve">                </w:t>
+      </w:r>
+      <w:r>
+        <w:rPr>
+          <w:rFonts w:ascii="Arial" w:hAnsi="Arial" w:eastAsia="Arial" w:cs="Arial"/>
+          <w:b/>
+          <w:color w:val="bcbec4"/>
+          <w:sz w:val="24"/>
+        </w:rPr>
+        <w:t xml:space="preserve">}</w:t>
+      </w:r>
+      <w:r>
+        <w:rPr>
+          <w:rFonts w:ascii="Arial" w:hAnsi="Arial" w:eastAsia="Arial" w:cs="Arial"/>
+          <w:color w:val="bcbec4"/>
+          <w:sz w:val="24"/>
+        </w:rPr>
+        <w:t xml:space="preserve">,</w:t>
+        <w:br/>
+        <w:t xml:space="preserve">                </w:t>
+      </w:r>
+      <w:r>
+        <w:rPr>
+          <w:rFonts w:ascii="Arial" w:hAnsi="Arial" w:eastAsia="Arial" w:cs="Arial"/>
+          <w:color w:val="56c1d6"/>
+          <w:sz w:val="24"/>
+        </w:rPr>
+        <w:t xml:space="preserve">modifier = </w:t>
+      </w:r>
+      <w:r>
+        <w:rPr>
+          <w:rFonts w:ascii="Arial" w:hAnsi="Arial" w:eastAsia="Arial" w:cs="Arial"/>
+          <w:color w:val="bcbec4"/>
+          <w:sz w:val="24"/>
+        </w:rPr>
+        <w:t xml:space="preserve">Modifier</w:t>
+        <w:br/>
+        <w:t xml:space="preserve">                    .</w:t>
+      </w:r>
+      <w:r>
+        <w:rPr>
+          <w:rFonts w:ascii="Arial" w:hAnsi="Arial" w:eastAsia="Arial" w:cs="Arial"/>
+          <w:i/>
+          <w:color w:val="57aaf7"/>
+          <w:sz w:val="24"/>
+        </w:rPr>
+        <w:t xml:space="preserve">menuAnchor</w:t>
+      </w:r>
+      <w:r>
+        <w:rPr>
+          <w:rFonts w:ascii="Arial" w:hAnsi="Arial" w:eastAsia="Arial" w:cs="Arial"/>
+          <w:color w:val="bcbec4"/>
+          <w:sz w:val="24"/>
+        </w:rPr>
+        <w:t xml:space="preserve">()</w:t>
+        <w:br/>
+        <w:t xml:space="preserve">                    .</w:t>
+      </w:r>
+      <w:r>
+        <w:rPr>
+          <w:rFonts w:ascii="Arial" w:hAnsi="Arial" w:eastAsia="Arial" w:cs="Arial"/>
+          <w:i/>
+          <w:color w:val="57aaf7"/>
+          <w:sz w:val="24"/>
+        </w:rPr>
+        <w:t xml:space="preserve">width</w:t>
+      </w:r>
+      <w:r>
+        <w:rPr>
+          <w:rFonts w:ascii="Arial" w:hAnsi="Arial" w:eastAsia="Arial" w:cs="Arial"/>
+          <w:color w:val="bcbec4"/>
+          <w:sz w:val="24"/>
+        </w:rPr>
+        <w:t xml:space="preserve">(IntrinsicSize.</w:t>
+      </w:r>
+      <w:r>
+        <w:rPr>
+          <w:rFonts w:ascii="Arial" w:hAnsi="Arial" w:eastAsia="Arial" w:cs="Arial"/>
+          <w:i/>
+          <w:color w:val="c77dbb"/>
+          <w:sz w:val="24"/>
+        </w:rPr>
+        <w:t xml:space="preserve">Min</w:t>
+      </w:r>
+      <w:r>
+        <w:rPr>
+          <w:rFonts w:ascii="Arial" w:hAnsi="Arial" w:eastAsia="Arial" w:cs="Arial"/>
+          <w:color w:val="bcbec4"/>
+          <w:sz w:val="24"/>
+        </w:rPr>
+        <w:t xml:space="preserve">) </w:t>
+      </w:r>
+      <w:r>
+        <w:rPr>
+          <w:rFonts w:ascii="Arial" w:hAnsi="Arial" w:eastAsia="Arial" w:cs="Arial"/>
+          <w:color w:val="7a7e85"/>
+          <w:sz w:val="24"/>
+        </w:rPr>
+        <w:t xml:space="preserve">// Se ajusta al contenido mínimo necesario            </w:t>
+      </w:r>
+      <w:r>
+        <w:rPr>
+          <w:rFonts w:ascii="Arial" w:hAnsi="Arial" w:eastAsia="Arial" w:cs="Arial"/>
+          <w:color w:val="bcbec4"/>
+          <w:sz w:val="24"/>
+        </w:rPr>
+        <w:t xml:space="preserve">)</w:t>
+        <w:br/>
+        <w:t xml:space="preserve">            </w:t>
+      </w:r>
+      <w:r>
+        <w:rPr>
+          <w:rFonts w:ascii="Arial" w:hAnsi="Arial" w:eastAsia="Arial" w:cs="Arial"/>
+          <w:color w:val="7a7e85"/>
+          <w:sz w:val="24"/>
+        </w:rPr>
+        <w:t xml:space="preserve">// El menú que se despliega            </w:t>
+      </w:r>
+      <w:r>
+        <w:rPr>
+          <w:rFonts w:ascii="Arial" w:hAnsi="Arial" w:eastAsia="Arial" w:cs="Arial"/>
+          <w:color w:val="0da19e"/>
+          <w:sz w:val="24"/>
+        </w:rPr>
+        <w:t xml:space="preserve">ExposedDropdownMenu</w:t>
+      </w:r>
+      <w:r>
+        <w:rPr>
+          <w:rFonts w:ascii="Arial" w:hAnsi="Arial" w:eastAsia="Arial" w:cs="Arial"/>
+          <w:color w:val="bcbec4"/>
+          <w:sz w:val="24"/>
+        </w:rPr>
+        <w:t xml:space="preserve">(</w:t>
+        <w:br/>
+        <w:t xml:space="preserve">                </w:t>
+      </w:r>
+      <w:r>
+        <w:rPr>
+          <w:rFonts w:ascii="Arial" w:hAnsi="Arial" w:eastAsia="Arial" w:cs="Arial"/>
+          <w:color w:val="56c1d6"/>
+          <w:sz w:val="24"/>
+        </w:rPr>
+        <w:t xml:space="preserve">expanded = </w:t>
+      </w:r>
+      <w:r>
+        <w:rPr>
+          <w:rFonts w:ascii="Arial" w:hAnsi="Arial" w:eastAsia="Arial" w:cs="Arial"/>
+          <w:color w:val="bcbec4"/>
+          <w:sz w:val="24"/>
+        </w:rPr>
+        <w:t xml:space="preserve">expandido,</w:t>
+        <w:br/>
+        <w:t xml:space="preserve">                </w:t>
+      </w:r>
+      <w:r>
+        <w:rPr>
+          <w:rFonts w:ascii="Arial" w:hAnsi="Arial" w:eastAsia="Arial" w:cs="Arial"/>
+          <w:color w:val="56c1d6"/>
+          <w:sz w:val="24"/>
+        </w:rPr>
+        <w:t xml:space="preserve">onDismissRequest = </w:t>
+      </w:r>
+      <w:r>
+        <w:rPr>
+          <w:rFonts w:ascii="Arial" w:hAnsi="Arial" w:eastAsia="Arial" w:cs="Arial"/>
+          <w:b/>
+          <w:color w:val="bcbec4"/>
+          <w:sz w:val="24"/>
+        </w:rPr>
+        <w:t xml:space="preserve">{ </w:t>
+      </w:r>
+      <w:r>
+        <w:rPr>
+          <w:rFonts w:ascii="Arial" w:hAnsi="Arial" w:eastAsia="Arial" w:cs="Arial"/>
+          <w:color w:val="bcbec4"/>
+          <w:sz w:val="24"/>
+        </w:rPr>
+        <w:t xml:space="preserve">expandido = </w:t>
+      </w:r>
+      <w:r>
+        <w:rPr>
+          <w:rFonts w:ascii="Arial" w:hAnsi="Arial" w:eastAsia="Arial" w:cs="Arial"/>
+          <w:color w:val="cf8e6d"/>
+          <w:sz w:val="24"/>
+        </w:rPr>
+        <w:t xml:space="preserve">false </w:t>
+      </w:r>
+      <w:r>
+        <w:rPr>
+          <w:rFonts w:ascii="Arial" w:hAnsi="Arial" w:eastAsia="Arial" w:cs="Arial"/>
+          <w:b/>
+          <w:color w:val="bcbec4"/>
+          <w:sz w:val="24"/>
+        </w:rPr>
+        <w:t xml:space="preserve">}            </w:t>
+      </w:r>
+      <w:r>
+        <w:rPr>
+          <w:rFonts w:ascii="Arial" w:hAnsi="Arial" w:eastAsia="Arial" w:cs="Arial"/>
+          <w:color w:val="bcbec4"/>
+          <w:sz w:val="24"/>
+        </w:rPr>
+        <w:t xml:space="preserve">) </w:t>
+      </w:r>
+      <w:r>
+        <w:rPr>
+          <w:rFonts w:ascii="Arial" w:hAnsi="Arial" w:eastAsia="Arial" w:cs="Arial"/>
+          <w:b/>
+          <w:color w:val="bcbec4"/>
+          <w:sz w:val="24"/>
+        </w:rPr>
+        <w:t xml:space="preserve">{                </w:t>
+      </w:r>
+      <w:r>
+        <w:rPr>
+          <w:rFonts w:ascii="Arial" w:hAnsi="Arial" w:eastAsia="Arial" w:cs="Arial"/>
+          <w:color w:val="bcbec4"/>
+          <w:sz w:val="24"/>
+        </w:rPr>
+        <w:t xml:space="preserve">opciones.</w:t>
+      </w:r>
+      <w:r>
+        <w:rPr>
+          <w:rFonts w:ascii="Arial" w:hAnsi="Arial" w:eastAsia="Arial" w:cs="Arial"/>
+          <w:i/>
+          <w:color w:val="57aaf7"/>
+          <w:sz w:val="24"/>
+        </w:rPr>
+        <w:t xml:space="preserve">forEach </w:t>
+      </w:r>
+      <w:r>
+        <w:rPr>
+          <w:rFonts w:ascii="Arial" w:hAnsi="Arial" w:eastAsia="Arial" w:cs="Arial"/>
+          <w:b/>
+          <w:color w:val="bcbec4"/>
+          <w:sz w:val="24"/>
+        </w:rPr>
+        <w:t xml:space="preserve">{ </w:t>
+      </w:r>
+      <w:r>
+        <w:rPr>
+          <w:rFonts w:ascii="Arial" w:hAnsi="Arial" w:eastAsia="Arial" w:cs="Arial"/>
+          <w:color w:val="bcbec4"/>
+          <w:sz w:val="24"/>
+        </w:rPr>
+        <w:t xml:space="preserve">unidad </w:t>
+      </w:r>
+      <w:r>
+        <w:rPr>
+          <w:rFonts w:ascii="Arial" w:hAnsi="Arial" w:eastAsia="Arial" w:cs="Arial"/>
+          <w:b/>
+          <w:color w:val="bcbec4"/>
+          <w:sz w:val="24"/>
+        </w:rPr>
+        <w:t xml:space="preserve">-&gt;                    </w:t>
+      </w:r>
+      <w:r>
+        <w:rPr>
+          <w:rFonts w:ascii="Arial" w:hAnsi="Arial" w:eastAsia="Arial" w:cs="Arial"/>
+          <w:color w:val="6bb38a"/>
+          <w:sz w:val="24"/>
+        </w:rPr>
+        <w:t xml:space="preserve">DropdownMenuItem</w:t>
+      </w:r>
+      <w:r>
+        <w:rPr>
+          <w:rFonts w:ascii="Arial" w:hAnsi="Arial" w:eastAsia="Arial" w:cs="Arial"/>
+          <w:color w:val="bcbec4"/>
+          <w:sz w:val="24"/>
+        </w:rPr>
+        <w:t xml:space="preserve">(</w:t>
+        <w:br/>
+        <w:t xml:space="preserve">                        </w:t>
+      </w:r>
+      <w:r>
+        <w:rPr>
+          <w:rFonts w:ascii="Arial" w:hAnsi="Arial" w:eastAsia="Arial" w:cs="Arial"/>
+          <w:color w:val="56c1d6"/>
+          <w:sz w:val="24"/>
+        </w:rPr>
+        <w:t xml:space="preserve">text = </w:t>
+      </w:r>
+      <w:r>
+        <w:rPr>
+          <w:rFonts w:ascii="Arial" w:hAnsi="Arial" w:eastAsia="Arial" w:cs="Arial"/>
+          <w:b/>
+          <w:color w:val="bcbec4"/>
+          <w:sz w:val="24"/>
+        </w:rPr>
+        <w:t xml:space="preserve">{ </w:t>
+      </w:r>
+      <w:r>
+        <w:rPr>
+          <w:rFonts w:ascii="Arial" w:hAnsi="Arial" w:eastAsia="Arial" w:cs="Arial"/>
+          <w:color w:val="6bb38a"/>
+          <w:sz w:val="24"/>
+        </w:rPr>
+        <w:t xml:space="preserve">Text</w:t>
+      </w:r>
+      <w:r>
+        <w:rPr>
+          <w:rFonts w:ascii="Arial" w:hAnsi="Arial" w:eastAsia="Arial" w:cs="Arial"/>
+          <w:color w:val="bcbec4"/>
+          <w:sz w:val="24"/>
+        </w:rPr>
+        <w:t xml:space="preserve">(unidad.</w:t>
+      </w:r>
+      <w:r>
+        <w:rPr>
+          <w:rFonts w:ascii="Arial" w:hAnsi="Arial" w:eastAsia="Arial" w:cs="Arial"/>
+          <w:color w:val="c77dbb"/>
+          <w:sz w:val="24"/>
+        </w:rPr>
+        <w:t xml:space="preserve">first</w:t>
+      </w:r>
+      <w:r>
+        <w:rPr>
+          <w:rFonts w:ascii="Arial" w:hAnsi="Arial" w:eastAsia="Arial" w:cs="Arial"/>
+          <w:color w:val="bcbec4"/>
+          <w:sz w:val="24"/>
+        </w:rPr>
+        <w:t xml:space="preserve">) </w:t>
+      </w:r>
+      <w:r>
+        <w:rPr>
+          <w:rFonts w:ascii="Arial" w:hAnsi="Arial" w:eastAsia="Arial" w:cs="Arial"/>
+          <w:b/>
+          <w:color w:val="bcbec4"/>
+          <w:sz w:val="24"/>
+        </w:rPr>
+        <w:t xml:space="preserve">}</w:t>
+      </w:r>
+      <w:r>
+        <w:rPr>
+          <w:rFonts w:ascii="Arial" w:hAnsi="Arial" w:eastAsia="Arial" w:cs="Arial"/>
+          <w:color w:val="bcbec4"/>
+          <w:sz w:val="24"/>
+        </w:rPr>
+        <w:t xml:space="preserve">,</w:t>
+        <w:br/>
+        <w:t xml:space="preserve">                        </w:t>
+      </w:r>
+      <w:r>
+        <w:rPr>
+          <w:rFonts w:ascii="Arial" w:hAnsi="Arial" w:eastAsia="Arial" w:cs="Arial"/>
+          <w:color w:val="56c1d6"/>
+          <w:sz w:val="24"/>
+        </w:rPr>
+        <w:t xml:space="preserve">onClick = </w:t>
+      </w:r>
+      <w:r>
+        <w:rPr>
+          <w:rFonts w:ascii="Arial" w:hAnsi="Arial" w:eastAsia="Arial" w:cs="Arial"/>
+          <w:b/>
+          <w:color w:val="bcbec4"/>
+          <w:sz w:val="24"/>
+        </w:rPr>
+        <w:t xml:space="preserve">{                            </w:t>
+      </w:r>
+      <w:r>
+        <w:rPr>
+          <w:rFonts w:ascii="Arial" w:hAnsi="Arial" w:eastAsia="Arial" w:cs="Arial"/>
+          <w:color w:val="bcbec4"/>
+          <w:sz w:val="24"/>
+        </w:rPr>
+        <w:t xml:space="preserve">unidadSeleccionada = unidad</w:t>
+        <w:br/>
+        <w:t xml:space="preserve">                            expandido = </w:t>
+      </w:r>
+      <w:r>
+        <w:rPr>
+          <w:rFonts w:ascii="Arial" w:hAnsi="Arial" w:eastAsia="Arial" w:cs="Arial"/>
+          <w:color w:val="cf8e6d"/>
+          <w:sz w:val="24"/>
+        </w:rPr>
+        <w:t xml:space="preserve">false                            </w:t>
+      </w:r>
+      <w:r>
+        <w:rPr>
+          <w:rFonts w:ascii="Arial" w:hAnsi="Arial" w:eastAsia="Arial" w:cs="Arial"/>
+          <w:color w:val="bcbec4"/>
+          <w:sz w:val="24"/>
+        </w:rPr>
+        <w:t xml:space="preserve">navController.</w:t>
+      </w:r>
+      <w:r>
+        <w:rPr>
+          <w:rFonts w:ascii="Arial" w:hAnsi="Arial" w:eastAsia="Arial" w:cs="Arial"/>
+          <w:color w:val="c77dbb"/>
+          <w:sz w:val="24"/>
+        </w:rPr>
+        <w:t xml:space="preserve">navigate</w:t>
+      </w:r>
+      <w:r>
+        <w:rPr>
+          <w:rFonts w:ascii="Arial" w:hAnsi="Arial" w:eastAsia="Arial" w:cs="Arial"/>
+          <w:color w:val="bcbec4"/>
+          <w:sz w:val="24"/>
+        </w:rPr>
+        <w:t xml:space="preserve">(unidad.</w:t>
+      </w:r>
+      <w:r>
+        <w:rPr>
+          <w:rFonts w:ascii="Arial" w:hAnsi="Arial" w:eastAsia="Arial" w:cs="Arial"/>
+          <w:color w:val="c77dbb"/>
+          <w:sz w:val="24"/>
+        </w:rPr>
+        <w:t xml:space="preserve">second</w:t>
+      </w:r>
+      <w:r>
+        <w:rPr>
+          <w:rFonts w:ascii="Arial" w:hAnsi="Arial" w:eastAsia="Arial" w:cs="Arial"/>
+          <w:color w:val="bcbec4"/>
+          <w:sz w:val="24"/>
+        </w:rPr>
+        <w:t xml:space="preserve">) </w:t>
+      </w:r>
+      <w:r>
+        <w:rPr>
+          <w:rFonts w:ascii="Arial" w:hAnsi="Arial" w:eastAsia="Arial" w:cs="Arial"/>
+          <w:b/>
+          <w:color w:val="bcbec4"/>
+          <w:sz w:val="24"/>
+        </w:rPr>
+        <w:t xml:space="preserve">{                                </w:t>
+      </w:r>
+      <w:r>
+        <w:rPr>
+          <w:rFonts w:ascii="Arial" w:hAnsi="Arial" w:eastAsia="Arial" w:cs="Arial"/>
+          <w:color w:val="c77dbb"/>
+          <w:sz w:val="24"/>
+        </w:rPr>
+        <w:t xml:space="preserve">popUpTo</w:t>
+      </w:r>
+      <w:r>
+        <w:rPr>
+          <w:rFonts w:ascii="Arial" w:hAnsi="Arial" w:eastAsia="Arial" w:cs="Arial"/>
+          <w:color w:val="bcbec4"/>
+          <w:sz w:val="24"/>
+        </w:rPr>
+        <w:t xml:space="preserve">(navController.</w:t>
+      </w:r>
+      <w:r>
+        <w:rPr>
+          <w:rFonts w:ascii="Arial" w:hAnsi="Arial" w:eastAsia="Arial" w:cs="Arial"/>
+          <w:color w:val="c77dbb"/>
+          <w:sz w:val="24"/>
+        </w:rPr>
+        <w:t xml:space="preserve">graph</w:t>
+      </w:r>
+      <w:r>
+        <w:rPr>
+          <w:rFonts w:ascii="Arial" w:hAnsi="Arial" w:eastAsia="Arial" w:cs="Arial"/>
+          <w:color w:val="bcbec4"/>
+          <w:sz w:val="24"/>
+        </w:rPr>
+        <w:t xml:space="preserve">.</w:t>
+      </w:r>
+      <w:r>
+        <w:rPr>
+          <w:rFonts w:ascii="Arial" w:hAnsi="Arial" w:eastAsia="Arial" w:cs="Arial"/>
+          <w:color w:val="c77dbb"/>
+          <w:sz w:val="24"/>
+        </w:rPr>
+        <w:t xml:space="preserve">startDestinationId</w:t>
+      </w:r>
+      <w:r>
+        <w:rPr>
+          <w:rFonts w:ascii="Arial" w:hAnsi="Arial" w:eastAsia="Arial" w:cs="Arial"/>
+          <w:color w:val="bcbec4"/>
+          <w:sz w:val="24"/>
+        </w:rPr>
+        <w:t xml:space="preserve">) </w:t>
+      </w:r>
+      <w:r>
+        <w:rPr>
+          <w:rFonts w:ascii="Arial" w:hAnsi="Arial" w:eastAsia="Arial" w:cs="Arial"/>
+          <w:b/>
+          <w:color w:val="bcbec4"/>
+          <w:sz w:val="24"/>
+        </w:rPr>
+        <w:t xml:space="preserve">{                                    </w:t>
+      </w:r>
+      <w:r>
+        <w:rPr>
+          <w:rFonts w:ascii="Arial" w:hAnsi="Arial" w:eastAsia="Arial" w:cs="Arial"/>
+          <w:color w:val="c77dbb"/>
+          <w:sz w:val="24"/>
+        </w:rPr>
+        <w:t xml:space="preserve">saveState </w:t>
+      </w:r>
+      <w:r>
+        <w:rPr>
+          <w:rFonts w:ascii="Arial" w:hAnsi="Arial" w:eastAsia="Arial" w:cs="Arial"/>
+          <w:color w:val="bcbec4"/>
+          <w:sz w:val="24"/>
+        </w:rPr>
+        <w:t xml:space="preserve">= </w:t>
+      </w:r>
+      <w:r>
+        <w:rPr>
+          <w:rFonts w:ascii="Arial" w:hAnsi="Arial" w:eastAsia="Arial" w:cs="Arial"/>
+          <w:color w:val="cf8e6d"/>
+          <w:sz w:val="24"/>
+        </w:rPr>
+        <w:t xml:space="preserve">true                                </w:t>
+      </w:r>
+      <w:r>
+        <w:rPr>
+          <w:rFonts w:ascii="Arial" w:hAnsi="Arial" w:eastAsia="Arial" w:cs="Arial"/>
+          <w:b/>
+          <w:color w:val="bcbec4"/>
+          <w:sz w:val="24"/>
+        </w:rPr>
+        <w:t xml:space="preserve">}                                </w:t>
+      </w:r>
+      <w:r>
+        <w:rPr>
+          <w:rFonts w:ascii="Arial" w:hAnsi="Arial" w:eastAsia="Arial" w:cs="Arial"/>
+          <w:color w:val="c77dbb"/>
+          <w:sz w:val="24"/>
+        </w:rPr>
+        <w:t xml:space="preserve">launchSingleTop </w:t>
+      </w:r>
+      <w:r>
+        <w:rPr>
+          <w:rFonts w:ascii="Arial" w:hAnsi="Arial" w:eastAsia="Arial" w:cs="Arial"/>
+          <w:color w:val="bcbec4"/>
+          <w:sz w:val="24"/>
+        </w:rPr>
+        <w:t xml:space="preserve">= </w:t>
+      </w:r>
+      <w:r>
+        <w:rPr>
+          <w:rFonts w:ascii="Arial" w:hAnsi="Arial" w:eastAsia="Arial" w:cs="Arial"/>
+          <w:color w:val="cf8e6d"/>
+          <w:sz w:val="24"/>
+        </w:rPr>
+        <w:t xml:space="preserve">true                                </w:t>
+      </w:r>
+      <w:r>
+        <w:rPr>
+          <w:rFonts w:ascii="Arial" w:hAnsi="Arial" w:eastAsia="Arial" w:cs="Arial"/>
+          <w:color w:val="c77dbb"/>
+          <w:sz w:val="24"/>
+        </w:rPr>
+        <w:t xml:space="preserve">restoreState </w:t>
+      </w:r>
+      <w:r>
+        <w:rPr>
+          <w:rFonts w:ascii="Arial" w:hAnsi="Arial" w:eastAsia="Arial" w:cs="Arial"/>
+          <w:color w:val="bcbec4"/>
+          <w:sz w:val="24"/>
+        </w:rPr>
+        <w:t xml:space="preserve">= </w:t>
+      </w:r>
+      <w:r>
+        <w:rPr>
+          <w:rFonts w:ascii="Arial" w:hAnsi="Arial" w:eastAsia="Arial" w:cs="Arial"/>
+          <w:color w:val="cf8e6d"/>
+          <w:sz w:val="24"/>
+        </w:rPr>
+        <w:t xml:space="preserve">true                            </w:t>
+      </w:r>
+      <w:r>
+        <w:rPr>
+          <w:rFonts w:ascii="Arial" w:hAnsi="Arial" w:eastAsia="Arial" w:cs="Arial"/>
+          <w:b/>
+          <w:color w:val="bcbec4"/>
+          <w:sz w:val="24"/>
+        </w:rPr>
+        <w:t xml:space="preserve">}                        }</w:t>
+      </w:r>
+      <w:r>
+        <w:rPr>
+          <w:rFonts w:ascii="Arial" w:hAnsi="Arial" w:eastAsia="Arial" w:cs="Arial"/>
+          <w:color w:val="bcbec4"/>
+          <w:sz w:val="24"/>
+        </w:rPr>
+        <w:t xml:space="preserve">,</w:t>
+        <w:br/>
+        <w:t xml:space="preserve">                        </w:t>
+      </w:r>
+      <w:r>
+        <w:rPr>
+          <w:rFonts w:ascii="Arial" w:hAnsi="Arial" w:eastAsia="Arial" w:cs="Arial"/>
+          <w:color w:val="56c1d6"/>
+          <w:sz w:val="24"/>
+        </w:rPr>
+        <w:t xml:space="preserve">contentPadding = </w:t>
+      </w:r>
+      <w:r>
+        <w:rPr>
+          <w:rFonts w:ascii="Arial" w:hAnsi="Arial" w:eastAsia="Arial" w:cs="Arial"/>
+          <w:color w:val="bcbec4"/>
+          <w:sz w:val="24"/>
+        </w:rPr>
+        <w:t xml:space="preserve">ExposedDropdownMenuDefaults.</w:t>
+      </w:r>
+      <w:r>
+        <w:rPr>
+          <w:rFonts w:ascii="Arial" w:hAnsi="Arial" w:eastAsia="Arial" w:cs="Arial"/>
+          <w:color w:val="c77dbb"/>
+          <w:sz w:val="24"/>
+        </w:rPr>
+        <w:t xml:space="preserve">ItemContentPadding                    </w:t>
+      </w:r>
+      <w:r>
+        <w:rPr>
+          <w:rFonts w:ascii="Arial" w:hAnsi="Arial" w:eastAsia="Arial" w:cs="Arial"/>
+          <w:color w:val="bcbec4"/>
+          <w:sz w:val="24"/>
+        </w:rPr>
+        <w:t xml:space="preserve">)</w:t>
+        <w:br/>
+        <w:t xml:space="preserve">                </w:t>
+      </w:r>
+      <w:r>
+        <w:rPr>
+          <w:rFonts w:ascii="Arial" w:hAnsi="Arial" w:eastAsia="Arial" w:cs="Arial"/>
+          <w:b/>
+          <w:color w:val="bcbec4"/>
+          <w:sz w:val="24"/>
+        </w:rPr>
+        <w:t xml:space="preserve">}            }        }    }</w:t>
+      </w:r>
+      <w:r>
+        <w:rPr>
+          <w:rFonts w:ascii="Arial" w:hAnsi="Arial" w:eastAsia="Arial" w:cs="Arial"/>
+          <w:color w:val="bcbec4"/>
+          <w:sz w:val="24"/>
+        </w:rPr>
+        <w:t xml:space="preserve">}</w:t>
+      </w:r>
+      <w:r/>
+    </w:p>
+    <w:p>
+      <w:pPr>
+        <w:pBdr/>
+        <w:spacing/>
+        <w:ind/>
+        <w:rPr>
+          <w14:ligatures w14:val="none"/>
+        </w:rPr>
+      </w:pPr>
+      <w:r>
+        <w:rPr>
+          <w:highlight w:val="none"/>
+        </w:rPr>
+      </w:r>
+      <w:r>
+        <w:rPr>
+          <w:highlight w:val="none"/>
+        </w:rPr>
+      </w:r>
+      <w:r>
+        <w:rPr>
+          <w:highlight w:val="none"/>
+        </w:rPr>
+      </w:r>
     </w:p>
     <w:sectPr>
       <w:footnotePr/>

--- a/Andoid/Jetpack Compose/Jetpack Compose.docx
+++ b/Andoid/Jetpack Compose/Jetpack Compose.docx
@@ -1597,8 +1597,9 @@
       </w:r>
       <w:r>
         <w:rPr>
+          <w:bCs w:val="0"/>
           <w:i w:val="0"/>
-          <w:iCs w:val="0"/>
+          <w14:ligatures w14:val="none"/>
         </w:rPr>
       </w:r>
       <w:r>
@@ -1659,7 +1660,7 @@
           <w:rFonts w:ascii="Arial" w:hAnsi="Arial" w:eastAsia="Arial" w:cs="Arial"/>
           <w:color w:val="7f7f7f" w:themeColor="text1" w:themeTint="80"/>
           <w:sz w:val="24"/>
-          <w:highlight w:val="none"/>
+          <w:szCs w:val="24"/>
         </w:rPr>
       </w:r>
       <w:r>
@@ -1834,10 +1835,9 @@
       <w:r>
         <w:rPr>
           <w:rFonts w:ascii="Arial" w:hAnsi="Arial" w:eastAsia="Arial" w:cs="Arial"/>
-          <w:color w:val="cf8e6d"/>
+          <w:color w:val="bcbec4"/>
           <w:sz w:val="24"/>
           <w:szCs w:val="24"/>
-          <w:highlight w:val="none"/>
         </w:rPr>
       </w:r>
       <w:r>
@@ -2044,7 +2044,7 @@
       <w:r>
         <w:rPr>
           <w:rFonts w:ascii="Arial" w:hAnsi="Arial" w:eastAsia="Arial" w:cs="Arial"/>
-          <w:color w:val="cf8e6d"/>
+          <w:color w:val="bcbec4"/>
           <w:sz w:val="24"/>
           <w:szCs w:val="24"/>
         </w:rPr>
@@ -2145,7 +2145,7 @@
       <w:r>
         <w:rPr>
           <w:rFonts w:ascii="Arial" w:hAnsi="Arial" w:eastAsia="Arial" w:cs="Arial"/>
-          <w:color w:val="cf8e6d"/>
+          <w:color w:val="b3ae60"/>
           <w:sz w:val="24"/>
           <w:szCs w:val="24"/>
         </w:rPr>
@@ -2201,6 +2201,14 @@
           <w:szCs w:val="24"/>
         </w:rPr>
       </w:r>
+      <w:r>
+        <w:rPr>
+          <w:rFonts w:ascii="Arial" w:hAnsi="Arial" w:eastAsia="Arial" w:cs="Arial"/>
+          <w:color w:val="cf8e6d"/>
+          <w:sz w:val="24"/>
+          <w:szCs w:val="24"/>
+        </w:rPr>
+      </w:r>
     </w:p>
     <w:p>
       <w:pPr>
@@ -2247,8 +2255,6 @@
       <w:r>
         <w:rPr>
           <w:rFonts w:ascii="Arial" w:hAnsi="Arial" w:eastAsia="Arial" w:cs="Arial"/>
-          <w:b/>
-          <w:bCs/>
           <w:color w:val="bcbec4"/>
           <w:sz w:val="24"/>
           <w:szCs w:val="24"/>
@@ -2393,6 +2399,12 @@
           <w:szCs w:val="24"/>
         </w:rPr>
       </w:r>
+      <w:r>
+        <w:rPr>
+          <w:sz w:val="24"/>
+          <w:szCs w:val="24"/>
+        </w:rPr>
+      </w:r>
     </w:p>
     <w:p>
       <w:pPr>
@@ -2439,7 +2451,12 @@
           <w:szCs w:val="36"/>
           <w:highlight w:val="none"/>
         </w:rPr>
-        <w:t xml:space="preserve">Exposed Drope down menu box</w:t>
+        <w:t xml:space="preserve">Exposed drop down menu box</w:t>
+      </w:r>
+      <w:r>
+        <w:rPr>
+          <w14:ligatures w14:val="none"/>
+        </w:rPr>
       </w:r>
       <w:r>
         <w:rPr>
@@ -2463,7 +2480,12 @@
       <w:r>
         <w:t xml:space="preserve">ón.</w:t>
       </w:r>
-      <w:r/>
+      <w:r>
+        <w:rPr>
+          <w:highlight w:val="none"/>
+          <w14:ligatures w14:val="none"/>
+        </w:rPr>
+      </w:r>
     </w:p>
     <w:p>
       <w:pPr>
@@ -3942,6 +3964,541 @@
       </w:pPr>
       <w:r>
         <w:rPr>
+          <w14:ligatures w14:val="none"/>
+        </w:rPr>
+      </w:r>
+      <w:r>
+        <w:rPr>
+          <w14:ligatures w14:val="none"/>
+        </w:rPr>
+      </w:r>
+      <w:r>
+        <w:rPr>
+          <w14:ligatures w14:val="none"/>
+        </w:rPr>
+      </w:r>
+    </w:p>
+    <w:p>
+      <w:pPr>
+        <w:pStyle w:val="828"/>
+        <w:pBdr/>
+        <w:spacing/>
+        <w:ind/>
+        <w:rPr>
+          <w:b/>
+          <w:bCs/>
+          <w:color w:val="000000" w:themeColor="text1"/>
+          <w:sz w:val="36"/>
+          <w:szCs w:val="36"/>
+          <w14:ligatures w14:val="none"/>
+        </w:rPr>
+      </w:pPr>
+      <w:r>
+        <w:rPr>
+          <w:b/>
+          <w:bCs/>
+          <w:color w:val="000000" w:themeColor="text1"/>
+          <w:sz w:val="36"/>
+          <w:szCs w:val="36"/>
+          <w:highlight w:val="none"/>
+        </w:rPr>
+        <w:t xml:space="preserve">Modifier</w:t>
+      </w:r>
+      <w:r>
+        <w:rPr>
+          <w:b/>
+          <w:bCs/>
+          <w:color w:val="000000" w:themeColor="text1"/>
+          <w:sz w:val="36"/>
+          <w:szCs w:val="36"/>
+          <w14:ligatures w14:val="none"/>
+        </w:rPr>
+      </w:r>
+    </w:p>
+    <w:p>
+      <w:pPr>
+        <w:pStyle w:val="829"/>
+        <w:pBdr/>
+        <w:spacing/>
+        <w:ind/>
+        <w:rPr>
+          <w:b/>
+          <w:bCs/>
+          <w:color w:val="000000" w:themeColor="text1"/>
+          <w:sz w:val="32"/>
+          <w:szCs w:val="32"/>
+          <w:highlight w:val="none"/>
+          <w14:ligatures w14:val="none"/>
+        </w:rPr>
+      </w:pPr>
+      <w:r>
+        <w:rPr>
+          <w:b/>
+          <w:bCs/>
+          <w:color w:val="000000" w:themeColor="text1"/>
+          <w:sz w:val="32"/>
+          <w:szCs w:val="32"/>
+          <w14:ligatures w14:val="none"/>
+        </w:rPr>
+        <w:t xml:space="preserve">Row</w:t>
+      </w:r>
+      <w:r>
+        <w:rPr>
+          <w:sz w:val="32"/>
+          <w:szCs w:val="32"/>
+        </w:rPr>
+      </w:r>
+    </w:p>
+    <w:p>
+      <w:pPr>
+        <w:pStyle w:val="829"/>
+        <w:pBdr/>
+        <w:spacing/>
+        <w:ind/>
+        <w:rPr>
+          <w:sz w:val="32"/>
+          <w:szCs w:val="32"/>
+        </w:rPr>
+      </w:pPr>
+      <w:r>
+        <w:rPr>
+          <w:b/>
+          <w:bCs/>
+          <w:color w:val="000000" w:themeColor="text1"/>
+          <w:sz w:val="32"/>
+          <w:szCs w:val="32"/>
+          <w:highlight w:val="none"/>
+          <w14:ligatures w14:val="none"/>
+        </w:rPr>
+        <w:t xml:space="preserve">Column</w:t>
+      </w:r>
+      <w:r>
+        <w:rPr>
+          <w:b/>
+          <w:bCs/>
+          <w:color w:val="000000" w:themeColor="text1"/>
+          <w:sz w:val="32"/>
+          <w:szCs w:val="32"/>
+          <w:highlight w:val="none"/>
+          <w14:ligatures w14:val="none"/>
+        </w:rPr>
+      </w:r>
+      <w:r>
+        <w:rPr>
+          <w:sz w:val="32"/>
+          <w:szCs w:val="32"/>
+        </w:rPr>
+      </w:r>
+    </w:p>
+    <w:p>
+      <w:pPr>
+        <w:pStyle w:val="830"/>
+        <w:pBdr/>
+        <w:spacing/>
+        <w:ind/>
+        <w:rPr>
+          <w:sz w:val="28"/>
+          <w:szCs w:val="28"/>
+        </w:rPr>
+      </w:pPr>
+      <w:r>
+        <w:rPr>
+          <w:b/>
+          <w:bCs/>
+          <w:color w:val="000000" w:themeColor="text1"/>
+          <w:sz w:val="28"/>
+          <w:szCs w:val="28"/>
+          <w:highlight w:val="none"/>
+          <w14:ligatures w14:val="none"/>
+        </w:rPr>
+      </w:r>
+      <w:r>
+        <w:rPr>
+          <w:b/>
+          <w:bCs/>
+          <w:color w:val="000000" w:themeColor="text1"/>
+          <w:sz w:val="28"/>
+          <w:szCs w:val="28"/>
+          <w:highlight w:val="none"/>
+          <w14:ligatures w14:val="none"/>
+        </w:rPr>
+        <w:t xml:space="preserve">.verticalScroll</w:t>
+      </w:r>
+      <w:r>
+        <w:rPr>
+          <w:sz w:val="28"/>
+          <w:szCs w:val="28"/>
+        </w:rPr>
+      </w:r>
+    </w:p>
+    <w:p>
+      <w:pPr>
+        <w:pBdr/>
+        <w:spacing/>
+        <w:ind/>
+        <w:rPr>
+          <w:highlight w:val="none"/>
+          <w14:ligatures w14:val="none"/>
+        </w:rPr>
+      </w:pPr>
+      <w:r>
+        <w:t xml:space="preserve">Con esta propiedad puede habilitar que los elementos internos de una columna puedan ser scrolleados, el siguiente es un ejemplo que se aplic</w:t>
+      </w:r>
+      <w:r>
+        <w:t xml:space="preserve">ó en una columna que ten</w:t>
+      </w:r>
+      <w:r>
+        <w:t xml:space="preserve">ían varios Rows que no cab</w:t>
+      </w:r>
+      <w:r>
+        <w:t xml:space="preserve">ían a primera vista en la pantalla.</w:t>
+      </w:r>
+      <w:r/>
+    </w:p>
+    <w:p>
+      <w:pPr>
+        <w:pBdr>
+          <w:top w:val="none" w:color="000000" w:sz="4" w:space="0"/>
+          <w:left w:val="none" w:color="000000" w:sz="4" w:space="0"/>
+          <w:bottom w:val="none" w:color="000000" w:sz="4" w:space="0"/>
+          <w:right w:val="none" w:color="000000" w:sz="4" w:space="0"/>
+        </w:pBdr>
+        <w:shd w:val="clear" w:color="1e1f22" w:fill="1e1f22"/>
+        <w:spacing/>
+        <w:ind w:right="0" w:firstLine="0" w:left="0"/>
+        <w:rPr>
+          <w:rFonts w:ascii="Arial" w:hAnsi="Arial" w:eastAsia="Arial" w:cs="Arial"/>
+          <w:b/>
+          <w:bCs/>
+          <w:color w:val="bcbec4"/>
+          <w:sz w:val="24"/>
+          <w:szCs w:val="24"/>
+        </w:rPr>
+      </w:pPr>
+      <w:r>
+        <w:rPr>
+          <w:rFonts w:ascii="Arial" w:hAnsi="Arial" w:eastAsia="Arial" w:cs="Arial"/>
+          <w:color w:val="0da19e"/>
+          <w:sz w:val="24"/>
+        </w:rPr>
+        <w:t xml:space="preserve">Column</w:t>
+      </w:r>
+      <w:r>
+        <w:rPr>
+          <w:rFonts w:ascii="Arial" w:hAnsi="Arial" w:eastAsia="Arial" w:cs="Arial"/>
+          <w:color w:val="bcbec4"/>
+          <w:sz w:val="24"/>
+        </w:rPr>
+        <w:t xml:space="preserve">(</w:t>
+        <w:br/>
+        <w:t xml:space="preserve">    </w:t>
+      </w:r>
+      <w:r>
+        <w:rPr>
+          <w:rFonts w:ascii="Arial" w:hAnsi="Arial" w:eastAsia="Arial" w:cs="Arial"/>
+          <w:color w:val="56c1d6"/>
+          <w:sz w:val="24"/>
+        </w:rPr>
+        <w:t xml:space="preserve">modifier = </w:t>
+      </w:r>
+      <w:r>
+        <w:rPr>
+          <w:rFonts w:ascii="Arial" w:hAnsi="Arial" w:eastAsia="Arial" w:cs="Arial"/>
+          <w:color w:val="bcbec4"/>
+          <w:sz w:val="24"/>
+        </w:rPr>
+        <w:t xml:space="preserve">Modifier.</w:t>
+      </w:r>
+      <w:r>
+        <w:rPr>
+          <w:rFonts w:ascii="Arial" w:hAnsi="Arial" w:eastAsia="Arial" w:cs="Arial"/>
+          <w:i/>
+          <w:color w:val="57aaf7"/>
+          <w:sz w:val="24"/>
+        </w:rPr>
+        <w:t xml:space="preserve">verticalScroll</w:t>
+      </w:r>
+      <w:r>
+        <w:rPr>
+          <w:rFonts w:ascii="Arial" w:hAnsi="Arial" w:eastAsia="Arial" w:cs="Arial"/>
+          <w:color w:val="bcbec4"/>
+          <w:sz w:val="24"/>
+        </w:rPr>
+        <w:t xml:space="preserve">(</w:t>
+      </w:r>
+      <w:r>
+        <w:rPr>
+          <w:rFonts w:ascii="Arial" w:hAnsi="Arial" w:eastAsia="Arial" w:cs="Arial"/>
+          <w:color w:val="6bb38a"/>
+          <w:sz w:val="24"/>
+        </w:rPr>
+        <w:t xml:space="preserve">rememberScrollState</w:t>
+      </w:r>
+      <w:r>
+        <w:rPr>
+          <w:rFonts w:ascii="Arial" w:hAnsi="Arial" w:eastAsia="Arial" w:cs="Arial"/>
+          <w:color w:val="bcbec4"/>
+          <w:sz w:val="24"/>
+        </w:rPr>
+        <w:t xml:space="preserve">()),</w:t>
+        <w:br/>
+        <w:t xml:space="preserve">    </w:t>
+      </w:r>
+      <w:r>
+        <w:rPr>
+          <w:rFonts w:ascii="Arial" w:hAnsi="Arial" w:eastAsia="Arial" w:cs="Arial"/>
+          <w:color w:val="56c1d6"/>
+          <w:sz w:val="24"/>
+        </w:rPr>
+        <w:t xml:space="preserve">horizontalAlignment = </w:t>
+      </w:r>
+      <w:r>
+        <w:rPr>
+          <w:rFonts w:ascii="Arial" w:hAnsi="Arial" w:eastAsia="Arial" w:cs="Arial"/>
+          <w:color w:val="bcbec4"/>
+          <w:sz w:val="24"/>
+        </w:rPr>
+        <w:t xml:space="preserve">Alignment.</w:t>
+      </w:r>
+      <w:r>
+        <w:rPr>
+          <w:rFonts w:ascii="Arial" w:hAnsi="Arial" w:eastAsia="Arial" w:cs="Arial"/>
+          <w:color w:val="c77dbb"/>
+          <w:sz w:val="24"/>
+        </w:rPr>
+        <w:t xml:space="preserve">CenterHorizontally</w:t>
+      </w:r>
+      <w:r>
+        <w:rPr>
+          <w:rFonts w:ascii="Arial" w:hAnsi="Arial" w:eastAsia="Arial" w:cs="Arial"/>
+          <w:color w:val="bcbec4"/>
+          <w:sz w:val="24"/>
+        </w:rPr>
+        <w:t xml:space="preserve">) </w:t>
+      </w:r>
+      <w:r>
+        <w:rPr>
+          <w:rFonts w:ascii="Arial" w:hAnsi="Arial" w:eastAsia="Arial" w:cs="Arial"/>
+          <w:b/>
+          <w:color w:val="bcbec4"/>
+          <w:sz w:val="24"/>
+        </w:rPr>
+        <w:t xml:space="preserve">{</w:t>
+      </w:r>
+      <w:r>
+        <w:rPr>
+          <w:sz w:val="24"/>
+        </w:rPr>
+      </w:r>
+    </w:p>
+    <w:p>
+      <w:pPr>
+        <w:pBdr>
+          <w:top w:val="none" w:color="000000" w:sz="4" w:space="0"/>
+          <w:left w:val="none" w:color="000000" w:sz="4" w:space="0"/>
+          <w:bottom w:val="none" w:color="000000" w:sz="4" w:space="0"/>
+          <w:right w:val="none" w:color="000000" w:sz="4" w:space="0"/>
+        </w:pBdr>
+        <w:shd w:val="clear" w:color="1e1f22" w:fill="1e1f22"/>
+        <w:spacing/>
+        <w:ind w:right="0" w:firstLine="708" w:left="0"/>
+        <w:rPr>
+          <w:sz w:val="24"/>
+          <w:szCs w:val="24"/>
+        </w:rPr>
+      </w:pPr>
+      <w:r>
+        <w:rPr>
+          <w:rFonts w:ascii="Arial" w:hAnsi="Arial" w:eastAsia="Arial" w:cs="Arial"/>
+          <w:b/>
+          <w:color w:val="bcbec4"/>
+          <w:sz w:val="24"/>
+        </w:rPr>
+      </w:r>
+      <w:r>
+        <w:rPr>
+          <w:rFonts w:ascii="Arial" w:hAnsi="Arial" w:eastAsia="Arial" w:cs="Arial"/>
+          <w:color w:val="6bb38a"/>
+          <w:sz w:val="24"/>
+        </w:rPr>
+        <w:t xml:space="preserve">RenglonMetro</w:t>
+      </w:r>
+      <w:r>
+        <w:rPr>
+          <w:rFonts w:ascii="Arial" w:hAnsi="Arial" w:eastAsia="Arial" w:cs="Arial"/>
+          <w:color w:val="bcbec4"/>
+          <w:sz w:val="24"/>
+        </w:rPr>
+        <w:t xml:space="preserve">()</w:t>
+        <w:br/>
+        <w:tab/>
+      </w:r>
+      <w:r>
+        <w:rPr>
+          <w:rFonts w:ascii="Arial" w:hAnsi="Arial" w:eastAsia="Arial" w:cs="Arial"/>
+          <w:color w:val="6bb38a"/>
+          <w:sz w:val="24"/>
+        </w:rPr>
+        <w:t xml:space="preserve">RenglonKilometro</w:t>
+      </w:r>
+      <w:r>
+        <w:rPr>
+          <w:rFonts w:ascii="Arial" w:hAnsi="Arial" w:eastAsia="Arial" w:cs="Arial"/>
+          <w:color w:val="bcbec4"/>
+          <w:sz w:val="24"/>
+        </w:rPr>
+        <w:t xml:space="preserve">()</w:t>
+        <w:br/>
+        <w:tab/>
+      </w:r>
+      <w:r>
+        <w:rPr>
+          <w:rFonts w:ascii="Arial" w:hAnsi="Arial" w:eastAsia="Arial" w:cs="Arial"/>
+          <w:color w:val="6bb38a"/>
+          <w:sz w:val="24"/>
+        </w:rPr>
+        <w:t xml:space="preserve">RenglonCentimetro</w:t>
+      </w:r>
+      <w:r>
+        <w:rPr>
+          <w:rFonts w:ascii="Arial" w:hAnsi="Arial" w:eastAsia="Arial" w:cs="Arial"/>
+          <w:color w:val="bcbec4"/>
+          <w:sz w:val="24"/>
+        </w:rPr>
+        <w:t xml:space="preserve">()</w:t>
+        <w:br/>
+        <w:tab/>
+      </w:r>
+      <w:r>
+        <w:rPr>
+          <w:rFonts w:ascii="Arial" w:hAnsi="Arial" w:eastAsia="Arial" w:cs="Arial"/>
+          <w:color w:val="6bb38a"/>
+          <w:sz w:val="24"/>
+        </w:rPr>
+        <w:t xml:space="preserve">RenglonPulgada</w:t>
+      </w:r>
+      <w:r>
+        <w:rPr>
+          <w:rFonts w:ascii="Arial" w:hAnsi="Arial" w:eastAsia="Arial" w:cs="Arial"/>
+          <w:color w:val="bcbec4"/>
+          <w:sz w:val="24"/>
+        </w:rPr>
+        <w:t xml:space="preserve">()</w:t>
+        <w:br/>
+        <w:tab/>
+      </w:r>
+      <w:r>
+        <w:rPr>
+          <w:rFonts w:ascii="Arial" w:hAnsi="Arial" w:eastAsia="Arial" w:cs="Arial"/>
+          <w:color w:val="6bb38a"/>
+          <w:sz w:val="24"/>
+        </w:rPr>
+        <w:t xml:space="preserve">RenglonPie</w:t>
+      </w:r>
+      <w:r>
+        <w:rPr>
+          <w:rFonts w:ascii="Arial" w:hAnsi="Arial" w:eastAsia="Arial" w:cs="Arial"/>
+          <w:color w:val="bcbec4"/>
+          <w:sz w:val="24"/>
+        </w:rPr>
+        <w:t xml:space="preserve">()</w:t>
+        <w:br/>
+        <w:tab/>
+      </w:r>
+      <w:r>
+        <w:rPr>
+          <w:rFonts w:ascii="Arial" w:hAnsi="Arial" w:eastAsia="Arial" w:cs="Arial"/>
+          <w:color w:val="6bb38a"/>
+          <w:sz w:val="24"/>
+        </w:rPr>
+        <w:t xml:space="preserve">RenglonYarda</w:t>
+      </w:r>
+      <w:r>
+        <w:rPr>
+          <w:rFonts w:ascii="Arial" w:hAnsi="Arial" w:eastAsia="Arial" w:cs="Arial"/>
+          <w:color w:val="bcbec4"/>
+          <w:sz w:val="24"/>
+        </w:rPr>
+        <w:t xml:space="preserve">()</w:t>
+        <w:br/>
+        <w:tab/>
+      </w:r>
+      <w:r>
+        <w:rPr>
+          <w:rFonts w:ascii="Arial" w:hAnsi="Arial" w:eastAsia="Arial" w:cs="Arial"/>
+          <w:color w:val="6bb38a"/>
+          <w:sz w:val="24"/>
+        </w:rPr>
+        <w:t xml:space="preserve">RenglonMilla</w:t>
+      </w:r>
+      <w:r>
+        <w:rPr>
+          <w:rFonts w:ascii="Arial" w:hAnsi="Arial" w:eastAsia="Arial" w:cs="Arial"/>
+          <w:color w:val="bcbec4"/>
+          <w:sz w:val="24"/>
+        </w:rPr>
+        <w:t xml:space="preserve">()</w:t>
+        <w:br/>
+        <w:tab/>
+      </w:r>
+      <w:r>
+        <w:rPr>
+          <w:rFonts w:ascii="Arial" w:hAnsi="Arial" w:eastAsia="Arial" w:cs="Arial"/>
+          <w:color w:val="6bb38a"/>
+          <w:sz w:val="24"/>
+        </w:rPr>
+        <w:t xml:space="preserve">RenglonMillaNautica</w:t>
+      </w:r>
+      <w:r>
+        <w:rPr>
+          <w:rFonts w:ascii="Arial" w:hAnsi="Arial" w:eastAsia="Arial" w:cs="Arial"/>
+          <w:color w:val="bcbec4"/>
+          <w:sz w:val="24"/>
+        </w:rPr>
+        <w:t xml:space="preserve">()</w:t>
+        <w:br/>
+        <w:tab/>
+      </w:r>
+      <w:r>
+        <w:rPr>
+          <w:rFonts w:ascii="Arial" w:hAnsi="Arial" w:eastAsia="Arial" w:cs="Arial"/>
+          <w:color w:val="6bb38a"/>
+          <w:sz w:val="24"/>
+        </w:rPr>
+        <w:t xml:space="preserve">RenglonAnosLuz</w:t>
+      </w:r>
+      <w:r>
+        <w:rPr>
+          <w:rFonts w:ascii="Arial" w:hAnsi="Arial" w:eastAsia="Arial" w:cs="Arial"/>
+          <w:color w:val="bcbec4"/>
+          <w:sz w:val="24"/>
+        </w:rPr>
+        <w:t xml:space="preserve">()</w:t>
+        <w:br/>
+      </w:r>
+      <w:r>
+        <w:rPr>
+          <w:rFonts w:ascii="Arial" w:hAnsi="Arial" w:eastAsia="Arial" w:cs="Arial"/>
+          <w:b/>
+          <w:color w:val="bcbec4"/>
+          <w:sz w:val="24"/>
+        </w:rPr>
+        <w:t xml:space="preserve">}</w:t>
+      </w:r>
+      <w:r/>
+      <w:r/>
+    </w:p>
+    <w:p>
+      <w:pPr>
+        <w:pBdr/>
+        <w:spacing/>
+        <w:ind/>
+        <w:rPr>
+          <w14:ligatures w14:val="none"/>
+        </w:rPr>
+      </w:pPr>
+      <w:r>
+        <w:rPr>
           <w:highlight w:val="none"/>
         </w:rPr>
       </w:r>
@@ -3961,7 +4518,7 @@
       <w:endnotePr/>
       <w:type w:val="nextPage"/>
       <w:pgSz w:h="16838" w:orient="portrait" w:w="11906"/>
-      <w:pgMar w:top="1134" w:right="850" w:bottom="1134" w:left="1701" w:header="709" w:footer="709" w:gutter="0"/>
+      <w:pgMar w:top="1134" w:right="1134" w:bottom="1134" w:left="1134" w:header="709" w:footer="709" w:gutter="0"/>
       <w:cols w:num="1" w:sep="0" w:space="708" w:equalWidth="1"/>
     </w:sectPr>
   </w:body>
